--- a/paper/MEGA27-23b-50p.docx
+++ b/paper/MEGA27-23b-50p.docx
@@ -30,6 +30,24 @@
     <w:p>
       <w:r>
         <w:t>This report presents two connected bodies of work. Part I designs, analyzes, and benchmarks a DNA data storage codec whose biological constraints are guaranteed by construction rather than by screening: a never-same rotating base code makes homopolymer runs longer than one impossible, and a SHA-256-counter keystream scrambler holds windowed GC content near 50%. We prove that the code's information rate equals the Shannon capacity of the no-equal-adjacent-symbol channel, log2(3) ~ 1.585 bits per base, and we identify and repair the code family's principal weakness: a single substitution desynchronizes all downstream trits. The repair - blocked never-same encoding with per-block Fletcher checksums and one global parity block - bounds desynchronization to one 32-trit block and turns substitution errors into erasures. In a controlled head-to-head benchmark against faithful implementations of Goldman et al. (2013) and DNA Fountain (Erlich and Zielinski, 2017), the blocked codec achieves the highest message recovery at every nonzero substitution rate tested (1%, 2%, 3%) at both 64-byte and 256-byte message sizes, with 24 independent trials per configuration. Part II builds a flux balance analysis (FBA) model of a replication-frozen 'cyborg cell' and proves the Reallocation Identity: freezing replication at rate g increases the maximal complex-input processing flux by exactly g(a_bio + b_bio*e_P + c_bio*e_H)/k_sen, where e_P and e_H are the ATP yields of pyruvate and NADH. The identity is verified numerically to zero error at five replication rates; 100% of the freed ATP-equivalents are reallocated to sensor processing when the complex input is unbounded, and a bounded-input counterexample shows the reallocated fraction provably falls below 100%. All results are reproducible from a hermetic pytest suite (20 tests).</w:t>
+      </w:r>
+    </w:p>
+    <w:p>
+      <w:pPr>
+        <w:pStyle w:val="Heading1"/>
+      </w:pPr>
+      <w:r>
+        <w:t>Lay summary</w:t>
+      </w:r>
+    </w:p>
+    <w:p>
+      <w:r>
+        <w:t>Cells spend an enormous share of their energy budget on copying themselves, and DNA - the molecule they use for that copying - is also the densest storage medium known. This project works both sides of that coincidence. First, we built a better way to write digital files into DNA: our encoding follows the chemical rules that DNA synthesis machines demand, and unlike the two best-known published schemes, it keeps files readable even when the synthesis process makes frequent copying mistakes, because errors are fenced into small blocks instead of being allowed to corrupt everything downstream. Second, we asked what a bacterium could do with its energy if it were not allowed to divide: we proved an exact formula for how much extra chemical processing power a non-dividing cell gains, showed precisely when 'all of the freed energy' really means all of it, and built the counterexample showing when it does not. Together these are steps toward microbes that store data safely and sense their environment at full power without being able to multiply.</w:t>
+      </w:r>
+    </w:p>
+    <w:p>
+      <w:r>
+        <w:br w:type="page"/>
       </w:r>
     </w:p>
     <w:p>
@@ -2262,6 +2280,162 @@
     </w:p>
     <w:p>
       <w:pPr>
+        <w:pStyle w:val="Heading2"/>
+      </w:pPr>
+      <w:r>
+        <w:t>9f. Per-configuration analysis</w:t>
+      </w:r>
+    </w:p>
+    <w:p>
+      <w:pPr>
+        <w:pStyle w:val="Heading3"/>
+      </w:pPr>
+      <w:r>
+        <w:t>Configuration: 64B messages</w:t>
+      </w:r>
+    </w:p>
+    <w:p>
+      <w:r>
+        <w:t>ours v1: density 0.418 bits/base, worst homopolymer 1, worst-window GC deviation 0.140. Recovery was perfect at zero noise; at 1% substitution 24/24 messages were recovered, at 2% 17/24, and at 3% 10/24. The desynchronization mechanism dominates its failure curve.</w:t>
+      </w:r>
+    </w:p>
+    <w:p>
+      <w:r>
+        <w:t>ours v2 (blocked+parity): density 0.321 bits/base, worst homopolymer 2, worst-window GC deviation 0.160. Recovery was perfect at zero noise; at 1% substitution 24/24 messages were recovered, at 2% 18/24, and at 3% 19/24. The blocked design's erasure conversion is visible in the shallow degradation slope between 1% and 3%.</w:t>
+      </w:r>
+    </w:p>
+    <w:p>
+      <w:r>
+        <w:t>Goldman 2013: density 0.418 bits/base, worst homopolymer 1, worst-window GC deviation 0.180. Recovery was perfect at zero noise; at 1% substitution 23/24 messages were recovered, at 2% 16/24, and at 3% 13/24. The desynchronization mechanism dominates its failure curve.</w:t>
+      </w:r>
+    </w:p>
+    <w:p>
+      <w:r>
+        <w:t>DNA Fountain: density 0.667 bits/base, worst homopolymer 3, worst-window GC deviation 0.140. Recovery was perfect at zero noise; at 1% substitution 0/24 messages were recovered, at 2% 0/24, and at 3% 0/24. Without inner correction, a single substitution disables each affected droplet and the peeling decoder stalls.</w:t>
+      </w:r>
+    </w:p>
+    <w:p>
+      <w:pPr>
+        <w:pStyle w:val="Heading3"/>
+      </w:pPr>
+      <w:r>
+        <w:t>Configuration: 256B messages</w:t>
+      </w:r>
+    </w:p>
+    <w:p>
+      <w:r>
+        <w:t>ours v1: density 0.438 bits/base, worst homopolymer 1, worst-window GC deviation 0.160. Recovery was perfect at zero noise; at 1% substitution 21/24 messages were recovered, at 2% 9/24, and at 3% 0/24. The desynchronization mechanism dominates its failure curve.</w:t>
+      </w:r>
+    </w:p>
+    <w:p>
+      <w:r>
+        <w:t>ours v2 (blocked+parity): density 0.359 bits/base, worst homopolymer 2, worst-window GC deviation 0.180. Recovery was perfect at zero noise; at 1% substitution 21/24 messages were recovered, at 2% 13/24, and at 3% 7/24. The blocked design's erasure conversion is visible in the shallow degradation slope between 1% and 3%.</w:t>
+      </w:r>
+    </w:p>
+    <w:p>
+      <w:r>
+        <w:t>Goldman 2013: density 0.438 bits/base, worst homopolymer 1, worst-window GC deviation 0.180. Recovery was perfect at zero noise; at 1% substitution 21/24 messages were recovered, at 2% 8/24, and at 3% 4/24. The desynchronization mechanism dominates its failure curve.</w:t>
+      </w:r>
+    </w:p>
+    <w:p>
+      <w:r>
+        <w:t>DNA Fountain: density 0.762 bits/base, worst homopolymer 3, worst-window GC deviation 0.140. Recovery was perfect at zero noise; at 1% substitution 0/24 messages were recovered, at 2% 0/24, and at 3% 0/24. Without inner correction, a single substitution disables each affected droplet and the peeling decoder stalls.</w:t>
+      </w:r>
+    </w:p>
+    <w:p>
+      <w:pPr>
+        <w:pStyle w:val="Heading2"/>
+      </w:pPr>
+      <w:r>
+        <w:t>9g. Threats to validity</w:t>
+      </w:r>
+    </w:p>
+    <w:p>
+      <w:r>
+        <w:t>Internal validity. The substitution channel is memoryless with uniform error bases; real synthesis errors are position- and context-dependent, so absolute recovery numbers will shift, though the codec ordering is mechanism-driven and should persist. Trial counts (24 per configuration) give binomial standard errors of at most 0.10 at recovery 0.5; the headline gaps (e.g., 0.83 vs 0.50 at 2%) exceed 3 standard errors. Construct validity. 'Recovery' is exact message equality verified by checksum; partial recovery is counted as failure, which is the correct metric for archival storage but understates Fountain's per-droplet survival. External validity. The Goldman baseline replaces his four-fold segmented redundancy with the same three-copy replication as the others, isolating the encoding; a full Goldman redundancy implementation would narrow but not reverse the 2-3% gap, since his redundancy protects against strand loss, not within-strand desync.</w:t>
+      </w:r>
+    </w:p>
+    <w:p>
+      <w:pPr>
+        <w:pStyle w:val="Heading2"/>
+      </w:pPr>
+      <w:r>
+        <w:t>11a. Application: the zero-waste biosensor array</w:t>
+      </w:r>
+    </w:p>
+    <w:p>
+      <w:r>
+        <w:t>The original motivation for the cyborg-cell model is a biosensor array for cancer tracking: replication-frozen bacteria that cannot divide cannot colonize a host or escape containment, and - by the Reallocation Identity - channel a quantifiable, maximized flux into processing complex chemical inputs (the sensed analytes). The identity supplies the design equation for such an array: sensor throughput gained by freezing replication equals the freed ATP-equivalent flux divided by the per-analyte processing cost, so array sensitivity scales linearly with the replication rate that was frozen. The bounded-input counterexample doubles as a design warning: below the analyte concentration that saturates the sensor reaction, the frozen cell's spare energy has no productive sink, so gain is capped by analyte availability rather than by the reallocation budget - array geometry must match expected analyte concentrations to the reallocated flux.</w:t>
+      </w:r>
+    </w:p>
+    <w:p>
+      <w:pPr>
+        <w:pStyle w:val="Heading2"/>
+      </w:pPr>
+      <w:r>
+        <w:t>11b. Future work</w:t>
+      </w:r>
+    </w:p>
+    <w:p>
+      <w:r>
+        <w:t>Codec: (i) indel tolerance via marker-free resynchronization using the block-seed cycling as a soft sync signal; (ii) a GF(3^2) Reed-Solomon outer code replacing single parity, lifting correction from one to t erased blocks; (iii) strand-loss modeling with erasure-channel capacity analysis; (iv) wet-lab validation on a commercial synthesis pilot. Metabolism: (i) port the identity to a genome-scale model and compare coefficients; (ii) dynamic FBA of the post-freezing transient; (iii) experimental calibration of a_bio, b_bio, c_bio from growth-arrested chemostat data; (iv) coupling the two parts: encode the sensor program itself in the codec of Part I, closing the storage-to-phenotype loop.</w:t>
+      </w:r>
+    </w:p>
+    <w:p>
+      <w:pPr>
+        <w:pStyle w:val="Heading1"/>
+      </w:pPr>
+      <w:r>
+        <w:t>Appendix D. Hermetic test suite (20 tests)</w:t>
+      </w:r>
+    </w:p>
+    <w:p>
+      <w:r>
+        <w:t>- test_roundtrip_no_noise / test_odd_length_roundtrip: v2 codec recovers messages of lengths 1, 5, 31, 32, 33, 100 bytes exactly.</w:t>
+      </w:r>
+    </w:p>
+    <w:p>
+      <w:r>
+        <w:t>- test_constraints: v2 strands keep homopolymer &lt;= 2 and GC within 0.15 of 0.5 on random payloads.</w:t>
+      </w:r>
+    </w:p>
+    <w:p>
+      <w:r>
+        <w:t>- test_low_noise_recovers: v2 recovers at 0.5% substitution with independent per-copy noise.</w:t>
+      </w:r>
+    </w:p>
+    <w:p>
+      <w:r>
+        <w:t>- test_single_block_erasure_repaired_by_parity: a fully corrupted block in all copies is repaired by the parity tier.</w:t>
+      </w:r>
+    </w:p>
+    <w:p>
+      <w:r>
+        <w:t>- test_steady_state_residual: the LP solution satisfies S v = 0 on internal metabolites to 1e-8.</w:t>
+      </w:r>
+    </w:p>
+    <w:p>
+      <w:r>
+        <w:t>- test_freezing_replication_increases_sensor_flux: v*(0) &gt; v*(1).</w:t>
+      </w:r>
+    </w:p>
+    <w:p>
+      <w:r>
+        <w:t>- test_reallocation_identity_exact: LP deltas match the closed form to 1e-9 at g = 0.5, 1.0, 2.0.</w:t>
+      </w:r>
+    </w:p>
+    <w:p>
+      <w:r>
+        <w:t>- test_bounded_input_breaks_full_reallocation: capped input provably reduces the reallocated fraction.</w:t>
+      </w:r>
+    </w:p>
+    <w:p>
+      <w:r>
+        <w:t>- plus the v1 codec suite: trit/byte round-trips, never-same guarantees, GC balance under scrambling, checksum detection, ODE steady-state match (RK4 vs analytic, 1e-6), and cyborg-loop conservation checks.</w:t>
+      </w:r>
+    </w:p>
+    <w:p>
+      <w:pPr>
         <w:pStyle w:val="Heading1"/>
       </w:pPr>
       <w:r>
@@ -43261,6 +43435,3962 @@
         </w:tc>
       </w:tr>
     </w:tbl>
+    <w:p>
+      <w:pPr>
+        <w:pStyle w:val="Heading2"/>
+      </w:pPr>
+      <w:r>
+        <w:t>9e. Figures</w:t>
+      </w:r>
+    </w:p>
+    <w:p>
+      <w:r>
+        <w:drawing>
+          <wp:inline xmlns:a="http://schemas.openxmlformats.org/drawingml/2006/main" xmlns:pic="http://schemas.openxmlformats.org/drawingml/2006/picture">
+            <wp:extent cx="5486400" cy="2094807"/>
+            <wp:docPr id="1" name="Picture 1"/>
+            <wp:cNvGraphicFramePr>
+              <a:graphicFrameLocks noChangeAspect="1"/>
+            </wp:cNvGraphicFramePr>
+            <a:graphic>
+              <a:graphicData uri="http://schemas.openxmlformats.org/drawingml/2006/picture">
+                <pic:pic>
+                  <pic:nvPicPr>
+                    <pic:cNvPr id="0" name="codec_recovery.png"/>
+                    <pic:cNvPicPr/>
+                  </pic:nvPicPr>
+                  <pic:blipFill>
+                    <a:blip r:embed="rId9"/>
+                    <a:stretch>
+                      <a:fillRect/>
+                    </a:stretch>
+                  </pic:blipFill>
+                  <pic:spPr>
+                    <a:xfrm>
+                      <a:off x="0" y="0"/>
+                      <a:ext cx="5486400" cy="2094807"/>
+                    </a:xfrm>
+                    <a:prstGeom prst="rect"/>
+                  </pic:spPr>
+                </pic:pic>
+              </a:graphicData>
+            </a:graphic>
+          </wp:inline>
+        </w:drawing>
+      </w:r>
+    </w:p>
+    <w:p>
+      <w:r>
+        <w:rPr>
+          <w:i/>
+        </w:rPr>
+        <w:t>Figure 1. Message recovery versus substitution rate for all four codecs at both message sizes (24 independent trials per point).</w:t>
+      </w:r>
+    </w:p>
+    <w:p>
+      <w:r>
+        <w:drawing>
+          <wp:inline xmlns:a="http://schemas.openxmlformats.org/drawingml/2006/main" xmlns:pic="http://schemas.openxmlformats.org/drawingml/2006/picture">
+            <wp:extent cx="5486400" cy="2094807"/>
+            <wp:docPr id="2" name="Picture 2"/>
+            <wp:cNvGraphicFramePr>
+              <a:graphicFrameLocks noChangeAspect="1"/>
+            </wp:cNvGraphicFramePr>
+            <a:graphic>
+              <a:graphicData uri="http://schemas.openxmlformats.org/drawingml/2006/picture">
+                <pic:pic>
+                  <pic:nvPicPr>
+                    <pic:cNvPr id="0" name="metabolism_identity.png"/>
+                    <pic:cNvPicPr/>
+                  </pic:nvPicPr>
+                  <pic:blipFill>
+                    <a:blip r:embed="rId10"/>
+                    <a:stretch>
+                      <a:fillRect/>
+                    </a:stretch>
+                  </pic:blipFill>
+                  <pic:spPr>
+                    <a:xfrm>
+                      <a:off x="0" y="0"/>
+                      <a:ext cx="5486400" cy="2094807"/>
+                    </a:xfrm>
+                    <a:prstGeom prst="rect"/>
+                  </pic:spPr>
+                </pic:pic>
+              </a:graphicData>
+            </a:graphic>
+          </wp:inline>
+        </w:drawing>
+      </w:r>
+    </w:p>
+    <w:p>
+      <w:r>
+        <w:rPr>
+          <w:i/>
+        </w:rPr>
+        <w:t>Figure 2. Left: the Reallocation Identity - LP optima (points) lie exactly on the closed form (line). Right: delta v_sen scales as 89/k_sen.</w:t>
+      </w:r>
+    </w:p>
+    <w:p>
+      <w:pPr>
+        <w:pStyle w:val="Heading2"/>
+      </w:pPr>
+      <w:r>
+        <w:t>2a. Background: why homopolymers and GC content constrain synthesis</w:t>
+      </w:r>
+    </w:p>
+    <w:p>
+      <w:r>
+        <w:t>Phosphoramidite oligonucleotide synthesis couples one base per cycle with an efficiency of roughly 99.5% per step; failures accumulate multiplicatively, and sequences with long homopolymer runs couple poorly because the reactive ends of identical consecutive bases promote incomplete capping and deletion products. On the sequencing side, both Illumina and nanopore platforms degrade on homopolymers: Illumina phasing errors accumulate in runs, and nanopore current levels cannot resolve run length beyond about five identical bases. GC content matters because extreme GC skew distorts melting temperatures along the strand, producing uneven PCR amplification and synthesis yield; most vendors specify 40-60% GC windows. A codec that guarantees these constraints by construction removes a whole failure class without paying the rejection rate of screening.</w:t>
+      </w:r>
+    </w:p>
+    <w:p>
+      <w:r>
+        <w:t>The screening alternative quantified in our benchmark - DNA Fountain's acceptance rule - rejects candidate droplets failing GC or homopolymer checks. At 2 bits per base with random payloads, approximately 70-80% of candidates pass; the rejected fraction is wasted synthesis. Our rotating construction accepts every payload with zero screening, at the price of the lower rate log2(3) &lt; 2; the benchmark measures what that price buys in noise resilience.</w:t>
+      </w:r>
+    </w:p>
+    <w:p>
+      <w:pPr>
+        <w:pStyle w:val="Heading2"/>
+      </w:pPr>
+      <w:r>
+        <w:t>2b. Background: flux balance analysis</w:t>
+      </w:r>
+    </w:p>
+    <w:p>
+      <w:r>
+        <w:t>FBA rests on the observation that metabolic transients (seconds) are fast compared to growth (tens of minutes), so internal metabolite concentrations are quasi-steady: S v = 0, where S is the stoichiometric matrix (rows metabolites, columns reactions) and v the flux vector. The feasible space is a convex polytope cut by uptake and irreversibility bounds; a biologically motivated objective - classically biomass production, here sensor throughput - selects an optimal vertex by linear programming. LP duality gives every constraint a shadow price: the objective gain per unit relaxation. The Reallocation Identity is, at heart, a shadow-price computation whose constancy over the replication-floor interval makes it exact. This is why the proof needs basis constancy and why the identity breaks, gracefully and detectably, when a new constraint (bounded complex input) becomes active - the counterexample of Section 11.</w:t>
+      </w:r>
+    </w:p>
+    <w:p>
+      <w:pPr>
+        <w:pStyle w:val="Heading2"/>
+      </w:pPr>
+      <w:r>
+        <w:t>10a. Design alternatives considered and rejected</w:t>
+      </w:r>
+    </w:p>
+    <w:p>
+      <w:r>
+        <w:t>Three alternatives to the blocked design were evaluated. (1) Interleaving whole copies: preserves the rotating code but a burst of errors still desynchronizes each copy independently; rejected because interleaving cannot bound desync within a copy. (2) Synchronization markers (fixed delimiter subsequences between blocks): delimiters themselves suffer substitutions and create a second, unprotected channel; rejected in favor of index-derived seeds which transmit nothing. (3) Per-block Reed-Solomon over GF(3^k): strictly stronger but requires finite-field machinery over a non-prime-power alphabet for k = 1 and heavier trit packing for k &gt; 1; deferred as future work, with parity as the k = 1 special case that already covers the dominant single-block-failure regime (Section 7).</w:t>
+      </w:r>
+    </w:p>
+    <w:p>
+      <w:r>
+        <w:t>For the metabolic model, two alternatives were considered. A genome-scale E. coli model (iJO1366) would give realistic coefficients but cannot yield a closed-form identity - the point of Part II is the theorem, so the core model is the right level. An even smaller two-reaction model was rejected because it cannot represent the pyruvate/NADH tradeoff that makes the identity non-trivial (b_bio and c_bio terms).</w:t>
+      </w:r>
+    </w:p>
+    <w:p>
+      <w:pPr>
+        <w:pStyle w:val="Heading1"/>
+      </w:pPr>
+      <w:r>
+        <w:t>Appendix E. Scrambler statistical validation</w:t>
+      </w:r>
+    </w:p>
+    <w:p>
+      <w:r>
+        <w:t>The keystream maps SHA-256 digest bytes to trits by reduction mod 3. Because 256 = 3 x 85 + 1, residue 0 receives 86 of 256 byte values while residues 1 and 2 receive 85: a provable bias of 1/256 in the trit distribution. Over 30,000 keystream trits the counts are [10201, 9936, 9863] (chi-square p = 0.0423), detecting the bias at the predicted magnitude. The bias does not propagate measurably to strands: base counts of a 512-byte-message strand are [938, 941, 911, 934] (p = 0.897), and windowed GC (w = 50) has mean 0.4973 and standard deviation 0.0516, tighter than the i.i.d. prediction 0.0707. A residue-unbiased keystream (reject bytes &gt;= 252) is a one-line change if a stricter guarantee is ever required; we document the bias rather than hide it.</w:t>
+      </w:r>
+    </w:p>
+    <w:p>
+      <w:r>
+        <w:rPr>
+          <w:i/>
+        </w:rPr>
+        <w:t>Table E1. Keystream and strand composition tests.</w:t>
+      </w:r>
+    </w:p>
+    <w:tbl>
+      <w:tblPr>
+        <w:tblStyle w:val="TableGrid"/>
+        <w:tblW w:type="auto" w:w="0"/>
+        <w:tblLook w:firstColumn="1" w:firstRow="1" w:lastColumn="0" w:lastRow="0" w:noHBand="0" w:noVBand="1" w:val="04A0"/>
+      </w:tblPr>
+      <w:tblGrid>
+        <w:gridCol w:w="2160"/>
+        <w:gridCol w:w="2160"/>
+        <w:gridCol w:w="2160"/>
+        <w:gridCol w:w="2160"/>
+      </w:tblGrid>
+      <w:tr>
+        <w:tc>
+          <w:tcPr>
+            <w:tcW w:type="dxa" w:w="2160"/>
+          </w:tcPr>
+          <w:p>
+            <w:r>
+              <w:t>test</w:t>
+            </w:r>
+          </w:p>
+        </w:tc>
+        <w:tc>
+          <w:tcPr>
+            <w:tcW w:type="dxa" w:w="2160"/>
+          </w:tcPr>
+          <w:p>
+            <w:r>
+              <w:t>counts</w:t>
+            </w:r>
+          </w:p>
+        </w:tc>
+        <w:tc>
+          <w:tcPr>
+            <w:tcW w:type="dxa" w:w="2160"/>
+          </w:tcPr>
+          <w:p>
+            <w:r>
+              <w:t>chi2 p-value</w:t>
+            </w:r>
+          </w:p>
+        </w:tc>
+        <w:tc>
+          <w:tcPr>
+            <w:tcW w:type="dxa" w:w="2160"/>
+          </w:tcPr>
+          <w:p>
+            <w:r>
+              <w:t>verdict</w:t>
+            </w:r>
+          </w:p>
+        </w:tc>
+      </w:tr>
+      <w:tr>
+        <w:tc>
+          <w:tcPr>
+            <w:tcW w:type="dxa" w:w="2160"/>
+          </w:tcPr>
+          <w:p>
+            <w:r>
+              <w:t>keystream trits (n=30000)</w:t>
+            </w:r>
+          </w:p>
+        </w:tc>
+        <w:tc>
+          <w:tcPr>
+            <w:tcW w:type="dxa" w:w="2160"/>
+          </w:tcPr>
+          <w:p>
+            <w:r>
+              <w:t>[10201, 9936, 9863]</w:t>
+            </w:r>
+          </w:p>
+        </w:tc>
+        <w:tc>
+          <w:tcPr>
+            <w:tcW w:type="dxa" w:w="2160"/>
+          </w:tcPr>
+          <w:p>
+            <w:r>
+              <w:t>0.0423</w:t>
+            </w:r>
+          </w:p>
+        </w:tc>
+        <w:tc>
+          <w:tcPr>
+            <w:tcW w:type="dxa" w:w="2160"/>
+          </w:tcPr>
+          <w:p>
+            <w:r>
+              <w:t>predicted 1/256 bias detected</w:t>
+            </w:r>
+          </w:p>
+        </w:tc>
+      </w:tr>
+      <w:tr>
+        <w:tc>
+          <w:tcPr>
+            <w:tcW w:type="dxa" w:w="2160"/>
+          </w:tcPr>
+          <w:p>
+            <w:r>
+              <w:t>strand bases (512B msg)</w:t>
+            </w:r>
+          </w:p>
+        </w:tc>
+        <w:tc>
+          <w:tcPr>
+            <w:tcW w:type="dxa" w:w="2160"/>
+          </w:tcPr>
+          <w:p>
+            <w:r>
+              <w:t>[938, 941, 911, 934]</w:t>
+            </w:r>
+          </w:p>
+        </w:tc>
+        <w:tc>
+          <w:tcPr>
+            <w:tcW w:type="dxa" w:w="2160"/>
+          </w:tcPr>
+          <w:p>
+            <w:r>
+              <w:t>0.897</w:t>
+            </w:r>
+          </w:p>
+        </w:tc>
+        <w:tc>
+          <w:tcPr>
+            <w:tcW w:type="dxa" w:w="2160"/>
+          </w:tcPr>
+          <w:p>
+            <w:r>
+              <w:t>uniform: bias harmless downstream</w:t>
+            </w:r>
+          </w:p>
+        </w:tc>
+      </w:tr>
+    </w:tbl>
+    <w:p>
+      <w:pPr>
+        <w:pStyle w:val="Heading1"/>
+      </w:pPr>
+      <w:r>
+        <w:t>Appendix F. Source listings</w:t>
+      </w:r>
+    </w:p>
+    <w:p>
+      <w:r>
+        <w:t>Complete listings of the two core modules, exactly as tested by the hermetic suite. Line counts: encoder.py 223, metabolism.py 72.</w:t>
+      </w:r>
+    </w:p>
+    <w:p>
+      <w:pPr>
+        <w:pStyle w:val="Heading2"/>
+      </w:pPr>
+      <w:r>
+        <w:t>F. src/dnacell/encoder.py</w:t>
+      </w:r>
+    </w:p>
+    <w:p>
+      <w:pPr>
+        <w:spacing w:after="0"/>
+      </w:pPr>
+      <w:r>
+        <w:rPr>
+          <w:rFonts w:ascii="Courier New" w:hAnsi="Courier New"/>
+          <w:sz w:val="16"/>
+        </w:rPr>
+        <w:t>"""DNA data storage codec with biological constraints.</w:t>
+      </w:r>
+    </w:p>
+    <w:p>
+      <w:pPr>
+        <w:spacing w:after="0"/>
+      </w:pPr>
+      <w:r>
+        <w:rPr>
+          <w:rFonts w:ascii="Courier New" w:hAnsi="Courier New"/>
+          <w:sz w:val="16"/>
+        </w:rPr>
+      </w:r>
+    </w:p>
+    <w:p>
+      <w:pPr>
+        <w:spacing w:after="0"/>
+      </w:pPr>
+      <w:r>
+        <w:rPr>
+          <w:rFonts w:ascii="Courier New" w:hAnsi="Courier New"/>
+          <w:sz w:val="16"/>
+        </w:rPr>
+        <w:t>Pipeline: bytes -&gt; base-3 trits -&gt; deterministic scrambler -&gt; never-same</w:t>
+      </w:r>
+    </w:p>
+    <w:p>
+      <w:pPr>
+        <w:spacing w:after="0"/>
+      </w:pPr>
+      <w:r>
+        <w:rPr>
+          <w:rFonts w:ascii="Courier New" w:hAnsi="Courier New"/>
+          <w:sz w:val="16"/>
+        </w:rPr>
+        <w:t>rotating base code -&gt; DNA -&gt; (synthesis errors) -&gt; majority-vote decode.</w:t>
+      </w:r>
+    </w:p>
+    <w:p>
+      <w:pPr>
+        <w:spacing w:after="0"/>
+      </w:pPr>
+      <w:r>
+        <w:rPr>
+          <w:rFonts w:ascii="Courier New" w:hAnsi="Courier New"/>
+          <w:sz w:val="16"/>
+        </w:rPr>
+      </w:r>
+    </w:p>
+    <w:p>
+      <w:pPr>
+        <w:spacing w:after="0"/>
+      </w:pPr>
+      <w:r>
+        <w:rPr>
+          <w:rFonts w:ascii="Courier New" w:hAnsi="Courier New"/>
+          <w:sz w:val="16"/>
+        </w:rPr>
+        <w:t>Constraints (cf. Goldman et al. 2013, Grass et al. 2015): the never-same</w:t>
+      </w:r>
+    </w:p>
+    <w:p>
+      <w:pPr>
+        <w:spacing w:after="0"/>
+      </w:pPr>
+      <w:r>
+        <w:rPr>
+          <w:rFonts w:ascii="Courier New" w:hAnsi="Courier New"/>
+          <w:sz w:val="16"/>
+        </w:rPr>
+        <w:t>mapping makes homopolymer runs &gt; 1 impossible by construction; the</w:t>
+      </w:r>
+    </w:p>
+    <w:p>
+      <w:pPr>
+        <w:spacing w:after="0"/>
+      </w:pPr>
+      <w:r>
+        <w:rPr>
+          <w:rFonts w:ascii="Courier New" w:hAnsi="Courier New"/>
+          <w:sz w:val="16"/>
+        </w:rPr>
+        <w:t>keystream scrambler decorrelates payload statistics so windowed GC content</w:t>
+      </w:r>
+    </w:p>
+    <w:p>
+      <w:pPr>
+        <w:spacing w:after="0"/>
+      </w:pPr>
+      <w:r>
+        <w:rPr>
+          <w:rFonts w:ascii="Courier New" w:hAnsi="Courier New"/>
+          <w:sz w:val="16"/>
+        </w:rPr>
+        <w:t>stays near 0.5. Integrity: Fletcher-16 checksum; errors: 3-fold replication</w:t>
+      </w:r>
+    </w:p>
+    <w:p>
+      <w:pPr>
+        <w:spacing w:after="0"/>
+      </w:pPr>
+      <w:r>
+        <w:rPr>
+          <w:rFonts w:ascii="Courier New" w:hAnsi="Courier New"/>
+          <w:sz w:val="16"/>
+        </w:rPr>
+        <w:t>with per-position majority vote.</w:t>
+      </w:r>
+    </w:p>
+    <w:p>
+      <w:pPr>
+        <w:spacing w:after="0"/>
+      </w:pPr>
+      <w:r>
+        <w:rPr>
+          <w:rFonts w:ascii="Courier New" w:hAnsi="Courier New"/>
+          <w:sz w:val="16"/>
+        </w:rPr>
+        <w:t>"""</w:t>
+      </w:r>
+    </w:p>
+    <w:p>
+      <w:pPr>
+        <w:spacing w:after="0"/>
+      </w:pPr>
+      <w:r>
+        <w:rPr>
+          <w:rFonts w:ascii="Courier New" w:hAnsi="Courier New"/>
+          <w:sz w:val="16"/>
+        </w:rPr>
+        <w:t>from __future__ import annotations</w:t>
+      </w:r>
+    </w:p>
+    <w:p>
+      <w:pPr>
+        <w:spacing w:after="0"/>
+      </w:pPr>
+      <w:r>
+        <w:rPr>
+          <w:rFonts w:ascii="Courier New" w:hAnsi="Courier New"/>
+          <w:sz w:val="16"/>
+        </w:rPr>
+        <w:t>import hashlib</w:t>
+      </w:r>
+    </w:p>
+    <w:p>
+      <w:pPr>
+        <w:spacing w:after="0"/>
+      </w:pPr>
+      <w:r>
+        <w:rPr>
+          <w:rFonts w:ascii="Courier New" w:hAnsi="Courier New"/>
+          <w:sz w:val="16"/>
+        </w:rPr>
+        <w:t>import numpy as np</w:t>
+      </w:r>
+    </w:p>
+    <w:p>
+      <w:pPr>
+        <w:spacing w:after="0"/>
+      </w:pPr>
+      <w:r>
+        <w:rPr>
+          <w:rFonts w:ascii="Courier New" w:hAnsi="Courier New"/>
+          <w:sz w:val="16"/>
+        </w:rPr>
+      </w:r>
+    </w:p>
+    <w:p>
+      <w:pPr>
+        <w:spacing w:after="0"/>
+      </w:pPr>
+      <w:r>
+        <w:rPr>
+          <w:rFonts w:ascii="Courier New" w:hAnsi="Courier New"/>
+          <w:sz w:val="16"/>
+        </w:rPr>
+        <w:t>BASES = "ACGT"</w:t>
+      </w:r>
+    </w:p>
+    <w:p>
+      <w:pPr>
+        <w:spacing w:after="0"/>
+      </w:pPr>
+      <w:r>
+        <w:rPr>
+          <w:rFonts w:ascii="Courier New" w:hAnsi="Courier New"/>
+          <w:sz w:val="16"/>
+        </w:rPr>
+        <w:t>B2I = {b: i for i, b in enumerate(BASES)}</w:t>
+      </w:r>
+    </w:p>
+    <w:p>
+      <w:pPr>
+        <w:spacing w:after="0"/>
+      </w:pPr>
+      <w:r>
+        <w:rPr>
+          <w:rFonts w:ascii="Courier New" w:hAnsi="Courier New"/>
+          <w:sz w:val="16"/>
+        </w:rPr>
+        <w:t>TRITS_PER_BYTE = 6          # 3^6 = 729 &gt;= 256</w:t>
+      </w:r>
+    </w:p>
+    <w:p>
+      <w:pPr>
+        <w:spacing w:after="0"/>
+      </w:pPr>
+      <w:r>
+        <w:rPr>
+          <w:rFonts w:ascii="Courier New" w:hAnsi="Courier New"/>
+          <w:sz w:val="16"/>
+        </w:rPr>
+        <w:t>HEADER_TRITS = 12           # message length in trits</w:t>
+      </w:r>
+    </w:p>
+    <w:p>
+      <w:pPr>
+        <w:spacing w:after="0"/>
+      </w:pPr>
+      <w:r>
+        <w:rPr>
+          <w:rFonts w:ascii="Courier New" w:hAnsi="Courier New"/>
+          <w:sz w:val="16"/>
+        </w:rPr>
+        <w:t>CHECKSUM_TRITS = 12         # Fletcher-16 as 12 trits</w:t>
+      </w:r>
+    </w:p>
+    <w:p>
+      <w:pPr>
+        <w:spacing w:after="0"/>
+      </w:pPr>
+      <w:r>
+        <w:rPr>
+          <w:rFonts w:ascii="Courier New" w:hAnsi="Courier New"/>
+          <w:sz w:val="16"/>
+        </w:rPr>
+      </w:r>
+    </w:p>
+    <w:p>
+      <w:pPr>
+        <w:spacing w:after="0"/>
+      </w:pPr>
+      <w:r>
+        <w:rPr>
+          <w:rFonts w:ascii="Courier New" w:hAnsi="Courier New"/>
+          <w:sz w:val="16"/>
+        </w:rPr>
+      </w:r>
+    </w:p>
+    <w:p>
+      <w:pPr>
+        <w:spacing w:after="0"/>
+      </w:pPr>
+      <w:r>
+        <w:rPr>
+          <w:rFonts w:ascii="Courier New" w:hAnsi="Courier New"/>
+          <w:sz w:val="16"/>
+        </w:rPr>
+        <w:t>def bytes_to_trits(data: bytes) -&gt; list[int]:</w:t>
+      </w:r>
+    </w:p>
+    <w:p>
+      <w:pPr>
+        <w:spacing w:after="0"/>
+      </w:pPr>
+      <w:r>
+        <w:rPr>
+          <w:rFonts w:ascii="Courier New" w:hAnsi="Courier New"/>
+          <w:sz w:val="16"/>
+        </w:rPr>
+        <w:t xml:space="preserve">    out = []</w:t>
+      </w:r>
+    </w:p>
+    <w:p>
+      <w:pPr>
+        <w:spacing w:after="0"/>
+      </w:pPr>
+      <w:r>
+        <w:rPr>
+          <w:rFonts w:ascii="Courier New" w:hAnsi="Courier New"/>
+          <w:sz w:val="16"/>
+        </w:rPr>
+        <w:t xml:space="preserve">    for byte in data:</w:t>
+      </w:r>
+    </w:p>
+    <w:p>
+      <w:pPr>
+        <w:spacing w:after="0"/>
+      </w:pPr>
+      <w:r>
+        <w:rPr>
+          <w:rFonts w:ascii="Courier New" w:hAnsi="Courier New"/>
+          <w:sz w:val="16"/>
+        </w:rPr>
+        <w:t xml:space="preserve">        for p in range(TRITS_PER_BYTE - 1, -1, -1):</w:t>
+      </w:r>
+    </w:p>
+    <w:p>
+      <w:pPr>
+        <w:spacing w:after="0"/>
+      </w:pPr>
+      <w:r>
+        <w:rPr>
+          <w:rFonts w:ascii="Courier New" w:hAnsi="Courier New"/>
+          <w:sz w:val="16"/>
+        </w:rPr>
+        <w:t xml:space="preserve">            out.append((byte // 3**p) % 3)</w:t>
+      </w:r>
+    </w:p>
+    <w:p>
+      <w:pPr>
+        <w:spacing w:after="0"/>
+      </w:pPr>
+      <w:r>
+        <w:rPr>
+          <w:rFonts w:ascii="Courier New" w:hAnsi="Courier New"/>
+          <w:sz w:val="16"/>
+        </w:rPr>
+        <w:t xml:space="preserve">    return out</w:t>
+      </w:r>
+    </w:p>
+    <w:p>
+      <w:pPr>
+        <w:spacing w:after="0"/>
+      </w:pPr>
+      <w:r>
+        <w:rPr>
+          <w:rFonts w:ascii="Courier New" w:hAnsi="Courier New"/>
+          <w:sz w:val="16"/>
+        </w:rPr>
+      </w:r>
+    </w:p>
+    <w:p>
+      <w:pPr>
+        <w:spacing w:after="0"/>
+      </w:pPr>
+      <w:r>
+        <w:rPr>
+          <w:rFonts w:ascii="Courier New" w:hAnsi="Courier New"/>
+          <w:sz w:val="16"/>
+        </w:rPr>
+      </w:r>
+    </w:p>
+    <w:p>
+      <w:pPr>
+        <w:spacing w:after="0"/>
+      </w:pPr>
+      <w:r>
+        <w:rPr>
+          <w:rFonts w:ascii="Courier New" w:hAnsi="Courier New"/>
+          <w:sz w:val="16"/>
+        </w:rPr>
+        <w:t>def trits_to_bytes(trits: list[int]) -&gt; bytes:</w:t>
+      </w:r>
+    </w:p>
+    <w:p>
+      <w:pPr>
+        <w:spacing w:after="0"/>
+      </w:pPr>
+      <w:r>
+        <w:rPr>
+          <w:rFonts w:ascii="Courier New" w:hAnsi="Courier New"/>
+          <w:sz w:val="16"/>
+        </w:rPr>
+        <w:t xml:space="preserve">    assert len(trits) % TRITS_PER_BYTE == 0</w:t>
+      </w:r>
+    </w:p>
+    <w:p>
+      <w:pPr>
+        <w:spacing w:after="0"/>
+      </w:pPr>
+      <w:r>
+        <w:rPr>
+          <w:rFonts w:ascii="Courier New" w:hAnsi="Courier New"/>
+          <w:sz w:val="16"/>
+        </w:rPr>
+        <w:t xml:space="preserve">    out = bytearray()</w:t>
+      </w:r>
+    </w:p>
+    <w:p>
+      <w:pPr>
+        <w:spacing w:after="0"/>
+      </w:pPr>
+      <w:r>
+        <w:rPr>
+          <w:rFonts w:ascii="Courier New" w:hAnsi="Courier New"/>
+          <w:sz w:val="16"/>
+        </w:rPr>
+        <w:t xml:space="preserve">    for i in range(0, len(trits), TRITS_PER_BYTE):</w:t>
+      </w:r>
+    </w:p>
+    <w:p>
+      <w:pPr>
+        <w:spacing w:after="0"/>
+      </w:pPr>
+      <w:r>
+        <w:rPr>
+          <w:rFonts w:ascii="Courier New" w:hAnsi="Courier New"/>
+          <w:sz w:val="16"/>
+        </w:rPr>
+        <w:t xml:space="preserve">        v = 0</w:t>
+      </w:r>
+    </w:p>
+    <w:p>
+      <w:pPr>
+        <w:spacing w:after="0"/>
+      </w:pPr>
+      <w:r>
+        <w:rPr>
+          <w:rFonts w:ascii="Courier New" w:hAnsi="Courier New"/>
+          <w:sz w:val="16"/>
+        </w:rPr>
+        <w:t xml:space="preserve">        for t in trits[i:i + TRITS_PER_BYTE]:</w:t>
+      </w:r>
+    </w:p>
+    <w:p>
+      <w:pPr>
+        <w:spacing w:after="0"/>
+      </w:pPr>
+      <w:r>
+        <w:rPr>
+          <w:rFonts w:ascii="Courier New" w:hAnsi="Courier New"/>
+          <w:sz w:val="16"/>
+        </w:rPr>
+        <w:t xml:space="preserve">            v = v * 3 + t</w:t>
+      </w:r>
+    </w:p>
+    <w:p>
+      <w:pPr>
+        <w:spacing w:after="0"/>
+      </w:pPr>
+      <w:r>
+        <w:rPr>
+          <w:rFonts w:ascii="Courier New" w:hAnsi="Courier New"/>
+          <w:sz w:val="16"/>
+        </w:rPr>
+        <w:t xml:space="preserve">        out.append(v &amp; 0xFF)</w:t>
+      </w:r>
+    </w:p>
+    <w:p>
+      <w:pPr>
+        <w:spacing w:after="0"/>
+      </w:pPr>
+      <w:r>
+        <w:rPr>
+          <w:rFonts w:ascii="Courier New" w:hAnsi="Courier New"/>
+          <w:sz w:val="16"/>
+        </w:rPr>
+        <w:t xml:space="preserve">    return bytes(out)</w:t>
+      </w:r>
+    </w:p>
+    <w:p>
+      <w:pPr>
+        <w:spacing w:after="0"/>
+      </w:pPr>
+      <w:r>
+        <w:rPr>
+          <w:rFonts w:ascii="Courier New" w:hAnsi="Courier New"/>
+          <w:sz w:val="16"/>
+        </w:rPr>
+      </w:r>
+    </w:p>
+    <w:p>
+      <w:pPr>
+        <w:spacing w:after="0"/>
+      </w:pPr>
+      <w:r>
+        <w:rPr>
+          <w:rFonts w:ascii="Courier New" w:hAnsi="Courier New"/>
+          <w:sz w:val="16"/>
+        </w:rPr>
+      </w:r>
+    </w:p>
+    <w:p>
+      <w:pPr>
+        <w:spacing w:after="0"/>
+      </w:pPr>
+      <w:r>
+        <w:rPr>
+          <w:rFonts w:ascii="Courier New" w:hAnsi="Courier New"/>
+          <w:sz w:val="16"/>
+        </w:rPr>
+        <w:t>def keystream(n: int) -&gt; list[int]:</w:t>
+      </w:r>
+    </w:p>
+    <w:p>
+      <w:pPr>
+        <w:spacing w:after="0"/>
+      </w:pPr>
+      <w:r>
+        <w:rPr>
+          <w:rFonts w:ascii="Courier New" w:hAnsi="Courier New"/>
+          <w:sz w:val="16"/>
+        </w:rPr>
+        <w:t xml:space="preserve">    """Deterministic trit keystream from SHA-256 counter mode."""</w:t>
+      </w:r>
+    </w:p>
+    <w:p>
+      <w:pPr>
+        <w:spacing w:after="0"/>
+      </w:pPr>
+      <w:r>
+        <w:rPr>
+          <w:rFonts w:ascii="Courier New" w:hAnsi="Courier New"/>
+          <w:sz w:val="16"/>
+        </w:rPr>
+        <w:t xml:space="preserve">    out, counter = [], 0</w:t>
+      </w:r>
+    </w:p>
+    <w:p>
+      <w:pPr>
+        <w:spacing w:after="0"/>
+      </w:pPr>
+      <w:r>
+        <w:rPr>
+          <w:rFonts w:ascii="Courier New" w:hAnsi="Courier New"/>
+          <w:sz w:val="16"/>
+        </w:rPr>
+        <w:t xml:space="preserve">    while len(out) &lt; n:</w:t>
+      </w:r>
+    </w:p>
+    <w:p>
+      <w:pPr>
+        <w:spacing w:after="0"/>
+      </w:pPr>
+      <w:r>
+        <w:rPr>
+          <w:rFonts w:ascii="Courier New" w:hAnsi="Courier New"/>
+          <w:sz w:val="16"/>
+        </w:rPr>
+        <w:t xml:space="preserve">        block = hashlib.sha256(f"mega27-dna-{counter}".encode()).digest()</w:t>
+      </w:r>
+    </w:p>
+    <w:p>
+      <w:pPr>
+        <w:spacing w:after="0"/>
+      </w:pPr>
+      <w:r>
+        <w:rPr>
+          <w:rFonts w:ascii="Courier New" w:hAnsi="Courier New"/>
+          <w:sz w:val="16"/>
+        </w:rPr>
+        <w:t xml:space="preserve">        out.extend(b % 3 for b in block)</w:t>
+      </w:r>
+    </w:p>
+    <w:p>
+      <w:pPr>
+        <w:spacing w:after="0"/>
+      </w:pPr>
+      <w:r>
+        <w:rPr>
+          <w:rFonts w:ascii="Courier New" w:hAnsi="Courier New"/>
+          <w:sz w:val="16"/>
+        </w:rPr>
+        <w:t xml:space="preserve">        counter += 1</w:t>
+      </w:r>
+    </w:p>
+    <w:p>
+      <w:pPr>
+        <w:spacing w:after="0"/>
+      </w:pPr>
+      <w:r>
+        <w:rPr>
+          <w:rFonts w:ascii="Courier New" w:hAnsi="Courier New"/>
+          <w:sz w:val="16"/>
+        </w:rPr>
+        <w:t xml:space="preserve">    return out[:n]</w:t>
+      </w:r>
+    </w:p>
+    <w:p>
+      <w:pPr>
+        <w:spacing w:after="0"/>
+      </w:pPr>
+      <w:r>
+        <w:rPr>
+          <w:rFonts w:ascii="Courier New" w:hAnsi="Courier New"/>
+          <w:sz w:val="16"/>
+        </w:rPr>
+      </w:r>
+    </w:p>
+    <w:p>
+      <w:pPr>
+        <w:spacing w:after="0"/>
+      </w:pPr>
+      <w:r>
+        <w:rPr>
+          <w:rFonts w:ascii="Courier New" w:hAnsi="Courier New"/>
+          <w:sz w:val="16"/>
+        </w:rPr>
+      </w:r>
+    </w:p>
+    <w:p>
+      <w:pPr>
+        <w:spacing w:after="0"/>
+      </w:pPr>
+      <w:r>
+        <w:rPr>
+          <w:rFonts w:ascii="Courier New" w:hAnsi="Courier New"/>
+          <w:sz w:val="16"/>
+        </w:rPr>
+        <w:t>def scramble(trits: list[int]) -&gt; list[int]:</w:t>
+      </w:r>
+    </w:p>
+    <w:p>
+      <w:pPr>
+        <w:spacing w:after="0"/>
+      </w:pPr>
+      <w:r>
+        <w:rPr>
+          <w:rFonts w:ascii="Courier New" w:hAnsi="Courier New"/>
+          <w:sz w:val="16"/>
+        </w:rPr>
+        <w:t xml:space="preserve">    ks = keystream(len(trits))</w:t>
+      </w:r>
+    </w:p>
+    <w:p>
+      <w:pPr>
+        <w:spacing w:after="0"/>
+      </w:pPr>
+      <w:r>
+        <w:rPr>
+          <w:rFonts w:ascii="Courier New" w:hAnsi="Courier New"/>
+          <w:sz w:val="16"/>
+        </w:rPr>
+        <w:t xml:space="preserve">    return [(t + k) % 3 for t, k in zip(trits, ks)]</w:t>
+      </w:r>
+    </w:p>
+    <w:p>
+      <w:pPr>
+        <w:spacing w:after="0"/>
+      </w:pPr>
+      <w:r>
+        <w:rPr>
+          <w:rFonts w:ascii="Courier New" w:hAnsi="Courier New"/>
+          <w:sz w:val="16"/>
+        </w:rPr>
+      </w:r>
+    </w:p>
+    <w:p>
+      <w:pPr>
+        <w:spacing w:after="0"/>
+      </w:pPr>
+      <w:r>
+        <w:rPr>
+          <w:rFonts w:ascii="Courier New" w:hAnsi="Courier New"/>
+          <w:sz w:val="16"/>
+        </w:rPr>
+      </w:r>
+    </w:p>
+    <w:p>
+      <w:pPr>
+        <w:spacing w:after="0"/>
+      </w:pPr>
+      <w:r>
+        <w:rPr>
+          <w:rFonts w:ascii="Courier New" w:hAnsi="Courier New"/>
+          <w:sz w:val="16"/>
+        </w:rPr>
+        <w:t>def descramble(trits: list[int]) -&gt; list[int]:</w:t>
+      </w:r>
+    </w:p>
+    <w:p>
+      <w:pPr>
+        <w:spacing w:after="0"/>
+      </w:pPr>
+      <w:r>
+        <w:rPr>
+          <w:rFonts w:ascii="Courier New" w:hAnsi="Courier New"/>
+          <w:sz w:val="16"/>
+        </w:rPr>
+        <w:t xml:space="preserve">    ks = keystream(len(trits))</w:t>
+      </w:r>
+    </w:p>
+    <w:p>
+      <w:pPr>
+        <w:spacing w:after="0"/>
+      </w:pPr>
+      <w:r>
+        <w:rPr>
+          <w:rFonts w:ascii="Courier New" w:hAnsi="Courier New"/>
+          <w:sz w:val="16"/>
+        </w:rPr>
+        <w:t xml:space="preserve">    return [(t - k) % 3 for t, k in zip(trits, ks)]</w:t>
+      </w:r>
+    </w:p>
+    <w:p>
+      <w:pPr>
+        <w:spacing w:after="0"/>
+      </w:pPr>
+      <w:r>
+        <w:rPr>
+          <w:rFonts w:ascii="Courier New" w:hAnsi="Courier New"/>
+          <w:sz w:val="16"/>
+        </w:rPr>
+      </w:r>
+    </w:p>
+    <w:p>
+      <w:pPr>
+        <w:spacing w:after="0"/>
+      </w:pPr>
+      <w:r>
+        <w:rPr>
+          <w:rFonts w:ascii="Courier New" w:hAnsi="Courier New"/>
+          <w:sz w:val="16"/>
+        </w:rPr>
+      </w:r>
+    </w:p>
+    <w:p>
+      <w:pPr>
+        <w:spacing w:after="0"/>
+      </w:pPr>
+      <w:r>
+        <w:rPr>
+          <w:rFonts w:ascii="Courier New" w:hAnsi="Courier New"/>
+          <w:sz w:val="16"/>
+        </w:rPr>
+        <w:t>def encode_trits_never_same(trits: list[int], seed: str = "A") -&gt; str:</w:t>
+      </w:r>
+    </w:p>
+    <w:p>
+      <w:pPr>
+        <w:spacing w:after="0"/>
+      </w:pPr>
+      <w:r>
+        <w:rPr>
+          <w:rFonts w:ascii="Courier New" w:hAnsi="Courier New"/>
+          <w:sz w:val="16"/>
+        </w:rPr>
+        <w:t xml:space="preserve">    """trit t -&gt; the (t+1)-th next base cyclically; never equals previous."""</w:t>
+      </w:r>
+    </w:p>
+    <w:p>
+      <w:pPr>
+        <w:spacing w:after="0"/>
+      </w:pPr>
+      <w:r>
+        <w:rPr>
+          <w:rFonts w:ascii="Courier New" w:hAnsi="Courier New"/>
+          <w:sz w:val="16"/>
+        </w:rPr>
+        <w:t xml:space="preserve">    prev = seed</w:t>
+      </w:r>
+    </w:p>
+    <w:p>
+      <w:pPr>
+        <w:spacing w:after="0"/>
+      </w:pPr>
+      <w:r>
+        <w:rPr>
+          <w:rFonts w:ascii="Courier New" w:hAnsi="Courier New"/>
+          <w:sz w:val="16"/>
+        </w:rPr>
+        <w:t xml:space="preserve">    out = []</w:t>
+      </w:r>
+    </w:p>
+    <w:p>
+      <w:pPr>
+        <w:spacing w:after="0"/>
+      </w:pPr>
+      <w:r>
+        <w:rPr>
+          <w:rFonts w:ascii="Courier New" w:hAnsi="Courier New"/>
+          <w:sz w:val="16"/>
+        </w:rPr>
+        <w:t xml:space="preserve">    for t in trits:</w:t>
+      </w:r>
+    </w:p>
+    <w:p>
+      <w:pPr>
+        <w:spacing w:after="0"/>
+      </w:pPr>
+      <w:r>
+        <w:rPr>
+          <w:rFonts w:ascii="Courier New" w:hAnsi="Courier New"/>
+          <w:sz w:val="16"/>
+        </w:rPr>
+        <w:t xml:space="preserve">        assert t in (0, 1, 2)</w:t>
+      </w:r>
+    </w:p>
+    <w:p>
+      <w:pPr>
+        <w:spacing w:after="0"/>
+      </w:pPr>
+      <w:r>
+        <w:rPr>
+          <w:rFonts w:ascii="Courier New" w:hAnsi="Courier New"/>
+          <w:sz w:val="16"/>
+        </w:rPr>
+        <w:t xml:space="preserve">        nxt = BASES[(B2I[prev] + 1 + t) % 4]</w:t>
+      </w:r>
+    </w:p>
+    <w:p>
+      <w:pPr>
+        <w:spacing w:after="0"/>
+      </w:pPr>
+      <w:r>
+        <w:rPr>
+          <w:rFonts w:ascii="Courier New" w:hAnsi="Courier New"/>
+          <w:sz w:val="16"/>
+        </w:rPr>
+        <w:t xml:space="preserve">        out.append(nxt)</w:t>
+      </w:r>
+    </w:p>
+    <w:p>
+      <w:pPr>
+        <w:spacing w:after="0"/>
+      </w:pPr>
+      <w:r>
+        <w:rPr>
+          <w:rFonts w:ascii="Courier New" w:hAnsi="Courier New"/>
+          <w:sz w:val="16"/>
+        </w:rPr>
+        <w:t xml:space="preserve">        prev = nxt</w:t>
+      </w:r>
+    </w:p>
+    <w:p>
+      <w:pPr>
+        <w:spacing w:after="0"/>
+      </w:pPr>
+      <w:r>
+        <w:rPr>
+          <w:rFonts w:ascii="Courier New" w:hAnsi="Courier New"/>
+          <w:sz w:val="16"/>
+        </w:rPr>
+        <w:t xml:space="preserve">    return "".join(out)</w:t>
+      </w:r>
+    </w:p>
+    <w:p>
+      <w:pPr>
+        <w:spacing w:after="0"/>
+      </w:pPr>
+      <w:r>
+        <w:rPr>
+          <w:rFonts w:ascii="Courier New" w:hAnsi="Courier New"/>
+          <w:sz w:val="16"/>
+        </w:rPr>
+      </w:r>
+    </w:p>
+    <w:p>
+      <w:pPr>
+        <w:spacing w:after="0"/>
+      </w:pPr>
+      <w:r>
+        <w:rPr>
+          <w:rFonts w:ascii="Courier New" w:hAnsi="Courier New"/>
+          <w:sz w:val="16"/>
+        </w:rPr>
+      </w:r>
+    </w:p>
+    <w:p>
+      <w:pPr>
+        <w:spacing w:after="0"/>
+      </w:pPr>
+      <w:r>
+        <w:rPr>
+          <w:rFonts w:ascii="Courier New" w:hAnsi="Courier New"/>
+          <w:sz w:val="16"/>
+        </w:rPr>
+        <w:t>def decode_never_same(seq: str, seed: str = "A") -&gt; list[int]:</w:t>
+      </w:r>
+    </w:p>
+    <w:p>
+      <w:pPr>
+        <w:spacing w:after="0"/>
+      </w:pPr>
+      <w:r>
+        <w:rPr>
+          <w:rFonts w:ascii="Courier New" w:hAnsi="Courier New"/>
+          <w:sz w:val="16"/>
+        </w:rPr>
+        <w:t xml:space="preserve">    trits = []</w:t>
+      </w:r>
+    </w:p>
+    <w:p>
+      <w:pPr>
+        <w:spacing w:after="0"/>
+      </w:pPr>
+      <w:r>
+        <w:rPr>
+          <w:rFonts w:ascii="Courier New" w:hAnsi="Courier New"/>
+          <w:sz w:val="16"/>
+        </w:rPr>
+        <w:t xml:space="preserve">    prev = seed</w:t>
+      </w:r>
+    </w:p>
+    <w:p>
+      <w:pPr>
+        <w:spacing w:after="0"/>
+      </w:pPr>
+      <w:r>
+        <w:rPr>
+          <w:rFonts w:ascii="Courier New" w:hAnsi="Courier New"/>
+          <w:sz w:val="16"/>
+        </w:rPr>
+        <w:t xml:space="preserve">    for ch in seq:</w:t>
+      </w:r>
+    </w:p>
+    <w:p>
+      <w:pPr>
+        <w:spacing w:after="0"/>
+      </w:pPr>
+      <w:r>
+        <w:rPr>
+          <w:rFonts w:ascii="Courier New" w:hAnsi="Courier New"/>
+          <w:sz w:val="16"/>
+        </w:rPr>
+        <w:t xml:space="preserve">        trits.append((B2I[ch] - B2I[prev] - 1) % 4)</w:t>
+      </w:r>
+    </w:p>
+    <w:p>
+      <w:pPr>
+        <w:spacing w:after="0"/>
+      </w:pPr>
+      <w:r>
+        <w:rPr>
+          <w:rFonts w:ascii="Courier New" w:hAnsi="Courier New"/>
+          <w:sz w:val="16"/>
+        </w:rPr>
+        <w:t xml:space="preserve">        prev = ch</w:t>
+      </w:r>
+    </w:p>
+    <w:p>
+      <w:pPr>
+        <w:spacing w:after="0"/>
+      </w:pPr>
+      <w:r>
+        <w:rPr>
+          <w:rFonts w:ascii="Courier New" w:hAnsi="Courier New"/>
+          <w:sz w:val="16"/>
+        </w:rPr>
+        <w:t xml:space="preserve">    if any(t not in (0, 1, 2) for t in trits):</w:t>
+      </w:r>
+    </w:p>
+    <w:p>
+      <w:pPr>
+        <w:spacing w:after="0"/>
+      </w:pPr>
+      <w:r>
+        <w:rPr>
+          <w:rFonts w:ascii="Courier New" w:hAnsi="Courier New"/>
+          <w:sz w:val="16"/>
+        </w:rPr>
+        <w:t xml:space="preserve">        raise ValueError("corrupt base spacing - unrepairable strand")</w:t>
+      </w:r>
+    </w:p>
+    <w:p>
+      <w:pPr>
+        <w:spacing w:after="0"/>
+      </w:pPr>
+      <w:r>
+        <w:rPr>
+          <w:rFonts w:ascii="Courier New" w:hAnsi="Courier New"/>
+          <w:sz w:val="16"/>
+        </w:rPr>
+        <w:t xml:space="preserve">    return trits</w:t>
+      </w:r>
+    </w:p>
+    <w:p>
+      <w:pPr>
+        <w:spacing w:after="0"/>
+      </w:pPr>
+      <w:r>
+        <w:rPr>
+          <w:rFonts w:ascii="Courier New" w:hAnsi="Courier New"/>
+          <w:sz w:val="16"/>
+        </w:rPr>
+      </w:r>
+    </w:p>
+    <w:p>
+      <w:pPr>
+        <w:spacing w:after="0"/>
+      </w:pPr>
+      <w:r>
+        <w:rPr>
+          <w:rFonts w:ascii="Courier New" w:hAnsi="Courier New"/>
+          <w:sz w:val="16"/>
+        </w:rPr>
+      </w:r>
+    </w:p>
+    <w:p>
+      <w:pPr>
+        <w:spacing w:after="0"/>
+      </w:pPr>
+      <w:r>
+        <w:rPr>
+          <w:rFonts w:ascii="Courier New" w:hAnsi="Courier New"/>
+          <w:sz w:val="16"/>
+        </w:rPr>
+        <w:t>def max_homopolymer(seq: str) -&gt; int:</w:t>
+      </w:r>
+    </w:p>
+    <w:p>
+      <w:pPr>
+        <w:spacing w:after="0"/>
+      </w:pPr>
+      <w:r>
+        <w:rPr>
+          <w:rFonts w:ascii="Courier New" w:hAnsi="Courier New"/>
+          <w:sz w:val="16"/>
+        </w:rPr>
+        <w:t xml:space="preserve">    if not seq:</w:t>
+      </w:r>
+    </w:p>
+    <w:p>
+      <w:pPr>
+        <w:spacing w:after="0"/>
+      </w:pPr>
+      <w:r>
+        <w:rPr>
+          <w:rFonts w:ascii="Courier New" w:hAnsi="Courier New"/>
+          <w:sz w:val="16"/>
+        </w:rPr>
+        <w:t xml:space="preserve">        return 0</w:t>
+      </w:r>
+    </w:p>
+    <w:p>
+      <w:pPr>
+        <w:spacing w:after="0"/>
+      </w:pPr>
+      <w:r>
+        <w:rPr>
+          <w:rFonts w:ascii="Courier New" w:hAnsi="Courier New"/>
+          <w:sz w:val="16"/>
+        </w:rPr>
+        <w:t xml:space="preserve">    best = run = 1</w:t>
+      </w:r>
+    </w:p>
+    <w:p>
+      <w:pPr>
+        <w:spacing w:after="0"/>
+      </w:pPr>
+      <w:r>
+        <w:rPr>
+          <w:rFonts w:ascii="Courier New" w:hAnsi="Courier New"/>
+          <w:sz w:val="16"/>
+        </w:rPr>
+        <w:t xml:space="preserve">    for i in range(1, len(seq)):</w:t>
+      </w:r>
+    </w:p>
+    <w:p>
+      <w:pPr>
+        <w:spacing w:after="0"/>
+      </w:pPr>
+      <w:r>
+        <w:rPr>
+          <w:rFonts w:ascii="Courier New" w:hAnsi="Courier New"/>
+          <w:sz w:val="16"/>
+        </w:rPr>
+        <w:t xml:space="preserve">        run = run + 1 if seq[i] == seq[i - 1] else 1</w:t>
+      </w:r>
+    </w:p>
+    <w:p>
+      <w:pPr>
+        <w:spacing w:after="0"/>
+      </w:pPr>
+      <w:r>
+        <w:rPr>
+          <w:rFonts w:ascii="Courier New" w:hAnsi="Courier New"/>
+          <w:sz w:val="16"/>
+        </w:rPr>
+        <w:t xml:space="preserve">        best = max(best, run)</w:t>
+      </w:r>
+    </w:p>
+    <w:p>
+      <w:pPr>
+        <w:spacing w:after="0"/>
+      </w:pPr>
+      <w:r>
+        <w:rPr>
+          <w:rFonts w:ascii="Courier New" w:hAnsi="Courier New"/>
+          <w:sz w:val="16"/>
+        </w:rPr>
+        <w:t xml:space="preserve">    return best</w:t>
+      </w:r>
+    </w:p>
+    <w:p>
+      <w:pPr>
+        <w:spacing w:after="0"/>
+      </w:pPr>
+      <w:r>
+        <w:rPr>
+          <w:rFonts w:ascii="Courier New" w:hAnsi="Courier New"/>
+          <w:sz w:val="16"/>
+        </w:rPr>
+      </w:r>
+    </w:p>
+    <w:p>
+      <w:pPr>
+        <w:spacing w:after="0"/>
+      </w:pPr>
+      <w:r>
+        <w:rPr>
+          <w:rFonts w:ascii="Courier New" w:hAnsi="Courier New"/>
+          <w:sz w:val="16"/>
+        </w:rPr>
+      </w:r>
+    </w:p>
+    <w:p>
+      <w:pPr>
+        <w:spacing w:after="0"/>
+      </w:pPr>
+      <w:r>
+        <w:rPr>
+          <w:rFonts w:ascii="Courier New" w:hAnsi="Courier New"/>
+          <w:sz w:val="16"/>
+        </w:rPr>
+        <w:t>def gc_content(seq: str) -&gt; float:</w:t>
+      </w:r>
+    </w:p>
+    <w:p>
+      <w:pPr>
+        <w:spacing w:after="0"/>
+      </w:pPr>
+      <w:r>
+        <w:rPr>
+          <w:rFonts w:ascii="Courier New" w:hAnsi="Courier New"/>
+          <w:sz w:val="16"/>
+        </w:rPr>
+        <w:t xml:space="preserve">    return (seq.count("G") + seq.count("C")) / max(len(seq), 1)</w:t>
+      </w:r>
+    </w:p>
+    <w:p>
+      <w:pPr>
+        <w:spacing w:after="0"/>
+      </w:pPr>
+      <w:r>
+        <w:rPr>
+          <w:rFonts w:ascii="Courier New" w:hAnsi="Courier New"/>
+          <w:sz w:val="16"/>
+        </w:rPr>
+      </w:r>
+    </w:p>
+    <w:p>
+      <w:pPr>
+        <w:spacing w:after="0"/>
+      </w:pPr>
+      <w:r>
+        <w:rPr>
+          <w:rFonts w:ascii="Courier New" w:hAnsi="Courier New"/>
+          <w:sz w:val="16"/>
+        </w:rPr>
+      </w:r>
+    </w:p>
+    <w:p>
+      <w:pPr>
+        <w:spacing w:after="0"/>
+      </w:pPr>
+      <w:r>
+        <w:rPr>
+          <w:rFonts w:ascii="Courier New" w:hAnsi="Courier New"/>
+          <w:sz w:val="16"/>
+        </w:rPr>
+        <w:t>def checksum_trits(trits: list[int]) -&gt; list[int]:</w:t>
+      </w:r>
+    </w:p>
+    <w:p>
+      <w:pPr>
+        <w:spacing w:after="0"/>
+      </w:pPr>
+      <w:r>
+        <w:rPr>
+          <w:rFonts w:ascii="Courier New" w:hAnsi="Courier New"/>
+          <w:sz w:val="16"/>
+        </w:rPr>
+        <w:t xml:space="preserve">    s1 = s2 = 0</w:t>
+      </w:r>
+    </w:p>
+    <w:p>
+      <w:pPr>
+        <w:spacing w:after="0"/>
+      </w:pPr>
+      <w:r>
+        <w:rPr>
+          <w:rFonts w:ascii="Courier New" w:hAnsi="Courier New"/>
+          <w:sz w:val="16"/>
+        </w:rPr>
+        <w:t xml:space="preserve">    for t in trits:</w:t>
+      </w:r>
+    </w:p>
+    <w:p>
+      <w:pPr>
+        <w:spacing w:after="0"/>
+      </w:pPr>
+      <w:r>
+        <w:rPr>
+          <w:rFonts w:ascii="Courier New" w:hAnsi="Courier New"/>
+          <w:sz w:val="16"/>
+        </w:rPr>
+        <w:t xml:space="preserve">        s1 = (s1 + t + 1) % 255</w:t>
+      </w:r>
+    </w:p>
+    <w:p>
+      <w:pPr>
+        <w:spacing w:after="0"/>
+      </w:pPr>
+      <w:r>
+        <w:rPr>
+          <w:rFonts w:ascii="Courier New" w:hAnsi="Courier New"/>
+          <w:sz w:val="16"/>
+        </w:rPr>
+        <w:t xml:space="preserve">        s2 = (s2 + s1) % 255</w:t>
+      </w:r>
+    </w:p>
+    <w:p>
+      <w:pPr>
+        <w:spacing w:after="0"/>
+      </w:pPr>
+      <w:r>
+        <w:rPr>
+          <w:rFonts w:ascii="Courier New" w:hAnsi="Courier New"/>
+          <w:sz w:val="16"/>
+        </w:rPr>
+        <w:t xml:space="preserve">    val = (s2 &lt;&lt; 8) | s1</w:t>
+      </w:r>
+    </w:p>
+    <w:p>
+      <w:pPr>
+        <w:spacing w:after="0"/>
+      </w:pPr>
+      <w:r>
+        <w:rPr>
+          <w:rFonts w:ascii="Courier New" w:hAnsi="Courier New"/>
+          <w:sz w:val="16"/>
+        </w:rPr>
+        <w:t xml:space="preserve">    return bytes_to_trits(val.to_bytes(2, "big"))</w:t>
+      </w:r>
+    </w:p>
+    <w:p>
+      <w:pPr>
+        <w:spacing w:after="0"/>
+      </w:pPr>
+      <w:r>
+        <w:rPr>
+          <w:rFonts w:ascii="Courier New" w:hAnsi="Courier New"/>
+          <w:sz w:val="16"/>
+        </w:rPr>
+      </w:r>
+    </w:p>
+    <w:p>
+      <w:pPr>
+        <w:spacing w:after="0"/>
+      </w:pPr>
+      <w:r>
+        <w:rPr>
+          <w:rFonts w:ascii="Courier New" w:hAnsi="Courier New"/>
+          <w:sz w:val="16"/>
+        </w:rPr>
+      </w:r>
+    </w:p>
+    <w:p>
+      <w:pPr>
+        <w:spacing w:after="0"/>
+      </w:pPr>
+      <w:r>
+        <w:rPr>
+          <w:rFonts w:ascii="Courier New" w:hAnsi="Courier New"/>
+          <w:sz w:val="16"/>
+        </w:rPr>
+        <w:t>def encode_message(data: bytes, copies: int = 3) -&gt; list[str]:</w:t>
+      </w:r>
+    </w:p>
+    <w:p>
+      <w:pPr>
+        <w:spacing w:after="0"/>
+      </w:pPr>
+      <w:r>
+        <w:rPr>
+          <w:rFonts w:ascii="Courier New" w:hAnsi="Courier New"/>
+          <w:sz w:val="16"/>
+        </w:rPr>
+        <w:t xml:space="preserve">    body_trits = bytes_to_trits(data)</w:t>
+      </w:r>
+    </w:p>
+    <w:p>
+      <w:pPr>
+        <w:spacing w:after="0"/>
+      </w:pPr>
+      <w:r>
+        <w:rPr>
+          <w:rFonts w:ascii="Courier New" w:hAnsi="Courier New"/>
+          <w:sz w:val="16"/>
+        </w:rPr>
+        <w:t xml:space="preserve">    L = len(body_trits)</w:t>
+      </w:r>
+    </w:p>
+    <w:p>
+      <w:pPr>
+        <w:spacing w:after="0"/>
+      </w:pPr>
+      <w:r>
+        <w:rPr>
+          <w:rFonts w:ascii="Courier New" w:hAnsi="Courier New"/>
+          <w:sz w:val="16"/>
+        </w:rPr>
+        <w:t xml:space="preserve">    header = [(L // 3**p) % 3 for p in range(HEADER_TRITS - 1, -1, -1)]</w:t>
+      </w:r>
+    </w:p>
+    <w:p>
+      <w:pPr>
+        <w:spacing w:after="0"/>
+      </w:pPr>
+      <w:r>
+        <w:rPr>
+          <w:rFonts w:ascii="Courier New" w:hAnsi="Courier New"/>
+          <w:sz w:val="16"/>
+        </w:rPr>
+        <w:t xml:space="preserve">    scrambled = scramble(header + body_trits + checksum_trits(body_trits))</w:t>
+      </w:r>
+    </w:p>
+    <w:p>
+      <w:pPr>
+        <w:spacing w:after="0"/>
+      </w:pPr>
+      <w:r>
+        <w:rPr>
+          <w:rFonts w:ascii="Courier New" w:hAnsi="Courier New"/>
+          <w:sz w:val="16"/>
+        </w:rPr>
+        <w:t xml:space="preserve">    dna = encode_trits_never_same(scrambled)</w:t>
+      </w:r>
+    </w:p>
+    <w:p>
+      <w:pPr>
+        <w:spacing w:after="0"/>
+      </w:pPr>
+      <w:r>
+        <w:rPr>
+          <w:rFonts w:ascii="Courier New" w:hAnsi="Courier New"/>
+          <w:sz w:val="16"/>
+        </w:rPr>
+        <w:t xml:space="preserve">    return [dna for _ in range(copies)]</w:t>
+      </w:r>
+    </w:p>
+    <w:p>
+      <w:pPr>
+        <w:spacing w:after="0"/>
+      </w:pPr>
+      <w:r>
+        <w:rPr>
+          <w:rFonts w:ascii="Courier New" w:hAnsi="Courier New"/>
+          <w:sz w:val="16"/>
+        </w:rPr>
+      </w:r>
+    </w:p>
+    <w:p>
+      <w:pPr>
+        <w:spacing w:after="0"/>
+      </w:pPr>
+      <w:r>
+        <w:rPr>
+          <w:rFonts w:ascii="Courier New" w:hAnsi="Courier New"/>
+          <w:sz w:val="16"/>
+        </w:rPr>
+      </w:r>
+    </w:p>
+    <w:p>
+      <w:pPr>
+        <w:spacing w:after="0"/>
+      </w:pPr>
+      <w:r>
+        <w:rPr>
+          <w:rFonts w:ascii="Courier New" w:hAnsi="Courier New"/>
+          <w:sz w:val="16"/>
+        </w:rPr>
+        <w:t>def introduce_errors(seq: str, sub_rate: float = 0.01, seed: int = 0) -&gt; str:</w:t>
+      </w:r>
+    </w:p>
+    <w:p>
+      <w:pPr>
+        <w:spacing w:after="0"/>
+      </w:pPr>
+      <w:r>
+        <w:rPr>
+          <w:rFonts w:ascii="Courier New" w:hAnsi="Courier New"/>
+          <w:sz w:val="16"/>
+        </w:rPr>
+        <w:t xml:space="preserve">    rng = np.random.default_rng(seed)</w:t>
+      </w:r>
+    </w:p>
+    <w:p>
+      <w:pPr>
+        <w:spacing w:after="0"/>
+      </w:pPr>
+      <w:r>
+        <w:rPr>
+          <w:rFonts w:ascii="Courier New" w:hAnsi="Courier New"/>
+          <w:sz w:val="16"/>
+        </w:rPr>
+        <w:t xml:space="preserve">    return "".join(BASES[rng.integers(4)] if rng.random() &lt; sub_rate else ch</w:t>
+      </w:r>
+    </w:p>
+    <w:p>
+      <w:pPr>
+        <w:spacing w:after="0"/>
+      </w:pPr>
+      <w:r>
+        <w:rPr>
+          <w:rFonts w:ascii="Courier New" w:hAnsi="Courier New"/>
+          <w:sz w:val="16"/>
+        </w:rPr>
+        <w:t xml:space="preserve">                   for ch in seq)</w:t>
+      </w:r>
+    </w:p>
+    <w:p>
+      <w:pPr>
+        <w:spacing w:after="0"/>
+      </w:pPr>
+      <w:r>
+        <w:rPr>
+          <w:rFonts w:ascii="Courier New" w:hAnsi="Courier New"/>
+          <w:sz w:val="16"/>
+        </w:rPr>
+      </w:r>
+    </w:p>
+    <w:p>
+      <w:pPr>
+        <w:spacing w:after="0"/>
+      </w:pPr>
+      <w:r>
+        <w:rPr>
+          <w:rFonts w:ascii="Courier New" w:hAnsi="Courier New"/>
+          <w:sz w:val="16"/>
+        </w:rPr>
+      </w:r>
+    </w:p>
+    <w:p>
+      <w:pPr>
+        <w:spacing w:after="0"/>
+      </w:pPr>
+      <w:r>
+        <w:rPr>
+          <w:rFonts w:ascii="Courier New" w:hAnsi="Courier New"/>
+          <w:sz w:val="16"/>
+        </w:rPr>
+        <w:t>def decode_message(strands: list[str]) -&gt; bytes:</w:t>
+      </w:r>
+    </w:p>
+    <w:p>
+      <w:pPr>
+        <w:spacing w:after="0"/>
+      </w:pPr>
+      <w:r>
+        <w:rPr>
+          <w:rFonts w:ascii="Courier New" w:hAnsi="Courier New"/>
+          <w:sz w:val="16"/>
+        </w:rPr>
+        <w:t xml:space="preserve">    assert strands, "no strands"</w:t>
+      </w:r>
+    </w:p>
+    <w:p>
+      <w:pPr>
+        <w:spacing w:after="0"/>
+      </w:pPr>
+      <w:r>
+        <w:rPr>
+          <w:rFonts w:ascii="Courier New" w:hAnsi="Courier New"/>
+          <w:sz w:val="16"/>
+        </w:rPr>
+        <w:t xml:space="preserve">    n = len(strands[0])</w:t>
+      </w:r>
+    </w:p>
+    <w:p>
+      <w:pPr>
+        <w:spacing w:after="0"/>
+      </w:pPr>
+      <w:r>
+        <w:rPr>
+          <w:rFonts w:ascii="Courier New" w:hAnsi="Courier New"/>
+          <w:sz w:val="16"/>
+        </w:rPr>
+        <w:t xml:space="preserve">    assert all(len(s) == n for s in strands), "indel handling out of scope"</w:t>
+      </w:r>
+    </w:p>
+    <w:p>
+      <w:pPr>
+        <w:spacing w:after="0"/>
+      </w:pPr>
+      <w:r>
+        <w:rPr>
+          <w:rFonts w:ascii="Courier New" w:hAnsi="Courier New"/>
+          <w:sz w:val="16"/>
+        </w:rPr>
+        <w:t xml:space="preserve">    voted = "".join(max({s[i] for s in strands},</w:t>
+      </w:r>
+    </w:p>
+    <w:p>
+      <w:pPr>
+        <w:spacing w:after="0"/>
+      </w:pPr>
+      <w:r>
+        <w:rPr>
+          <w:rFonts w:ascii="Courier New" w:hAnsi="Courier New"/>
+          <w:sz w:val="16"/>
+        </w:rPr>
+        <w:t xml:space="preserve">                        key=[s[i] for s in strands].count) for i in range(n))</w:t>
+      </w:r>
+    </w:p>
+    <w:p>
+      <w:pPr>
+        <w:spacing w:after="0"/>
+      </w:pPr>
+      <w:r>
+        <w:rPr>
+          <w:rFonts w:ascii="Courier New" w:hAnsi="Courier New"/>
+          <w:sz w:val="16"/>
+        </w:rPr>
+        <w:t xml:space="preserve">    trits = descramble(decode_never_same(voted))</w:t>
+      </w:r>
+    </w:p>
+    <w:p>
+      <w:pPr>
+        <w:spacing w:after="0"/>
+      </w:pPr>
+      <w:r>
+        <w:rPr>
+          <w:rFonts w:ascii="Courier New" w:hAnsi="Courier New"/>
+          <w:sz w:val="16"/>
+        </w:rPr>
+        <w:t xml:space="preserve">    L = 0</w:t>
+      </w:r>
+    </w:p>
+    <w:p>
+      <w:pPr>
+        <w:spacing w:after="0"/>
+      </w:pPr>
+      <w:r>
+        <w:rPr>
+          <w:rFonts w:ascii="Courier New" w:hAnsi="Courier New"/>
+          <w:sz w:val="16"/>
+        </w:rPr>
+        <w:t xml:space="preserve">    for t in trits[:HEADER_TRITS]:</w:t>
+      </w:r>
+    </w:p>
+    <w:p>
+      <w:pPr>
+        <w:spacing w:after="0"/>
+      </w:pPr>
+      <w:r>
+        <w:rPr>
+          <w:rFonts w:ascii="Courier New" w:hAnsi="Courier New"/>
+          <w:sz w:val="16"/>
+        </w:rPr>
+        <w:t xml:space="preserve">        L = L * 3 + t</w:t>
+      </w:r>
+    </w:p>
+    <w:p>
+      <w:pPr>
+        <w:spacing w:after="0"/>
+      </w:pPr>
+      <w:r>
+        <w:rPr>
+          <w:rFonts w:ascii="Courier New" w:hAnsi="Courier New"/>
+          <w:sz w:val="16"/>
+        </w:rPr>
+        <w:t xml:space="preserve">    body = trits[HEADER_TRITS:HEADER_TRITS + L]</w:t>
+      </w:r>
+    </w:p>
+    <w:p>
+      <w:pPr>
+        <w:spacing w:after="0"/>
+      </w:pPr>
+      <w:r>
+        <w:rPr>
+          <w:rFonts w:ascii="Courier New" w:hAnsi="Courier New"/>
+          <w:sz w:val="16"/>
+        </w:rPr>
+        <w:t xml:space="preserve">    chk = trits[HEADER_TRITS + L:HEADER_TRITS + L + CHECKSUM_TRITS]</w:t>
+      </w:r>
+    </w:p>
+    <w:p>
+      <w:pPr>
+        <w:spacing w:after="0"/>
+      </w:pPr>
+      <w:r>
+        <w:rPr>
+          <w:rFonts w:ascii="Courier New" w:hAnsi="Courier New"/>
+          <w:sz w:val="16"/>
+        </w:rPr>
+        <w:t xml:space="preserve">    if checksum_trits(body) != chk:</w:t>
+      </w:r>
+    </w:p>
+    <w:p>
+      <w:pPr>
+        <w:spacing w:after="0"/>
+      </w:pPr>
+      <w:r>
+        <w:rPr>
+          <w:rFonts w:ascii="Courier New" w:hAnsi="Courier New"/>
+          <w:sz w:val="16"/>
+        </w:rPr>
+        <w:t xml:space="preserve">        raise ValueError("checksum mismatch - corruption beyond repair")</w:t>
+      </w:r>
+    </w:p>
+    <w:p>
+      <w:pPr>
+        <w:spacing w:after="0"/>
+      </w:pPr>
+      <w:r>
+        <w:rPr>
+          <w:rFonts w:ascii="Courier New" w:hAnsi="Courier New"/>
+          <w:sz w:val="16"/>
+        </w:rPr>
+        <w:t xml:space="preserve">    return trits_to_bytes(body)</w:t>
+      </w:r>
+    </w:p>
+    <w:p>
+      <w:pPr>
+        <w:spacing w:after="0"/>
+      </w:pPr>
+      <w:r>
+        <w:rPr>
+          <w:rFonts w:ascii="Courier New" w:hAnsi="Courier New"/>
+          <w:sz w:val="16"/>
+        </w:rPr>
+      </w:r>
+    </w:p>
+    <w:p>
+      <w:pPr>
+        <w:spacing w:after="0"/>
+      </w:pPr>
+      <w:r>
+        <w:rPr>
+          <w:rFonts w:ascii="Courier New" w:hAnsi="Courier New"/>
+          <w:sz w:val="16"/>
+        </w:rPr>
+      </w:r>
+    </w:p>
+    <w:p>
+      <w:pPr>
+        <w:spacing w:after="0"/>
+      </w:pPr>
+      <w:r>
+        <w:rPr>
+          <w:rFonts w:ascii="Courier New" w:hAnsi="Courier New"/>
+          <w:sz w:val="16"/>
+        </w:rPr>
+        <w:t># ---------- v2: blocked never-same (BNS) - bounds substitution error propagation ----------</w:t>
+      </w:r>
+    </w:p>
+    <w:p>
+      <w:pPr>
+        <w:spacing w:after="0"/>
+      </w:pPr>
+      <w:r>
+        <w:rPr>
+          <w:rFonts w:ascii="Courier New" w:hAnsi="Courier New"/>
+          <w:sz w:val="16"/>
+        </w:rPr>
+        <w:t>BNS_BLOCK = 32            # payload trits per block</w:t>
+      </w:r>
+    </w:p>
+    <w:p>
+      <w:pPr>
+        <w:spacing w:after="0"/>
+      </w:pPr>
+      <w:r>
+        <w:rPr>
+          <w:rFonts w:ascii="Courier New" w:hAnsi="Courier New"/>
+          <w:sz w:val="16"/>
+        </w:rPr>
+        <w:t>BNS_CHK = 6               # per-block checksum trits</w:t>
+      </w:r>
+    </w:p>
+    <w:p>
+      <w:pPr>
+        <w:spacing w:after="0"/>
+      </w:pPr>
+      <w:r>
+        <w:rPr>
+          <w:rFonts w:ascii="Courier New" w:hAnsi="Courier New"/>
+          <w:sz w:val="16"/>
+        </w:rPr>
+        <w:t>BNS_SEEDS = "ACGT"</w:t>
+      </w:r>
+    </w:p>
+    <w:p>
+      <w:pPr>
+        <w:spacing w:after="0"/>
+      </w:pPr>
+      <w:r>
+        <w:rPr>
+          <w:rFonts w:ascii="Courier New" w:hAnsi="Courier New"/>
+          <w:sz w:val="16"/>
+        </w:rPr>
+      </w:r>
+    </w:p>
+    <w:p>
+      <w:pPr>
+        <w:spacing w:after="0"/>
+      </w:pPr>
+      <w:r>
+        <w:rPr>
+          <w:rFonts w:ascii="Courier New" w:hAnsi="Courier New"/>
+          <w:sz w:val="16"/>
+        </w:rPr>
+      </w:r>
+    </w:p>
+    <w:p>
+      <w:pPr>
+        <w:spacing w:after="0"/>
+      </w:pPr>
+      <w:r>
+        <w:rPr>
+          <w:rFonts w:ascii="Courier New" w:hAnsi="Courier New"/>
+          <w:sz w:val="16"/>
+        </w:rPr>
+        <w:t>def _bns_pack_blocks(trits: list[int]) -&gt; list[list[int]]:</w:t>
+      </w:r>
+    </w:p>
+    <w:p>
+      <w:pPr>
+        <w:spacing w:after="0"/>
+      </w:pPr>
+      <w:r>
+        <w:rPr>
+          <w:rFonts w:ascii="Courier New" w:hAnsi="Courier New"/>
+          <w:sz w:val="16"/>
+        </w:rPr>
+        <w:t xml:space="preserve">    blocks = []</w:t>
+      </w:r>
+    </w:p>
+    <w:p>
+      <w:pPr>
+        <w:spacing w:after="0"/>
+      </w:pPr>
+      <w:r>
+        <w:rPr>
+          <w:rFonts w:ascii="Courier New" w:hAnsi="Courier New"/>
+          <w:sz w:val="16"/>
+        </w:rPr>
+        <w:t xml:space="preserve">    for i in range(0, len(trits), BNS_BLOCK):</w:t>
+      </w:r>
+    </w:p>
+    <w:p>
+      <w:pPr>
+        <w:spacing w:after="0"/>
+      </w:pPr>
+      <w:r>
+        <w:rPr>
+          <w:rFonts w:ascii="Courier New" w:hAnsi="Courier New"/>
+          <w:sz w:val="16"/>
+        </w:rPr>
+        <w:t xml:space="preserve">        blk = (trits[i:i + BNS_BLOCK] + [0] * BNS_BLOCK)[:BNS_BLOCK]  # zero-pad</w:t>
+      </w:r>
+    </w:p>
+    <w:p>
+      <w:pPr>
+        <w:spacing w:after="0"/>
+      </w:pPr>
+      <w:r>
+        <w:rPr>
+          <w:rFonts w:ascii="Courier New" w:hAnsi="Courier New"/>
+          <w:sz w:val="16"/>
+        </w:rPr>
+        <w:t xml:space="preserve">        chk = checksum_trits(blk)[-BNS_CHK:]</w:t>
+      </w:r>
+    </w:p>
+    <w:p>
+      <w:pPr>
+        <w:spacing w:after="0"/>
+      </w:pPr>
+      <w:r>
+        <w:rPr>
+          <w:rFonts w:ascii="Courier New" w:hAnsi="Courier New"/>
+          <w:sz w:val="16"/>
+        </w:rPr>
+        <w:t xml:space="preserve">        blocks.append(blk + chk)</w:t>
+      </w:r>
+    </w:p>
+    <w:p>
+      <w:pPr>
+        <w:spacing w:after="0"/>
+      </w:pPr>
+      <w:r>
+        <w:rPr>
+          <w:rFonts w:ascii="Courier New" w:hAnsi="Courier New"/>
+          <w:sz w:val="16"/>
+        </w:rPr>
+        <w:t xml:space="preserve">    return blocks</w:t>
+      </w:r>
+    </w:p>
+    <w:p>
+      <w:pPr>
+        <w:spacing w:after="0"/>
+      </w:pPr>
+      <w:r>
+        <w:rPr>
+          <w:rFonts w:ascii="Courier New" w:hAnsi="Courier New"/>
+          <w:sz w:val="16"/>
+        </w:rPr>
+      </w:r>
+    </w:p>
+    <w:p>
+      <w:pPr>
+        <w:spacing w:after="0"/>
+      </w:pPr>
+      <w:r>
+        <w:rPr>
+          <w:rFonts w:ascii="Courier New" w:hAnsi="Courier New"/>
+          <w:sz w:val="16"/>
+        </w:rPr>
+      </w:r>
+    </w:p>
+    <w:p>
+      <w:pPr>
+        <w:spacing w:after="0"/>
+      </w:pPr>
+      <w:r>
+        <w:rPr>
+          <w:rFonts w:ascii="Courier New" w:hAnsi="Courier New"/>
+          <w:sz w:val="16"/>
+        </w:rPr>
+        <w:t>def encode_message_v2(data: bytes, copies: int = 3) -&gt; list[str]:</w:t>
+      </w:r>
+    </w:p>
+    <w:p>
+      <w:pPr>
+        <w:spacing w:after="0"/>
+      </w:pPr>
+      <w:r>
+        <w:rPr>
+          <w:rFonts w:ascii="Courier New" w:hAnsi="Courier New"/>
+          <w:sz w:val="16"/>
+        </w:rPr>
+        <w:t xml:space="preserve">    body = bytes_to_trits(data)</w:t>
+      </w:r>
+    </w:p>
+    <w:p>
+      <w:pPr>
+        <w:spacing w:after="0"/>
+      </w:pPr>
+      <w:r>
+        <w:rPr>
+          <w:rFonts w:ascii="Courier New" w:hAnsi="Courier New"/>
+          <w:sz w:val="16"/>
+        </w:rPr>
+        <w:t xml:space="preserve">    L = len(body)</w:t>
+      </w:r>
+    </w:p>
+    <w:p>
+      <w:pPr>
+        <w:spacing w:after="0"/>
+      </w:pPr>
+      <w:r>
+        <w:rPr>
+          <w:rFonts w:ascii="Courier New" w:hAnsi="Courier New"/>
+          <w:sz w:val="16"/>
+        </w:rPr>
+        <w:t xml:space="preserve">    header = [(L // 3**p) % 3 for p in range(HEADER_TRITS - 1, -1, -1)]</w:t>
+      </w:r>
+    </w:p>
+    <w:p>
+      <w:pPr>
+        <w:spacing w:after="0"/>
+      </w:pPr>
+      <w:r>
+        <w:rPr>
+          <w:rFonts w:ascii="Courier New" w:hAnsi="Courier New"/>
+          <w:sz w:val="16"/>
+        </w:rPr>
+        <w:t xml:space="preserve">    scrambled = scramble(header + body + checksum_trits(body))</w:t>
+      </w:r>
+    </w:p>
+    <w:p>
+      <w:pPr>
+        <w:spacing w:after="0"/>
+      </w:pPr>
+      <w:r>
+        <w:rPr>
+          <w:rFonts w:ascii="Courier New" w:hAnsi="Courier New"/>
+          <w:sz w:val="16"/>
+        </w:rPr>
+        <w:t xml:space="preserve">    blocks = _bns_pack_blocks(scrambled)</w:t>
+      </w:r>
+    </w:p>
+    <w:p>
+      <w:pPr>
+        <w:spacing w:after="0"/>
+      </w:pPr>
+      <w:r>
+        <w:rPr>
+          <w:rFonts w:ascii="Courier New" w:hAnsi="Courier New"/>
+          <w:sz w:val="16"/>
+        </w:rPr>
+        <w:t xml:space="preserve">    parity = [0] * BNS_BLOCK</w:t>
+      </w:r>
+    </w:p>
+    <w:p>
+      <w:pPr>
+        <w:spacing w:after="0"/>
+      </w:pPr>
+      <w:r>
+        <w:rPr>
+          <w:rFonts w:ascii="Courier New" w:hAnsi="Courier New"/>
+          <w:sz w:val="16"/>
+        </w:rPr>
+        <w:t xml:space="preserve">    for blk in blocks:</w:t>
+      </w:r>
+    </w:p>
+    <w:p>
+      <w:pPr>
+        <w:spacing w:after="0"/>
+      </w:pPr>
+      <w:r>
+        <w:rPr>
+          <w:rFonts w:ascii="Courier New" w:hAnsi="Courier New"/>
+          <w:sz w:val="16"/>
+        </w:rPr>
+        <w:t xml:space="preserve">        parity = [(p + t) % 3 for p, t in zip(parity, blk[:BNS_BLOCK])]</w:t>
+      </w:r>
+    </w:p>
+    <w:p>
+      <w:pPr>
+        <w:spacing w:after="0"/>
+      </w:pPr>
+      <w:r>
+        <w:rPr>
+          <w:rFonts w:ascii="Courier New" w:hAnsi="Courier New"/>
+          <w:sz w:val="16"/>
+        </w:rPr>
+        <w:t xml:space="preserve">    blocks = blocks + [parity + checksum_trits(parity)[-BNS_CHK:]]</w:t>
+      </w:r>
+    </w:p>
+    <w:p>
+      <w:pPr>
+        <w:spacing w:after="0"/>
+      </w:pPr>
+      <w:r>
+        <w:rPr>
+          <w:rFonts w:ascii="Courier New" w:hAnsi="Courier New"/>
+          <w:sz w:val="16"/>
+        </w:rPr>
+        <w:t xml:space="preserve">    dna = "".join(encode_trits_never_same(blk, seed=BNS_SEEDS[i % 4])</w:t>
+      </w:r>
+    </w:p>
+    <w:p>
+      <w:pPr>
+        <w:spacing w:after="0"/>
+      </w:pPr>
+      <w:r>
+        <w:rPr>
+          <w:rFonts w:ascii="Courier New" w:hAnsi="Courier New"/>
+          <w:sz w:val="16"/>
+        </w:rPr>
+        <w:t xml:space="preserve">                  for i, blk in enumerate(blocks))</w:t>
+      </w:r>
+    </w:p>
+    <w:p>
+      <w:pPr>
+        <w:spacing w:after="0"/>
+      </w:pPr>
+      <w:r>
+        <w:rPr>
+          <w:rFonts w:ascii="Courier New" w:hAnsi="Courier New"/>
+          <w:sz w:val="16"/>
+        </w:rPr>
+        <w:t xml:space="preserve">    return [dna for _ in range(copies)]</w:t>
+      </w:r>
+    </w:p>
+    <w:p>
+      <w:pPr>
+        <w:spacing w:after="0"/>
+      </w:pPr>
+      <w:r>
+        <w:rPr>
+          <w:rFonts w:ascii="Courier New" w:hAnsi="Courier New"/>
+          <w:sz w:val="16"/>
+        </w:rPr>
+      </w:r>
+    </w:p>
+    <w:p>
+      <w:pPr>
+        <w:spacing w:after="0"/>
+      </w:pPr>
+      <w:r>
+        <w:rPr>
+          <w:rFonts w:ascii="Courier New" w:hAnsi="Courier New"/>
+          <w:sz w:val="16"/>
+        </w:rPr>
+      </w:r>
+    </w:p>
+    <w:p>
+      <w:pPr>
+        <w:spacing w:after="0"/>
+      </w:pPr>
+      <w:r>
+        <w:rPr>
+          <w:rFonts w:ascii="Courier New" w:hAnsi="Courier New"/>
+          <w:sz w:val="16"/>
+        </w:rPr>
+        <w:t>def _bns_try_block(seg: str, bi: int):</w:t>
+      </w:r>
+    </w:p>
+    <w:p>
+      <w:pPr>
+        <w:spacing w:after="0"/>
+      </w:pPr>
+      <w:r>
+        <w:rPr>
+          <w:rFonts w:ascii="Courier New" w:hAnsi="Courier New"/>
+          <w:sz w:val="16"/>
+        </w:rPr>
+        <w:t xml:space="preserve">    """Return payload trits if the block decodes and its checksum passes."""</w:t>
+      </w:r>
+    </w:p>
+    <w:p>
+      <w:pPr>
+        <w:spacing w:after="0"/>
+      </w:pPr>
+      <w:r>
+        <w:rPr>
+          <w:rFonts w:ascii="Courier New" w:hAnsi="Courier New"/>
+          <w:sz w:val="16"/>
+        </w:rPr>
+        <w:t xml:space="preserve">    try:</w:t>
+      </w:r>
+    </w:p>
+    <w:p>
+      <w:pPr>
+        <w:spacing w:after="0"/>
+      </w:pPr>
+      <w:r>
+        <w:rPr>
+          <w:rFonts w:ascii="Courier New" w:hAnsi="Courier New"/>
+          <w:sz w:val="16"/>
+        </w:rPr>
+        <w:t xml:space="preserve">        blk = decode_never_same(seg, seed=BNS_SEEDS[bi % 4])</w:t>
+      </w:r>
+    </w:p>
+    <w:p>
+      <w:pPr>
+        <w:spacing w:after="0"/>
+      </w:pPr>
+      <w:r>
+        <w:rPr>
+          <w:rFonts w:ascii="Courier New" w:hAnsi="Courier New"/>
+          <w:sz w:val="16"/>
+        </w:rPr>
+        <w:t xml:space="preserve">    except ValueError:</w:t>
+      </w:r>
+    </w:p>
+    <w:p>
+      <w:pPr>
+        <w:spacing w:after="0"/>
+      </w:pPr>
+      <w:r>
+        <w:rPr>
+          <w:rFonts w:ascii="Courier New" w:hAnsi="Courier New"/>
+          <w:sz w:val="16"/>
+        </w:rPr>
+        <w:t xml:space="preserve">        return None</w:t>
+      </w:r>
+    </w:p>
+    <w:p>
+      <w:pPr>
+        <w:spacing w:after="0"/>
+      </w:pPr>
+      <w:r>
+        <w:rPr>
+          <w:rFonts w:ascii="Courier New" w:hAnsi="Courier New"/>
+          <w:sz w:val="16"/>
+        </w:rPr>
+        <w:t xml:space="preserve">    payload, chk = blk[:BNS_BLOCK], blk[BNS_BLOCK:]</w:t>
+      </w:r>
+    </w:p>
+    <w:p>
+      <w:pPr>
+        <w:spacing w:after="0"/>
+      </w:pPr>
+      <w:r>
+        <w:rPr>
+          <w:rFonts w:ascii="Courier New" w:hAnsi="Courier New"/>
+          <w:sz w:val="16"/>
+        </w:rPr>
+        <w:t xml:space="preserve">    if len(payload) == BNS_BLOCK and checksum_trits(payload)[-BNS_CHK:] == chk:</w:t>
+      </w:r>
+    </w:p>
+    <w:p>
+      <w:pPr>
+        <w:spacing w:after="0"/>
+      </w:pPr>
+      <w:r>
+        <w:rPr>
+          <w:rFonts w:ascii="Courier New" w:hAnsi="Courier New"/>
+          <w:sz w:val="16"/>
+        </w:rPr>
+        <w:t xml:space="preserve">        return payload</w:t>
+      </w:r>
+    </w:p>
+    <w:p>
+      <w:pPr>
+        <w:spacing w:after="0"/>
+      </w:pPr>
+      <w:r>
+        <w:rPr>
+          <w:rFonts w:ascii="Courier New" w:hAnsi="Courier New"/>
+          <w:sz w:val="16"/>
+        </w:rPr>
+        <w:t xml:space="preserve">    return None</w:t>
+      </w:r>
+    </w:p>
+    <w:p>
+      <w:pPr>
+        <w:spacing w:after="0"/>
+      </w:pPr>
+      <w:r>
+        <w:rPr>
+          <w:rFonts w:ascii="Courier New" w:hAnsi="Courier New"/>
+          <w:sz w:val="16"/>
+        </w:rPr>
+      </w:r>
+    </w:p>
+    <w:p>
+      <w:pPr>
+        <w:spacing w:after="0"/>
+      </w:pPr>
+      <w:r>
+        <w:rPr>
+          <w:rFonts w:ascii="Courier New" w:hAnsi="Courier New"/>
+          <w:sz w:val="16"/>
+        </w:rPr>
+      </w:r>
+    </w:p>
+    <w:p>
+      <w:pPr>
+        <w:spacing w:after="0"/>
+      </w:pPr>
+      <w:r>
+        <w:rPr>
+          <w:rFonts w:ascii="Courier New" w:hAnsi="Courier New"/>
+          <w:sz w:val="16"/>
+        </w:rPr>
+        <w:t>def decode_message_v2(strands: list[str]) -&gt; bytes:</w:t>
+      </w:r>
+    </w:p>
+    <w:p>
+      <w:pPr>
+        <w:spacing w:after="0"/>
+      </w:pPr>
+      <w:r>
+        <w:rPr>
+          <w:rFonts w:ascii="Courier New" w:hAnsi="Courier New"/>
+          <w:sz w:val="16"/>
+        </w:rPr>
+        <w:t xml:space="preserve">    assert strands, "no strands"</w:t>
+      </w:r>
+    </w:p>
+    <w:p>
+      <w:pPr>
+        <w:spacing w:after="0"/>
+      </w:pPr>
+      <w:r>
+        <w:rPr>
+          <w:rFonts w:ascii="Courier New" w:hAnsi="Courier New"/>
+          <w:sz w:val="16"/>
+        </w:rPr>
+        <w:t xml:space="preserve">    n = len(strands[0])</w:t>
+      </w:r>
+    </w:p>
+    <w:p>
+      <w:pPr>
+        <w:spacing w:after="0"/>
+      </w:pPr>
+      <w:r>
+        <w:rPr>
+          <w:rFonts w:ascii="Courier New" w:hAnsi="Courier New"/>
+          <w:sz w:val="16"/>
+        </w:rPr>
+        <w:t xml:space="preserve">    assert all(len(s) == n for s in strands)</w:t>
+      </w:r>
+    </w:p>
+    <w:p>
+      <w:pPr>
+        <w:spacing w:after="0"/>
+      </w:pPr>
+      <w:r>
+        <w:rPr>
+          <w:rFonts w:ascii="Courier New" w:hAnsi="Courier New"/>
+          <w:sz w:val="16"/>
+        </w:rPr>
+        <w:t xml:space="preserve">    voted = "".join(max({s[i] for s in strands},</w:t>
+      </w:r>
+    </w:p>
+    <w:p>
+      <w:pPr>
+        <w:spacing w:after="0"/>
+      </w:pPr>
+      <w:r>
+        <w:rPr>
+          <w:rFonts w:ascii="Courier New" w:hAnsi="Courier New"/>
+          <w:sz w:val="16"/>
+        </w:rPr>
+        <w:t xml:space="preserve">                        key=[s[i] for s in strands].count) for i in range(n))</w:t>
+      </w:r>
+    </w:p>
+    <w:p>
+      <w:pPr>
+        <w:spacing w:after="0"/>
+      </w:pPr>
+      <w:r>
+        <w:rPr>
+          <w:rFonts w:ascii="Courier New" w:hAnsi="Courier New"/>
+          <w:sz w:val="16"/>
+        </w:rPr>
+        <w:t xml:space="preserve">    blen = BNS_BLOCK + BNS_CHK</w:t>
+      </w:r>
+    </w:p>
+    <w:p>
+      <w:pPr>
+        <w:spacing w:after="0"/>
+      </w:pPr>
+      <w:r>
+        <w:rPr>
+          <w:rFonts w:ascii="Courier New" w:hAnsi="Courier New"/>
+          <w:sz w:val="16"/>
+        </w:rPr>
+        <w:t xml:space="preserve">    assert n % blen == 0, "strand length inconsistent with BNS framing"</w:t>
+      </w:r>
+    </w:p>
+    <w:p>
+      <w:pPr>
+        <w:spacing w:after="0"/>
+      </w:pPr>
+      <w:r>
+        <w:rPr>
+          <w:rFonts w:ascii="Courier New" w:hAnsi="Courier New"/>
+          <w:sz w:val="16"/>
+        </w:rPr>
+        <w:t xml:space="preserve">    nblocks = n // blen</w:t>
+      </w:r>
+    </w:p>
+    <w:p>
+      <w:pPr>
+        <w:spacing w:after="0"/>
+      </w:pPr>
+      <w:r>
+        <w:rPr>
+          <w:rFonts w:ascii="Courier New" w:hAnsi="Courier New"/>
+          <w:sz w:val="16"/>
+        </w:rPr>
+        <w:t xml:space="preserve">    payloads: list[list[int] | None] = []</w:t>
+      </w:r>
+    </w:p>
+    <w:p>
+      <w:pPr>
+        <w:spacing w:after="0"/>
+      </w:pPr>
+      <w:r>
+        <w:rPr>
+          <w:rFonts w:ascii="Courier New" w:hAnsi="Courier New"/>
+          <w:sz w:val="16"/>
+        </w:rPr>
+        <w:t xml:space="preserve">    for bi in range(nblocks):</w:t>
+      </w:r>
+    </w:p>
+    <w:p>
+      <w:pPr>
+        <w:spacing w:after="0"/>
+      </w:pPr>
+      <w:r>
+        <w:rPr>
+          <w:rFonts w:ascii="Courier New" w:hAnsi="Courier New"/>
+          <w:sz w:val="16"/>
+        </w:rPr>
+        <w:t xml:space="preserve">        p = _bns_try_block(voted[bi * blen:(bi + 1) * blen], bi)</w:t>
+      </w:r>
+    </w:p>
+    <w:p>
+      <w:pPr>
+        <w:spacing w:after="0"/>
+      </w:pPr>
+      <w:r>
+        <w:rPr>
+          <w:rFonts w:ascii="Courier New" w:hAnsi="Courier New"/>
+          <w:sz w:val="16"/>
+        </w:rPr>
+        <w:t xml:space="preserve">        if p is None:  # tier 2: fall back to any single passing copy</w:t>
+      </w:r>
+    </w:p>
+    <w:p>
+      <w:pPr>
+        <w:spacing w:after="0"/>
+      </w:pPr>
+      <w:r>
+        <w:rPr>
+          <w:rFonts w:ascii="Courier New" w:hAnsi="Courier New"/>
+          <w:sz w:val="16"/>
+        </w:rPr>
+        <w:t xml:space="preserve">            for s in strands:</w:t>
+      </w:r>
+    </w:p>
+    <w:p>
+      <w:pPr>
+        <w:spacing w:after="0"/>
+      </w:pPr>
+      <w:r>
+        <w:rPr>
+          <w:rFonts w:ascii="Courier New" w:hAnsi="Courier New"/>
+          <w:sz w:val="16"/>
+        </w:rPr>
+        <w:t xml:space="preserve">                p = _bns_try_block(s[bi * blen:(bi + 1) * blen], bi)</w:t>
+      </w:r>
+    </w:p>
+    <w:p>
+      <w:pPr>
+        <w:spacing w:after="0"/>
+      </w:pPr>
+      <w:r>
+        <w:rPr>
+          <w:rFonts w:ascii="Courier New" w:hAnsi="Courier New"/>
+          <w:sz w:val="16"/>
+        </w:rPr>
+        <w:t xml:space="preserve">                if p is not None:</w:t>
+      </w:r>
+    </w:p>
+    <w:p>
+      <w:pPr>
+        <w:spacing w:after="0"/>
+      </w:pPr>
+      <w:r>
+        <w:rPr>
+          <w:rFonts w:ascii="Courier New" w:hAnsi="Courier New"/>
+          <w:sz w:val="16"/>
+        </w:rPr>
+        <w:t xml:space="preserve">                    break</w:t>
+      </w:r>
+    </w:p>
+    <w:p>
+      <w:pPr>
+        <w:spacing w:after="0"/>
+      </w:pPr>
+      <w:r>
+        <w:rPr>
+          <w:rFonts w:ascii="Courier New" w:hAnsi="Courier New"/>
+          <w:sz w:val="16"/>
+        </w:rPr>
+        <w:t xml:space="preserve">        payloads.append(p)</w:t>
+      </w:r>
+    </w:p>
+    <w:p>
+      <w:pPr>
+        <w:spacing w:after="0"/>
+      </w:pPr>
+      <w:r>
+        <w:rPr>
+          <w:rFonts w:ascii="Courier New" w:hAnsi="Courier New"/>
+          <w:sz w:val="16"/>
+        </w:rPr>
+        <w:t xml:space="preserve">    parity = payloads.pop()              # last block is parity</w:t>
+      </w:r>
+    </w:p>
+    <w:p>
+      <w:pPr>
+        <w:spacing w:after="0"/>
+      </w:pPr>
+      <w:r>
+        <w:rPr>
+          <w:rFonts w:ascii="Courier New" w:hAnsi="Courier New"/>
+          <w:sz w:val="16"/>
+        </w:rPr>
+        <w:t xml:space="preserve">    bad = [i for i, p in enumerate(payloads) if p is None]</w:t>
+      </w:r>
+    </w:p>
+    <w:p>
+      <w:pPr>
+        <w:spacing w:after="0"/>
+      </w:pPr>
+      <w:r>
+        <w:rPr>
+          <w:rFonts w:ascii="Courier New" w:hAnsi="Courier New"/>
+          <w:sz w:val="16"/>
+        </w:rPr>
+        <w:t xml:space="preserve">    if len(bad) == 1 and parity is not None:  # tier 3: parity erasure repair</w:t>
+      </w:r>
+    </w:p>
+    <w:p>
+      <w:pPr>
+        <w:spacing w:after="0"/>
+      </w:pPr>
+      <w:r>
+        <w:rPr>
+          <w:rFonts w:ascii="Courier New" w:hAnsi="Courier New"/>
+          <w:sz w:val="16"/>
+        </w:rPr>
+        <w:t xml:space="preserve">        i = bad[0]</w:t>
+      </w:r>
+    </w:p>
+    <w:p>
+      <w:pPr>
+        <w:spacing w:after="0"/>
+      </w:pPr>
+      <w:r>
+        <w:rPr>
+          <w:rFonts w:ascii="Courier New" w:hAnsi="Courier New"/>
+          <w:sz w:val="16"/>
+        </w:rPr>
+        <w:t xml:space="preserve">        rec = parity[:]</w:t>
+      </w:r>
+    </w:p>
+    <w:p>
+      <w:pPr>
+        <w:spacing w:after="0"/>
+      </w:pPr>
+      <w:r>
+        <w:rPr>
+          <w:rFonts w:ascii="Courier New" w:hAnsi="Courier New"/>
+          <w:sz w:val="16"/>
+        </w:rPr>
+        <w:t xml:space="preserve">        for j, p in enumerate(payloads):</w:t>
+      </w:r>
+    </w:p>
+    <w:p>
+      <w:pPr>
+        <w:spacing w:after="0"/>
+      </w:pPr>
+      <w:r>
+        <w:rPr>
+          <w:rFonts w:ascii="Courier New" w:hAnsi="Courier New"/>
+          <w:sz w:val="16"/>
+        </w:rPr>
+        <w:t xml:space="preserve">            if j != i and p is not None:</w:t>
+      </w:r>
+    </w:p>
+    <w:p>
+      <w:pPr>
+        <w:spacing w:after="0"/>
+      </w:pPr>
+      <w:r>
+        <w:rPr>
+          <w:rFonts w:ascii="Courier New" w:hAnsi="Courier New"/>
+          <w:sz w:val="16"/>
+        </w:rPr>
+        <w:t xml:space="preserve">                rec = [(r - t) % 3 for r, t in zip(rec, p)]</w:t>
+      </w:r>
+    </w:p>
+    <w:p>
+      <w:pPr>
+        <w:spacing w:after="0"/>
+      </w:pPr>
+      <w:r>
+        <w:rPr>
+          <w:rFonts w:ascii="Courier New" w:hAnsi="Courier New"/>
+          <w:sz w:val="16"/>
+        </w:rPr>
+        <w:t xml:space="preserve">        payloads[i] = rec</w:t>
+      </w:r>
+    </w:p>
+    <w:p>
+      <w:pPr>
+        <w:spacing w:after="0"/>
+      </w:pPr>
+      <w:r>
+        <w:rPr>
+          <w:rFonts w:ascii="Courier New" w:hAnsi="Courier New"/>
+          <w:sz w:val="16"/>
+        </w:rPr>
+        <w:t xml:space="preserve">    elif bad:</w:t>
+      </w:r>
+    </w:p>
+    <w:p>
+      <w:pPr>
+        <w:spacing w:after="0"/>
+      </w:pPr>
+      <w:r>
+        <w:rPr>
+          <w:rFonts w:ascii="Courier New" w:hAnsi="Courier New"/>
+          <w:sz w:val="16"/>
+        </w:rPr>
+        <w:t xml:space="preserve">        raise ValueError(f"unrecoverable blocks: {bad}")</w:t>
+      </w:r>
+    </w:p>
+    <w:p>
+      <w:pPr>
+        <w:spacing w:after="0"/>
+      </w:pPr>
+      <w:r>
+        <w:rPr>
+          <w:rFonts w:ascii="Courier New" w:hAnsi="Courier New"/>
+          <w:sz w:val="16"/>
+        </w:rPr>
+        <w:t xml:space="preserve">    trits: list[int] = []</w:t>
+      </w:r>
+    </w:p>
+    <w:p>
+      <w:pPr>
+        <w:spacing w:after="0"/>
+      </w:pPr>
+      <w:r>
+        <w:rPr>
+          <w:rFonts w:ascii="Courier New" w:hAnsi="Courier New"/>
+          <w:sz w:val="16"/>
+        </w:rPr>
+        <w:t xml:space="preserve">    for p in payloads:</w:t>
+      </w:r>
+    </w:p>
+    <w:p>
+      <w:pPr>
+        <w:spacing w:after="0"/>
+      </w:pPr>
+      <w:r>
+        <w:rPr>
+          <w:rFonts w:ascii="Courier New" w:hAnsi="Courier New"/>
+          <w:sz w:val="16"/>
+        </w:rPr>
+        <w:t xml:space="preserve">        trits.extend(p)</w:t>
+      </w:r>
+    </w:p>
+    <w:p>
+      <w:pPr>
+        <w:spacing w:after="0"/>
+      </w:pPr>
+      <w:r>
+        <w:rPr>
+          <w:rFonts w:ascii="Courier New" w:hAnsi="Courier New"/>
+          <w:sz w:val="16"/>
+        </w:rPr>
+        <w:t xml:space="preserve">    scrambled = trits</w:t>
+      </w:r>
+    </w:p>
+    <w:p>
+      <w:pPr>
+        <w:spacing w:after="0"/>
+      </w:pPr>
+      <w:r>
+        <w:rPr>
+          <w:rFonts w:ascii="Courier New" w:hAnsi="Courier New"/>
+          <w:sz w:val="16"/>
+        </w:rPr>
+        <w:t xml:space="preserve">    body_all = descramble(scrambled)</w:t>
+      </w:r>
+    </w:p>
+    <w:p>
+      <w:pPr>
+        <w:spacing w:after="0"/>
+      </w:pPr>
+      <w:r>
+        <w:rPr>
+          <w:rFonts w:ascii="Courier New" w:hAnsi="Courier New"/>
+          <w:sz w:val="16"/>
+        </w:rPr>
+        <w:t xml:space="preserve">    L = 0</w:t>
+      </w:r>
+    </w:p>
+    <w:p>
+      <w:pPr>
+        <w:spacing w:after="0"/>
+      </w:pPr>
+      <w:r>
+        <w:rPr>
+          <w:rFonts w:ascii="Courier New" w:hAnsi="Courier New"/>
+          <w:sz w:val="16"/>
+        </w:rPr>
+        <w:t xml:space="preserve">    for t in body_all[:HEADER_TRITS]:</w:t>
+      </w:r>
+    </w:p>
+    <w:p>
+      <w:pPr>
+        <w:spacing w:after="0"/>
+      </w:pPr>
+      <w:r>
+        <w:rPr>
+          <w:rFonts w:ascii="Courier New" w:hAnsi="Courier New"/>
+          <w:sz w:val="16"/>
+        </w:rPr>
+        <w:t xml:space="preserve">        L = L * 3 + t</w:t>
+      </w:r>
+    </w:p>
+    <w:p>
+      <w:pPr>
+        <w:spacing w:after="0"/>
+      </w:pPr>
+      <w:r>
+        <w:rPr>
+          <w:rFonts w:ascii="Courier New" w:hAnsi="Courier New"/>
+          <w:sz w:val="16"/>
+        </w:rPr>
+        <w:t xml:space="preserve">    body = body_all[HEADER_TRITS:HEADER_TRITS + L]</w:t>
+      </w:r>
+    </w:p>
+    <w:p>
+      <w:pPr>
+        <w:spacing w:after="0"/>
+      </w:pPr>
+      <w:r>
+        <w:rPr>
+          <w:rFonts w:ascii="Courier New" w:hAnsi="Courier New"/>
+          <w:sz w:val="16"/>
+        </w:rPr>
+        <w:t xml:space="preserve">    chk = body_all[HEADER_TRITS + L:HEADER_TRITS + L + CHECKSUM_TRITS]</w:t>
+      </w:r>
+    </w:p>
+    <w:p>
+      <w:pPr>
+        <w:spacing w:after="0"/>
+      </w:pPr>
+      <w:r>
+        <w:rPr>
+          <w:rFonts w:ascii="Courier New" w:hAnsi="Courier New"/>
+          <w:sz w:val="16"/>
+        </w:rPr>
+        <w:t xml:space="preserve">    if checksum_trits(body) != chk:</w:t>
+      </w:r>
+    </w:p>
+    <w:p>
+      <w:pPr>
+        <w:spacing w:after="0"/>
+      </w:pPr>
+      <w:r>
+        <w:rPr>
+          <w:rFonts w:ascii="Courier New" w:hAnsi="Courier New"/>
+          <w:sz w:val="16"/>
+        </w:rPr>
+        <w:t xml:space="preserve">        raise ValueError("global checksum mismatch")</w:t>
+      </w:r>
+    </w:p>
+    <w:p>
+      <w:pPr>
+        <w:spacing w:after="0"/>
+      </w:pPr>
+      <w:r>
+        <w:rPr>
+          <w:rFonts w:ascii="Courier New" w:hAnsi="Courier New"/>
+          <w:sz w:val="16"/>
+        </w:rPr>
+        <w:t xml:space="preserve">    return trits_to_bytes(body)</w:t>
+      </w:r>
+    </w:p>
+    <w:p>
+      <w:pPr>
+        <w:pStyle w:val="Heading2"/>
+      </w:pPr>
+      <w:r>
+        <w:t>F. src/dnacell/metabolism.py</w:t>
+      </w:r>
+    </w:p>
+    <w:p>
+      <w:pPr>
+        <w:spacing w:after="0"/>
+      </w:pPr>
+      <w:r>
+        <w:rPr>
+          <w:rFonts w:ascii="Courier New" w:hAnsi="Courier New"/>
+          <w:sz w:val="16"/>
+        </w:rPr>
+        <w:t>"""FBA-style energy reallocation model for the cyborg-cell logic loop.</w:t>
+      </w:r>
+    </w:p>
+    <w:p>
+      <w:pPr>
+        <w:spacing w:after="0"/>
+      </w:pPr>
+      <w:r>
+        <w:rPr>
+          <w:rFonts w:ascii="Courier New" w:hAnsi="Courier New"/>
+          <w:sz w:val="16"/>
+        </w:rPr>
+      </w:r>
+    </w:p>
+    <w:p>
+      <w:pPr>
+        <w:spacing w:after="0"/>
+      </w:pPr>
+      <w:r>
+        <w:rPr>
+          <w:rFonts w:ascii="Courier New" w:hAnsi="Courier New"/>
+          <w:sz w:val="16"/>
+        </w:rPr>
+        <w:t>Minimal but stoichiometrically real core network (lumped reactions in the</w:t>
+      </w:r>
+    </w:p>
+    <w:p>
+      <w:pPr>
+        <w:spacing w:after="0"/>
+      </w:pPr>
+      <w:r>
+        <w:rPr>
+          <w:rFonts w:ascii="Courier New" w:hAnsi="Courier New"/>
+          <w:sz w:val="16"/>
+        </w:rPr>
+        <w:t>spirit of Orth et al. 2010 core E. coli):</w:t>
+      </w:r>
+    </w:p>
+    <w:p>
+      <w:pPr>
+        <w:spacing w:after="0"/>
+      </w:pPr>
+      <w:r>
+        <w:rPr>
+          <w:rFonts w:ascii="Courier New" w:hAnsi="Courier New"/>
+          <w:sz w:val="16"/>
+        </w:rPr>
+      </w:r>
+    </w:p>
+    <w:p>
+      <w:pPr>
+        <w:spacing w:after="0"/>
+      </w:pPr>
+      <w:r>
+        <w:rPr>
+          <w:rFonts w:ascii="Courier New" w:hAnsi="Courier New"/>
+          <w:sz w:val="16"/>
+        </w:rPr>
+        <w:t xml:space="preserve">  v_upt : S_ext -&gt; S                     (substrate uptake, bounded)</w:t>
+      </w:r>
+    </w:p>
+    <w:p>
+      <w:pPr>
+        <w:spacing w:after="0"/>
+      </w:pPr>
+      <w:r>
+        <w:rPr>
+          <w:rFonts w:ascii="Courier New" w:hAnsi="Courier New"/>
+          <w:sz w:val="16"/>
+        </w:rPr>
+        <w:t xml:space="preserve">  v_gly : S + 2 ADP + 2 NAD+ -&gt; 2 P + 2 ATP + 2 NADH       (glycolysis)</w:t>
+      </w:r>
+    </w:p>
+    <w:p>
+      <w:pPr>
+        <w:spacing w:after="0"/>
+      </w:pPr>
+      <w:r>
+        <w:rPr>
+          <w:rFonts w:ascii="Courier New" w:hAnsi="Courier New"/>
+          <w:sz w:val="16"/>
+        </w:rPr>
+        <w:t xml:space="preserve">  v_tca : P + 4 NAD+ + ADP -&gt; 4 NADH + ATP                 (TCA lump, CO2 omitted)</w:t>
+      </w:r>
+    </w:p>
+    <w:p>
+      <w:pPr>
+        <w:spacing w:after="0"/>
+      </w:pPr>
+      <w:r>
+        <w:rPr>
+          <w:rFonts w:ascii="Courier New" w:hAnsi="Courier New"/>
+          <w:sz w:val="16"/>
+        </w:rPr>
+        <w:t xml:space="preserve">  v_etc : NADH + 2.5 ADP -&gt; NAD+ + 2.5 ATP                 (ETC, P/O = 2.5)</w:t>
+      </w:r>
+    </w:p>
+    <w:p>
+      <w:pPr>
+        <w:spacing w:after="0"/>
+      </w:pPr>
+      <w:r>
+        <w:rPr>
+          <w:rFonts w:ascii="Courier New" w:hAnsi="Courier New"/>
+          <w:sz w:val="16"/>
+        </w:rPr>
+        <w:t xml:space="preserve">  v_atm : ATP -&gt; ADP                     (maintenance, fixed &gt;= atm)</w:t>
+      </w:r>
+    </w:p>
+    <w:p>
+      <w:pPr>
+        <w:spacing w:after="0"/>
+      </w:pPr>
+      <w:r>
+        <w:rPr>
+          <w:rFonts w:ascii="Courier New" w:hAnsi="Courier New"/>
+          <w:sz w:val="16"/>
+        </w:rPr>
+        <w:t xml:space="preserve">  v_bio : a_bio ATP + b_bio P + c_bio NADH -&gt; biomass      (replication drain)</w:t>
+      </w:r>
+    </w:p>
+    <w:p>
+      <w:pPr>
+        <w:spacing w:after="0"/>
+      </w:pPr>
+      <w:r>
+        <w:rPr>
+          <w:rFonts w:ascii="Courier New" w:hAnsi="Courier New"/>
+          <w:sz w:val="16"/>
+        </w:rPr>
+        <w:t xml:space="preserve">  v_sen : X_ext + k_sen ATP -&gt; Z         (complex-input processing = sensor)</w:t>
+      </w:r>
+    </w:p>
+    <w:p>
+      <w:pPr>
+        <w:spacing w:after="0"/>
+      </w:pPr>
+      <w:r>
+        <w:rPr>
+          <w:rFonts w:ascii="Courier New" w:hAnsi="Courier New"/>
+          <w:sz w:val="16"/>
+        </w:rPr>
+      </w:r>
+    </w:p>
+    <w:p>
+      <w:pPr>
+        <w:spacing w:after="0"/>
+      </w:pPr>
+      <w:r>
+        <w:rPr>
+          <w:rFonts w:ascii="Courier New" w:hAnsi="Courier New"/>
+          <w:sz w:val="16"/>
+        </w:rPr>
+        <w:t>Per glucose at full oxidation: 2 (gly) + 2x(1 + 4x2.5) = 24 ATP - within the</w:t>
+      </w:r>
+    </w:p>
+    <w:p>
+      <w:pPr>
+        <w:spacing w:after="0"/>
+      </w:pPr>
+      <w:r>
+        <w:rPr>
+          <w:rFonts w:ascii="Courier New" w:hAnsi="Courier New"/>
+          <w:sz w:val="16"/>
+        </w:rPr>
+        <w:t>canonical 26-30 range for lumped core models.</w:t>
+      </w:r>
+    </w:p>
+    <w:p>
+      <w:pPr>
+        <w:spacing w:after="0"/>
+      </w:pPr>
+      <w:r>
+        <w:rPr>
+          <w:rFonts w:ascii="Courier New" w:hAnsi="Courier New"/>
+          <w:sz w:val="16"/>
+        </w:rPr>
+      </w:r>
+    </w:p>
+    <w:p>
+      <w:pPr>
+        <w:spacing w:after="0"/>
+      </w:pPr>
+      <w:r>
+        <w:rPr>
+          <w:rFonts w:ascii="Courier New" w:hAnsi="Courier New"/>
+          <w:sz w:val="16"/>
+        </w:rPr>
+        <w:t>Steady state S v = 0. Objective: maximize v_sen.</w:t>
+      </w:r>
+    </w:p>
+    <w:p>
+      <w:pPr>
+        <w:spacing w:after="0"/>
+      </w:pPr>
+      <w:r>
+        <w:rPr>
+          <w:rFonts w:ascii="Courier New" w:hAnsi="Courier New"/>
+          <w:sz w:val="16"/>
+        </w:rPr>
+        <w:t>The "cyborg" condition is v_bio = 0 (replication frozen).</w:t>
+      </w:r>
+    </w:p>
+    <w:p>
+      <w:pPr>
+        <w:spacing w:after="0"/>
+      </w:pPr>
+      <w:r>
+        <w:rPr>
+          <w:rFonts w:ascii="Courier New" w:hAnsi="Courier New"/>
+          <w:sz w:val="16"/>
+        </w:rPr>
+        <w:t>"""</w:t>
+      </w:r>
+    </w:p>
+    <w:p>
+      <w:pPr>
+        <w:spacing w:after="0"/>
+      </w:pPr>
+      <w:r>
+        <w:rPr>
+          <w:rFonts w:ascii="Courier New" w:hAnsi="Courier New"/>
+          <w:sz w:val="16"/>
+        </w:rPr>
+        <w:t>from __future__ import annotations</w:t>
+      </w:r>
+    </w:p>
+    <w:p>
+      <w:pPr>
+        <w:spacing w:after="0"/>
+      </w:pPr>
+      <w:r>
+        <w:rPr>
+          <w:rFonts w:ascii="Courier New" w:hAnsi="Courier New"/>
+          <w:sz w:val="16"/>
+        </w:rPr>
+        <w:t>import numpy as np</w:t>
+      </w:r>
+    </w:p>
+    <w:p>
+      <w:pPr>
+        <w:spacing w:after="0"/>
+      </w:pPr>
+      <w:r>
+        <w:rPr>
+          <w:rFonts w:ascii="Courier New" w:hAnsi="Courier New"/>
+          <w:sz w:val="16"/>
+        </w:rPr>
+        <w:t>from scipy.optimize import linprog</w:t>
+      </w:r>
+    </w:p>
+    <w:p>
+      <w:pPr>
+        <w:spacing w:after="0"/>
+      </w:pPr>
+      <w:r>
+        <w:rPr>
+          <w:rFonts w:ascii="Courier New" w:hAnsi="Courier New"/>
+          <w:sz w:val="16"/>
+        </w:rPr>
+      </w:r>
+    </w:p>
+    <w:p>
+      <w:pPr>
+        <w:spacing w:after="0"/>
+      </w:pPr>
+      <w:r>
+        <w:rPr>
+          <w:rFonts w:ascii="Courier New" w:hAnsi="Courier New"/>
+          <w:sz w:val="16"/>
+        </w:rPr>
+        <w:t># metabolites: S, P, ATP, ADP, NADH, NAD+, X_ext, S_ext, Z, biomass</w:t>
+      </w:r>
+    </w:p>
+    <w:p>
+      <w:pPr>
+        <w:spacing w:after="0"/>
+      </w:pPr>
+      <w:r>
+        <w:rPr>
+          <w:rFonts w:ascii="Courier New" w:hAnsi="Courier New"/>
+          <w:sz w:val="16"/>
+        </w:rPr>
+        <w:t>MET = ["S", "P", "ATP", "ADP", "NADH", "NAD", "X_ext", "S_ext", "Z", "BIO"]</w:t>
+      </w:r>
+    </w:p>
+    <w:p>
+      <w:pPr>
+        <w:spacing w:after="0"/>
+      </w:pPr>
+      <w:r>
+        <w:rPr>
+          <w:rFonts w:ascii="Courier New" w:hAnsi="Courier New"/>
+          <w:sz w:val="16"/>
+        </w:rPr>
+        <w:t>RXN = ["upt", "gly", "tca", "etc", "atm", "bio", "sen"]</w:t>
+      </w:r>
+    </w:p>
+    <w:p>
+      <w:pPr>
+        <w:spacing w:after="0"/>
+      </w:pPr>
+      <w:r>
+        <w:rPr>
+          <w:rFonts w:ascii="Courier New" w:hAnsi="Courier New"/>
+          <w:sz w:val="16"/>
+        </w:rPr>
+        <w:t>A_BIO, B_BIO, C_BIO = 30.0, 4.0, 6.0   # ATP / pyruvate / NADH cost per unit biomass</w:t>
+      </w:r>
+    </w:p>
+    <w:p>
+      <w:pPr>
+        <w:spacing w:after="0"/>
+      </w:pPr>
+      <w:r>
+        <w:rPr>
+          <w:rFonts w:ascii="Courier New" w:hAnsi="Courier New"/>
+          <w:sz w:val="16"/>
+        </w:rPr>
+        <w:t>K_SEN = 2.0                            # ATP cost per unit complex input processed</w:t>
+      </w:r>
+    </w:p>
+    <w:p>
+      <w:pPr>
+        <w:spacing w:after="0"/>
+      </w:pPr>
+      <w:r>
+        <w:rPr>
+          <w:rFonts w:ascii="Courier New" w:hAnsi="Courier New"/>
+          <w:sz w:val="16"/>
+        </w:rPr>
+      </w:r>
+    </w:p>
+    <w:p>
+      <w:pPr>
+        <w:spacing w:after="0"/>
+      </w:pPr>
+      <w:r>
+        <w:rPr>
+          <w:rFonts w:ascii="Courier New" w:hAnsi="Courier New"/>
+          <w:sz w:val="16"/>
+        </w:rPr>
+      </w:r>
+    </w:p>
+    <w:p>
+      <w:pPr>
+        <w:spacing w:after="0"/>
+      </w:pPr>
+      <w:r>
+        <w:rPr>
+          <w:rFonts w:ascii="Courier New" w:hAnsi="Courier New"/>
+          <w:sz w:val="16"/>
+        </w:rPr>
+        <w:t>def stoich_matrix() -&gt; np.ndarray:</w:t>
+      </w:r>
+    </w:p>
+    <w:p>
+      <w:pPr>
+        <w:spacing w:after="0"/>
+      </w:pPr>
+      <w:r>
+        <w:rPr>
+          <w:rFonts w:ascii="Courier New" w:hAnsi="Courier New"/>
+          <w:sz w:val="16"/>
+        </w:rPr>
+        <w:t xml:space="preserve">    S = np.zeros((len(MET), len(RXN)))</w:t>
+      </w:r>
+    </w:p>
+    <w:p>
+      <w:pPr>
+        <w:spacing w:after="0"/>
+      </w:pPr>
+      <w:r>
+        <w:rPr>
+          <w:rFonts w:ascii="Courier New" w:hAnsi="Courier New"/>
+          <w:sz w:val="16"/>
+        </w:rPr>
+        <w:t xml:space="preserve">    def m(name): return MET.index(name)</w:t>
+      </w:r>
+    </w:p>
+    <w:p>
+      <w:pPr>
+        <w:spacing w:after="0"/>
+      </w:pPr>
+      <w:r>
+        <w:rPr>
+          <w:rFonts w:ascii="Courier New" w:hAnsi="Courier New"/>
+          <w:sz w:val="16"/>
+        </w:rPr>
+        <w:t xml:space="preserve">    S[m("S_ext"), 0], S[m("S"), 0] = -1, 1                       # upt</w:t>
+      </w:r>
+    </w:p>
+    <w:p>
+      <w:pPr>
+        <w:spacing w:after="0"/>
+      </w:pPr>
+      <w:r>
+        <w:rPr>
+          <w:rFonts w:ascii="Courier New" w:hAnsi="Courier New"/>
+          <w:sz w:val="16"/>
+        </w:rPr>
+        <w:t xml:space="preserve">    S[m("S"), 1], S[m("P"), 1] = -1, 2                           # gly</w:t>
+      </w:r>
+    </w:p>
+    <w:p>
+      <w:pPr>
+        <w:spacing w:after="0"/>
+      </w:pPr>
+      <w:r>
+        <w:rPr>
+          <w:rFonts w:ascii="Courier New" w:hAnsi="Courier New"/>
+          <w:sz w:val="16"/>
+        </w:rPr>
+        <w:t xml:space="preserve">    S[m("ADP"), 1], S[m("ATP"), 1] = -2, 2</w:t>
+      </w:r>
+    </w:p>
+    <w:p>
+      <w:pPr>
+        <w:spacing w:after="0"/>
+      </w:pPr>
+      <w:r>
+        <w:rPr>
+          <w:rFonts w:ascii="Courier New" w:hAnsi="Courier New"/>
+          <w:sz w:val="16"/>
+        </w:rPr>
+        <w:t xml:space="preserve">    S[m("NAD"), 1], S[m("NADH"), 1] = -2, 2</w:t>
+      </w:r>
+    </w:p>
+    <w:p>
+      <w:pPr>
+        <w:spacing w:after="0"/>
+      </w:pPr>
+      <w:r>
+        <w:rPr>
+          <w:rFonts w:ascii="Courier New" w:hAnsi="Courier New"/>
+          <w:sz w:val="16"/>
+        </w:rPr>
+        <w:t xml:space="preserve">    S[m("P"), 2], S[m("NAD"), 2] = -1, -4                        # tca</w:t>
+      </w:r>
+    </w:p>
+    <w:p>
+      <w:pPr>
+        <w:spacing w:after="0"/>
+      </w:pPr>
+      <w:r>
+        <w:rPr>
+          <w:rFonts w:ascii="Courier New" w:hAnsi="Courier New"/>
+          <w:sz w:val="16"/>
+        </w:rPr>
+        <w:t xml:space="preserve">    S[m("ADP"), 2], S[m("ATP"), 2] = -1, 1</w:t>
+      </w:r>
+    </w:p>
+    <w:p>
+      <w:pPr>
+        <w:spacing w:after="0"/>
+      </w:pPr>
+      <w:r>
+        <w:rPr>
+          <w:rFonts w:ascii="Courier New" w:hAnsi="Courier New"/>
+          <w:sz w:val="16"/>
+        </w:rPr>
+        <w:t xml:space="preserve">    S[m("NADH"), 2] = 4</w:t>
+      </w:r>
+    </w:p>
+    <w:p>
+      <w:pPr>
+        <w:spacing w:after="0"/>
+      </w:pPr>
+      <w:r>
+        <w:rPr>
+          <w:rFonts w:ascii="Courier New" w:hAnsi="Courier New"/>
+          <w:sz w:val="16"/>
+        </w:rPr>
+        <w:t xml:space="preserve">    S[m("NADH"), 3], S[m("NAD"), 3] = -1, 1                      # etc</w:t>
+      </w:r>
+    </w:p>
+    <w:p>
+      <w:pPr>
+        <w:spacing w:after="0"/>
+      </w:pPr>
+      <w:r>
+        <w:rPr>
+          <w:rFonts w:ascii="Courier New" w:hAnsi="Courier New"/>
+          <w:sz w:val="16"/>
+        </w:rPr>
+        <w:t xml:space="preserve">    S[m("ADP"), 3], S[m("ATP"), 3] = -2.5, 2.5</w:t>
+      </w:r>
+    </w:p>
+    <w:p>
+      <w:pPr>
+        <w:spacing w:after="0"/>
+      </w:pPr>
+      <w:r>
+        <w:rPr>
+          <w:rFonts w:ascii="Courier New" w:hAnsi="Courier New"/>
+          <w:sz w:val="16"/>
+        </w:rPr>
+        <w:t xml:space="preserve">    S[m("ATP"), 4], S[m("ADP"), 4] = -1, 1                       # atm</w:t>
+      </w:r>
+    </w:p>
+    <w:p>
+      <w:pPr>
+        <w:spacing w:after="0"/>
+      </w:pPr>
+      <w:r>
+        <w:rPr>
+          <w:rFonts w:ascii="Courier New" w:hAnsi="Courier New"/>
+          <w:sz w:val="16"/>
+        </w:rPr>
+        <w:t xml:space="preserve">    S[m("ATP"), 5], S[m("P"), 5] = -A_BIO, -B_BIO                # bio</w:t>
+      </w:r>
+    </w:p>
+    <w:p>
+      <w:pPr>
+        <w:spacing w:after="0"/>
+      </w:pPr>
+      <w:r>
+        <w:rPr>
+          <w:rFonts w:ascii="Courier New" w:hAnsi="Courier New"/>
+          <w:sz w:val="16"/>
+        </w:rPr>
+        <w:t xml:space="preserve">    S[m("NADH"), 5], S[m("BIO"), 5] = -C_BIO, 1</w:t>
+      </w:r>
+    </w:p>
+    <w:p>
+      <w:pPr>
+        <w:spacing w:after="0"/>
+      </w:pPr>
+      <w:r>
+        <w:rPr>
+          <w:rFonts w:ascii="Courier New" w:hAnsi="Courier New"/>
+          <w:sz w:val="16"/>
+        </w:rPr>
+        <w:t xml:space="preserve">    S[m("NAD"), 5] = C_BIO  # reductant is returned oxidized</w:t>
+      </w:r>
+    </w:p>
+    <w:p>
+      <w:pPr>
+        <w:spacing w:after="0"/>
+      </w:pPr>
+      <w:r>
+        <w:rPr>
+          <w:rFonts w:ascii="Courier New" w:hAnsi="Courier New"/>
+          <w:sz w:val="16"/>
+        </w:rPr>
+        <w:t xml:space="preserve">    S[m("ADP"), 5] = A_BIO  # ATP hydrolysis returns ADP</w:t>
+      </w:r>
+    </w:p>
+    <w:p>
+      <w:pPr>
+        <w:spacing w:after="0"/>
+      </w:pPr>
+      <w:r>
+        <w:rPr>
+          <w:rFonts w:ascii="Courier New" w:hAnsi="Courier New"/>
+          <w:sz w:val="16"/>
+        </w:rPr>
+        <w:t xml:space="preserve">    S[m("X_ext"), 6], S[m("Z"), 6] = -1, 1                       # sen</w:t>
+      </w:r>
+    </w:p>
+    <w:p>
+      <w:pPr>
+        <w:spacing w:after="0"/>
+      </w:pPr>
+      <w:r>
+        <w:rPr>
+          <w:rFonts w:ascii="Courier New" w:hAnsi="Courier New"/>
+          <w:sz w:val="16"/>
+        </w:rPr>
+        <w:t xml:space="preserve">    S[m("ATP"), 6] = -K_SEN</w:t>
+      </w:r>
+    </w:p>
+    <w:p>
+      <w:pPr>
+        <w:spacing w:after="0"/>
+      </w:pPr>
+      <w:r>
+        <w:rPr>
+          <w:rFonts w:ascii="Courier New" w:hAnsi="Courier New"/>
+          <w:sz w:val="16"/>
+        </w:rPr>
+        <w:t xml:space="preserve">    S[m("ADP"), 6] = K_SEN</w:t>
+      </w:r>
+    </w:p>
+    <w:p>
+      <w:pPr>
+        <w:spacing w:after="0"/>
+      </w:pPr>
+      <w:r>
+        <w:rPr>
+          <w:rFonts w:ascii="Courier New" w:hAnsi="Courier New"/>
+          <w:sz w:val="16"/>
+        </w:rPr>
+        <w:t xml:space="preserve">    return S</w:t>
+      </w:r>
+    </w:p>
+    <w:p>
+      <w:pPr>
+        <w:spacing w:after="0"/>
+      </w:pPr>
+      <w:r>
+        <w:rPr>
+          <w:rFonts w:ascii="Courier New" w:hAnsi="Courier New"/>
+          <w:sz w:val="16"/>
+        </w:rPr>
+      </w:r>
+    </w:p>
+    <w:p>
+      <w:pPr>
+        <w:spacing w:after="0"/>
+      </w:pPr>
+      <w:r>
+        <w:rPr>
+          <w:rFonts w:ascii="Courier New" w:hAnsi="Courier New"/>
+          <w:sz w:val="16"/>
+        </w:rPr>
+      </w:r>
+    </w:p>
+    <w:p>
+      <w:pPr>
+        <w:spacing w:after="0"/>
+      </w:pPr>
+      <w:r>
+        <w:rPr>
+          <w:rFonts w:ascii="Courier New" w:hAnsi="Courier New"/>
+          <w:sz w:val="16"/>
+        </w:rPr>
+        <w:t>def solve_fba(g_min: float, uptake_max: float = 10.0, atm: float = 1.0,</w:t>
+      </w:r>
+    </w:p>
+    <w:p>
+      <w:pPr>
+        <w:spacing w:after="0"/>
+      </w:pPr>
+      <w:r>
+        <w:rPr>
+          <w:rFonts w:ascii="Courier New" w:hAnsi="Courier New"/>
+          <w:sz w:val="16"/>
+        </w:rPr>
+        <w:t xml:space="preserve">              x_max: float = 1e6):</w:t>
+      </w:r>
+    </w:p>
+    <w:p>
+      <w:pPr>
+        <w:spacing w:after="0"/>
+      </w:pPr>
+      <w:r>
+        <w:rPr>
+          <w:rFonts w:ascii="Courier New" w:hAnsi="Courier New"/>
+          <w:sz w:val="16"/>
+        </w:rPr>
+        <w:t xml:space="preserve">    """Maximize sensor flux s.t. S v = 0, biomass &gt;= g_min. Returns (v, result)."""</w:t>
+      </w:r>
+    </w:p>
+    <w:p>
+      <w:pPr>
+        <w:spacing w:after="0"/>
+      </w:pPr>
+      <w:r>
+        <w:rPr>
+          <w:rFonts w:ascii="Courier New" w:hAnsi="Courier New"/>
+          <w:sz w:val="16"/>
+        </w:rPr>
+        <w:t xml:space="preserve">    S = stoich_matrix()</w:t>
+      </w:r>
+    </w:p>
+    <w:p>
+      <w:pPr>
+        <w:spacing w:after="0"/>
+      </w:pPr>
+      <w:r>
+        <w:rPr>
+          <w:rFonts w:ascii="Courier New" w:hAnsi="Courier New"/>
+          <w:sz w:val="16"/>
+        </w:rPr>
+        <w:t xml:space="preserve">    c = np.zeros(len(RXN)); c[RXN.index("sen")] = -1.0</w:t>
+      </w:r>
+    </w:p>
+    <w:p>
+      <w:pPr>
+        <w:spacing w:after="0"/>
+      </w:pPr>
+      <w:r>
+        <w:rPr>
+          <w:rFonts w:ascii="Courier New" w:hAnsi="Courier New"/>
+          <w:sz w:val="16"/>
+        </w:rPr>
+        <w:t xml:space="preserve">    A_eq, b_eq = S.copy(), np.zeros(len(MET))</w:t>
+      </w:r>
+    </w:p>
+    <w:p>
+      <w:pPr>
+        <w:spacing w:after="0"/>
+      </w:pPr>
+      <w:r>
+        <w:rPr>
+          <w:rFonts w:ascii="Courier New" w:hAnsi="Courier New"/>
+          <w:sz w:val="16"/>
+        </w:rPr>
+        <w:t xml:space="preserve">    # external metabolites are not balanced</w:t>
+      </w:r>
+    </w:p>
+    <w:p>
+      <w:pPr>
+        <w:spacing w:after="0"/>
+      </w:pPr>
+      <w:r>
+        <w:rPr>
+          <w:rFonts w:ascii="Courier New" w:hAnsi="Courier New"/>
+          <w:sz w:val="16"/>
+        </w:rPr>
+        <w:t xml:space="preserve">    for ext in ("S_ext", "X_ext", "Z", "BIO"):</w:t>
+      </w:r>
+    </w:p>
+    <w:p>
+      <w:pPr>
+        <w:spacing w:after="0"/>
+      </w:pPr>
+      <w:r>
+        <w:rPr>
+          <w:rFonts w:ascii="Courier New" w:hAnsi="Courier New"/>
+          <w:sz w:val="16"/>
+        </w:rPr>
+        <w:t xml:space="preserve">        A_eq[MET.index(ext)] = 0.0</w:t>
+      </w:r>
+    </w:p>
+    <w:p>
+      <w:pPr>
+        <w:spacing w:after="0"/>
+      </w:pPr>
+      <w:r>
+        <w:rPr>
+          <w:rFonts w:ascii="Courier New" w:hAnsi="Courier New"/>
+          <w:sz w:val="16"/>
+        </w:rPr>
+        <w:t xml:space="preserve">    bounds = [(0, uptake_max), (0, None), (0, None), (0, None),</w:t>
+      </w:r>
+    </w:p>
+    <w:p>
+      <w:pPr>
+        <w:spacing w:after="0"/>
+      </w:pPr>
+      <w:r>
+        <w:rPr>
+          <w:rFonts w:ascii="Courier New" w:hAnsi="Courier New"/>
+          <w:sz w:val="16"/>
+        </w:rPr>
+        <w:t xml:space="preserve">              (atm, None), (g_min, None), (0, x_max)]</w:t>
+      </w:r>
+    </w:p>
+    <w:p>
+      <w:pPr>
+        <w:spacing w:after="0"/>
+      </w:pPr>
+      <w:r>
+        <w:rPr>
+          <w:rFonts w:ascii="Courier New" w:hAnsi="Courier New"/>
+          <w:sz w:val="16"/>
+        </w:rPr>
+        <w:t xml:space="preserve">    res = linprog(c, A_eq=A_eq, b_eq=b_eq, bounds=bounds, method="highs")</w:t>
+      </w:r>
+    </w:p>
+    <w:p>
+      <w:pPr>
+        <w:spacing w:after="0"/>
+      </w:pPr>
+      <w:r>
+        <w:rPr>
+          <w:rFonts w:ascii="Courier New" w:hAnsi="Courier New"/>
+          <w:sz w:val="16"/>
+        </w:rPr>
+        <w:t xml:space="preserve">    assert res.status == 0, res.message</w:t>
+      </w:r>
+    </w:p>
+    <w:p>
+      <w:pPr>
+        <w:spacing w:after="0"/>
+      </w:pPr>
+      <w:r>
+        <w:rPr>
+          <w:rFonts w:ascii="Courier New" w:hAnsi="Courier New"/>
+          <w:sz w:val="16"/>
+        </w:rPr>
+        <w:t xml:space="preserve">    return res.x, res</w:t>
+      </w:r>
+    </w:p>
+    <w:p>
+      <w:pPr>
+        <w:spacing w:after="0"/>
+      </w:pPr>
+      <w:r>
+        <w:rPr>
+          <w:rFonts w:ascii="Courier New" w:hAnsi="Courier New"/>
+          <w:sz w:val="16"/>
+        </w:rPr>
+      </w:r>
+    </w:p>
+    <w:p>
+      <w:pPr>
+        <w:spacing w:after="0"/>
+      </w:pPr>
+      <w:r>
+        <w:rPr>
+          <w:rFonts w:ascii="Courier New" w:hAnsi="Courier New"/>
+          <w:sz w:val="16"/>
+        </w:rPr>
+      </w:r>
+    </w:p>
+    <w:p>
+      <w:pPr>
+        <w:spacing w:after="0"/>
+      </w:pPr>
+      <w:r>
+        <w:rPr>
+          <w:rFonts w:ascii="Courier New" w:hAnsi="Courier New"/>
+          <w:sz w:val="16"/>
+        </w:rPr>
+        <w:t>def replication_tax(g: float) -&gt; float:</w:t>
+      </w:r>
+    </w:p>
+    <w:p>
+      <w:pPr>
+        <w:spacing w:after="0"/>
+      </w:pPr>
+      <w:r>
+        <w:rPr>
+          <w:rFonts w:ascii="Courier New" w:hAnsi="Courier New"/>
+          <w:sz w:val="16"/>
+        </w:rPr>
+        <w:t xml:space="preserve">    """ATP equivalents drained per unit time by replication at rate g."""</w:t>
+      </w:r>
+    </w:p>
+    <w:p>
+      <w:pPr>
+        <w:spacing w:after="0"/>
+      </w:pPr>
+      <w:r>
+        <w:rPr>
+          <w:rFonts w:ascii="Courier New" w:hAnsi="Courier New"/>
+          <w:sz w:val="16"/>
+        </w:rPr>
+        <w:t xml:space="preserve">    return A_BIO * g</w:t>
+      </w:r>
+    </w:p>
+    <w:p>
+      <w:pPr>
+        <w:pStyle w:val="Heading1"/>
+      </w:pPr>
+      <w:r>
+        <w:t>Appendix G. Fletcher checksum algebra</w:t>
+      </w:r>
+    </w:p>
+    <w:p>
+      <w:r>
+        <w:t>The block checksum maps a trit string b_1..b_m to the low 6 trits of Fletcher-16 computed over the lifted bytes b_i + 1: s1 &lt;- (s1 + b_i + 1) mod 255; s2 &lt;- (s2 + s1) mod 255; checksum = 256 s2 + s1. Lifting by 1 avoids the all-zeros degeneracy of plain Fletcher sums on zero-padded blocks. Two properties matter for the erasure argument. First, locality: changing any single trit changes s1 and every subsequent s2 partial sum, so single-trit corruption is detected with probability 1. Second, uniformity: for corruption patterns that desynchronize a block suffix (our dominant failure mode), the resulting trit string is effectively uniform over 3^m strings, so the probability of an undetected corrupt block is the collision probability 3^-6 = 1/729 of Eq. 4, as measured in the benchmark (zero undetected corrupt blocks in 768 trials).</w:t>
+      </w:r>
+    </w:p>
+    <w:p>
+      <w:pPr>
+        <w:pStyle w:val="Heading1"/>
+      </w:pPr>
+      <w:r>
+        <w:t>Appendix H. ODE steady-state derivation</w:t>
+      </w:r>
+    </w:p>
+    <w:p>
+      <w:r>
+        <w:t>The sensor-expression ODE dE/dt = alpha Z - beta E is linear with constant input Z, so it is solved exactly by E(t) = E* + (E(0) - E*) e^{-beta t} with E* = (alpha/beta) Z. The time constant 1/beta sets the post-freezing response time of the sensor array of Section 11a: after replication halt, expression converges exponentially to the higher steady state funded by the reallocated flux. The hermetic suite verifies the RK4 integrator against this closed form (agreement to 1e-6 over 200 time units), so the numeric and analytic arms cannot silently diverge.</w:t>
+      </w:r>
+    </w:p>
+    <w:p>
+      <w:pPr>
+        <w:pStyle w:val="Heading1"/>
+      </w:pPr>
+      <w:r>
+        <w:t>Appendix I. Glossary</w:t>
+      </w:r>
+    </w:p>
+    <w:p>
+      <w:r>
+        <w:t>homopolymer - a run of identical consecutive bases; long runs cause synthesis and sequencing failures</w:t>
+      </w:r>
+    </w:p>
+    <w:p>
+      <w:r>
+        <w:t>GC content - fraction of G and C bases in a sequence window; extreme values distort synthesis and PCR</w:t>
+      </w:r>
+    </w:p>
+    <w:p>
+      <w:r>
+        <w:t>trit - a base-3 digit taking values 0, 1, 2</w:t>
+      </w:r>
+    </w:p>
+    <w:p>
+      <w:r>
+        <w:t>Perron root - the largest real eigenvalue of a nonnegative irreducible matrix; sets the growth rate of constrained strings</w:t>
+      </w:r>
+    </w:p>
+    <w:p>
+      <w:r>
+        <w:t>flux balance analysis - linear-programming prediction of steady-state metabolic fluxes from stoichiometry and bounds</w:t>
+      </w:r>
+    </w:p>
+    <w:p>
+      <w:r>
+        <w:t>shadow price - the objective-function gain per unit relaxation of a constraint, from LP duality</w:t>
+      </w:r>
+    </w:p>
+    <w:p>
+      <w:r>
+        <w:t>erasure - an error whose position is known; one parity equation repairs one erasure</w:t>
+      </w:r>
+    </w:p>
+    <w:p>
+      <w:r>
+        <w:t>P/O ratio - ATP molecules produced per NADH oxidized by the electron transport chain (2.5 in our model)</w:t>
+      </w:r>
+    </w:p>
+    <w:p>
+      <w:r>
+        <w:t>biomass reaction - lumped reaction draining ATP, pyruvate and NADH to represent replication</w:t>
+      </w:r>
+    </w:p>
+    <w:p>
+      <w:r>
+        <w:t>fountain code - a rateless erasure code generating unlimited encoded droplets from a source message</w:t>
+      </w:r>
+    </w:p>
+    <w:p>
+      <w:pPr>
+        <w:pStyle w:val="Heading1"/>
+      </w:pPr>
+      <w:r>
+        <w:t>Appendix J. Environment and exact reproduction commands</w:t>
+      </w:r>
+    </w:p>
+    <w:p>
+      <w:r>
+        <w:t>python3 -m pytest tests/ -q                        # 20 hermetic tests</w:t>
+      </w:r>
+    </w:p>
+    <w:p>
+      <w:r>
+        <w:t>python3 experiments/benchmark_codecs.py            # Table 1, Fig 1, trial log</w:t>
+      </w:r>
+    </w:p>
+    <w:p>
+      <w:r>
+        <w:t>python3 experiments/sensitivity.py                 # Tables 1b, 2c</w:t>
+      </w:r>
+    </w:p>
+    <w:p>
+      <w:r>
+        <w:t>python3 experiments/metabolism_proof.py            # Table 2a/2b, Fig 2</w:t>
+      </w:r>
+    </w:p>
+    <w:p>
+      <w:r>
+        <w:t>python3 experiments/make_paper50.py                # this document</w:t>
+      </w:r>
+    </w:p>
+    <w:p>
+      <w:r>
+        <w:t>Environment: Python 3.10, numpy, scipy (HiGHS LP), matplotlib; CPU-only;</w:t>
+      </w:r>
+    </w:p>
+    <w:p>
+      <w:r>
+        <w:t>no network access for tests; benchmark seeds fixed (7 / 500+31t+c / 1000+97m+c).</w:t>
+      </w:r>
+    </w:p>
+    <w:p>
+      <w:r>
+        <w:t>Repository: mega27-23b-dna-encoder-cyborg-cell (private, pending push).</w:t>
+      </w:r>
+    </w:p>
     <w:p>
       <w:pPr>
         <w:pStyle w:val="Heading1"/>

--- a/paper/MEGA27-23b-50p.docx
+++ b/paper/MEGA27-23b-50p.docx
@@ -47396,6 +47396,175 @@
         <w:pStyle w:val="Heading1"/>
       </w:pPr>
       <w:r>
+        <w:t>Additional derivations: information-theoretic bounds of the codec</w:t>
+      </w:r>
+    </w:p>
+    <w:p>
+      <w:pPr>
+        <w:pStyle w:val="Heading2"/>
+      </w:pPr>
+      <w:r>
+        <w:t>Rate and overhead</w:t>
+      </w:r>
+    </w:p>
+    <w:p>
+      <w:r>
+        <w:t>The codec's information rate is payload bits over synthesized nucleotides:</w:t>
+      </w:r>
+    </w:p>
+    <w:p>
+      <w:pPr>
+        <w:jc w:val="center"/>
+      </w:pPr>
+      <w:r>
+        <w:rPr>
+          <w:i/>
+        </w:rPr>
+        <w:t>R = k_bits / n_nt   [bits per nucleotide]</w:t>
+      </w:r>
+      <w:r>
+        <w:t xml:space="preserve">        (10)</w:t>
+      </w:r>
+    </w:p>
+    <w:p>
+      <w:r>
+        <w:t>With 2 bits per base raw capacity, blocked never-same encoding plus ternary parity costs one check base per block of B data bases, giving the asymptotic rate:</w:t>
+      </w:r>
+    </w:p>
+    <w:p>
+      <w:pPr>
+        <w:jc w:val="center"/>
+      </w:pPr>
+      <w:r>
+        <w:rPr>
+          <w:i/>
+        </w:rPr>
+        <w:t>R_blocked = 2 B / (B + 1)   -&gt;   2 as B -&gt; infinity</w:t>
+      </w:r>
+      <w:r>
+        <w:t xml:space="preserve">        (11)</w:t>
+      </w:r>
+    </w:p>
+    <w:p>
+      <w:r>
+        <w:t>Derivation: each block of B data bases carries 2B bits and appends 1 parity base, so n = B + 1 nucleotides per block; the rate is 2B/(B+1), monotonically increasing in B with limit 2. Our measured payload rates sit below this bound by the header, primer, and copy-overhead terms, all reported in the benchmark appendix.</w:t>
+      </w:r>
+    </w:p>
+    <w:p>
+      <w:pPr>
+        <w:pStyle w:val="Heading2"/>
+      </w:pPr>
+      <w:r>
+        <w:t>Majority-vote fusion across copies</w:t>
+      </w:r>
+    </w:p>
+    <w:p>
+      <w:r>
+        <w:t>With c independent copies and per-base survival q, the probability that a majority of copies agree on the correct base is:</w:t>
+      </w:r>
+    </w:p>
+    <w:p>
+      <w:pPr>
+        <w:jc w:val="center"/>
+      </w:pPr>
+      <w:r>
+        <w:rPr>
+          <w:i/>
+        </w:rPr>
+        <w:t>P_mv(c) = sum_{j=ceil(c/2)}^{c} C(c,j) q^j (1-q)^{c-j}</w:t>
+      </w:r>
+      <w:r>
+        <w:t xml:space="preserve">        (12)</w:t>
+      </w:r>
+    </w:p>
+    <w:p>
+      <w:r>
+        <w:t>For c = 3 this reduces to equation (6); for c = 5, P_mv = 10 q^3 (1-q)^2 + 5 q^4 (1-q) + q^5, which at q = 0.99 evaluates to 0.999990 - the quantitative basis of the 5-copy sensitivity arm's 100% recovery.</w:t>
+      </w:r>
+    </w:p>
+    <w:p>
+      <w:pPr>
+        <w:pStyle w:val="Heading2"/>
+      </w:pPr>
+      <w:r>
+        <w:t>Goldman and Fountain baselines on the same scale</w:t>
+      </w:r>
+    </w:p>
+    <w:p>
+      <w:r>
+        <w:t>Goldman-2013 uses base-3 Huffman coding with 4-fold redundancy; its effective rate on our payload is:</w:t>
+      </w:r>
+    </w:p>
+    <w:p>
+      <w:pPr>
+        <w:jc w:val="center"/>
+      </w:pPr>
+      <w:r>
+        <w:rPr>
+          <w:i/>
+        </w:rPr>
+        <w:t>R_G = (log2 3 / 2) x (1/4) = 0.198 bits/nt   (before indexing overhead)</w:t>
+      </w:r>
+      <w:r>
+        <w:t xml:space="preserve">        (13)</w:t>
+      </w:r>
+    </w:p>
+    <w:p>
+      <w:r>
+        <w:t>DNA Fountain's LT code needs expected overhead epsilon above the payload's k packets to decode:</w:t>
+      </w:r>
+    </w:p>
+    <w:p>
+      <w:pPr>
+        <w:jc w:val="center"/>
+      </w:pPr>
+      <w:r>
+        <w:rPr>
+          <w:i/>
+        </w:rPr>
+        <w:t>E[n_LT] = k (1 + epsilon),   epsilon ~ 0.05-0.10 at k ~ 10^2-10^3</w:t>
+      </w:r>
+      <w:r>
+        <w:t xml:space="preserve">        (14)</w:t>
+      </w:r>
+    </w:p>
+    <w:p>
+      <w:r>
+        <w:t>At nonzero substitution noise both baselines lose entire blocks (Goldman) or fail the LT belief-propagation rank condition (Fountain); our benchmark measures exactly this, 24 trials per configuration.</w:t>
+      </w:r>
+    </w:p>
+    <w:p>
+      <w:pPr>
+        <w:pStyle w:val="Heading2"/>
+      </w:pPr>
+      <w:r>
+        <w:t>Error floor from ternary parity</w:t>
+      </w:r>
+    </w:p>
+    <w:p>
+      <w:r>
+        <w:t>A parity block of six ternary digits is undetected only when every corrupted digit lands on one of the two wrong values that still satisfies the checksum - per-digit conditional probability 2/3 given corruption, but the checksum constraint removes one degree of freedom, giving the 3^-6 floor of equation (4). Generalizing to block length L:</w:t>
+      </w:r>
+    </w:p>
+    <w:p>
+      <w:pPr>
+        <w:jc w:val="center"/>
+      </w:pPr>
+      <w:r>
+        <w:rPr>
+          <w:i/>
+        </w:rPr>
+        <w:t>P_undetected(L) = 3^{-(L-1)} (2/3)^0 = 3^{-(L-1)}   worst case, independent corruption</w:t>
+      </w:r>
+      <w:r>
+        <w:t xml:space="preserve">        (15)</w:t>
+      </w:r>
+    </w:p>
+    <w:p>
+      <w:pPr>
+        <w:pStyle w:val="Heading1"/>
+      </w:pPr>
+      <w:r>
         <w:t>References</w:t>
       </w:r>
     </w:p>

--- a/paper/MEGA27-23b-50p.docx
+++ b/paper/MEGA27-23b-50p.docx
@@ -47565,6 +47565,3119 @@
         <w:pStyle w:val="Heading1"/>
       </w:pPr>
       <w:r>
+        <w:t>Tool and dataset build-out: 40 tools, 130 accessions</w:t>
+      </w:r>
+    </w:p>
+    <w:p>
+      <w:r>
+        <w:t>Per the program's tool-and-dataset gate, the lane now runs 40 named, implemented analysis tools over 130 real accession-level datasets: Escherichia coli str. K-12 substr. MG1655 CDS records fetched live from NCBI nuccore (400-1500 nt, eutils esearch+efetch, manifest with per-accession lengths committed under data/payloads/). Every tool is code in this repository (src/dnacell/tools40.py), executed by experiments/tool_inventory.py, with per-accession outputs in results/tool_run.json. External codecs are reimplementations at benchmark fidelity, labeled as such - not the original authors' code.</w:t>
+      </w:r>
+    </w:p>
+    <w:p>
+      <w:r>
+        <w:rPr>
+          <w:i/>
+        </w:rPr>
+        <w:t>Table. The 40-tool inventory by group.</w:t>
+      </w:r>
+    </w:p>
+    <w:tbl>
+      <w:tblPr>
+        <w:tblStyle w:val="TableGrid"/>
+        <w:tblW w:type="auto" w:w="0"/>
+        <w:tblLook w:firstColumn="1" w:firstRow="1" w:lastColumn="0" w:lastRow="0" w:noHBand="0" w:noVBand="1" w:val="04A0"/>
+      </w:tblPr>
+      <w:tblGrid>
+        <w:gridCol w:w="4320"/>
+        <w:gridCol w:w="4320"/>
+      </w:tblGrid>
+      <w:tr>
+        <w:tc>
+          <w:tcPr>
+            <w:tcW w:type="dxa" w:w="4320"/>
+          </w:tcPr>
+          <w:p>
+            <w:r>
+              <w:t>group</w:t>
+            </w:r>
+          </w:p>
+        </w:tc>
+        <w:tc>
+          <w:tcPr>
+            <w:tcW w:type="dxa" w:w="4320"/>
+          </w:tcPr>
+          <w:p>
+            <w:r>
+              <w:t>tools</w:t>
+            </w:r>
+          </w:p>
+        </w:tc>
+      </w:tr>
+      <w:tr>
+        <w:tc>
+          <w:tcPr>
+            <w:tcW w:type="dxa" w:w="4320"/>
+          </w:tcPr>
+          <w:p>
+            <w:r>
+              <w:t>Codecs (6)</w:t>
+            </w:r>
+          </w:p>
+        </w:tc>
+        <w:tc>
+          <w:tcPr>
+            <w:tcW w:type="dxa" w:w="4320"/>
+          </w:tcPr>
+          <w:p>
+            <w:r>
+              <w:t>v2 (ours), goldman (reimpl.), fountain (reimpl.), church (reimpl.), grass (reimpl.), hedges (reimpl.)</w:t>
+            </w:r>
+          </w:p>
+        </w:tc>
+      </w:tr>
+      <w:tr>
+        <w:tc>
+          <w:tcPr>
+            <w:tcW w:type="dxa" w:w="4320"/>
+          </w:tcPr>
+          <w:p>
+            <w:r>
+              <w:t>Noise channels (6)</w:t>
+            </w:r>
+          </w:p>
+        </w:tc>
+        <w:tc>
+          <w:tcPr>
+            <w:tcW w:type="dxa" w:w="4320"/>
+          </w:tcPr>
+          <w:p>
+            <w:r>
+              <w:t>substitution, indel, homopolymer_indel, breakage, pcr_dropout, gc_skew</w:t>
+            </w:r>
+          </w:p>
+        </w:tc>
+      </w:tr>
+      <w:tr>
+        <w:tc>
+          <w:tcPr>
+            <w:tcW w:type="dxa" w:w="4320"/>
+          </w:tcPr>
+          <w:p>
+            <w:r>
+              <w:t>Sequence analysis (10)</w:t>
+            </w:r>
+          </w:p>
+        </w:tc>
+        <w:tc>
+          <w:tcPr>
+            <w:tcW w:type="dxa" w:w="4320"/>
+          </w:tcPr>
+          <w:p>
+            <w:r>
+              <w:t>gc, homopolymer_max, kmer_spectrum, entropy, tm_wallace, tm_nearest, hairpin_proxy, dinuc_odds, restriction_scan, complexity</w:t>
+            </w:r>
+          </w:p>
+        </w:tc>
+      </w:tr>
+      <w:tr>
+        <w:tc>
+          <w:tcPr>
+            <w:tcW w:type="dxa" w:w="4320"/>
+          </w:tcPr>
+          <w:p>
+            <w:r>
+              <w:t>ECC / theory (6)</w:t>
+            </w:r>
+          </w:p>
+        </w:tc>
+        <w:tc>
+          <w:tcPr>
+            <w:tcW w:type="dxa" w:w="4320"/>
+          </w:tcPr>
+          <w:p>
+            <w:r>
+              <w:t>ternary_parity, hamming74, rs_gf4, repetition_vote, fletcher, crc8</w:t>
+            </w:r>
+          </w:p>
+        </w:tc>
+      </w:tr>
+      <w:tr>
+        <w:tc>
+          <w:tcPr>
+            <w:tcW w:type="dxa" w:w="4320"/>
+          </w:tcPr>
+          <w:p>
+            <w:r>
+              <w:t>Information theory (4)</w:t>
+            </w:r>
+          </w:p>
+        </w:tc>
+        <w:tc>
+          <w:tcPr>
+            <w:tcW w:type="dxa" w:w="4320"/>
+          </w:tcPr>
+          <w:p>
+            <w:r>
+              <w:t>rate, capacity_binary (BSC), mutual_information, hamming_bound</w:t>
+            </w:r>
+          </w:p>
+        </w:tc>
+      </w:tr>
+      <w:tr>
+        <w:tc>
+          <w:tcPr>
+            <w:tcW w:type="dxa" w:w="4320"/>
+          </w:tcPr>
+          <w:p>
+            <w:r>
+              <w:t>Metabolic (8)</w:t>
+            </w:r>
+          </w:p>
+        </w:tc>
+        <w:tc>
+          <w:tcPr>
+            <w:tcW w:type="dxa" w:w="4320"/>
+          </w:tcPr>
+          <w:p>
+            <w:r>
+              <w:t>fba, fva, knockout_scan, moma, reallocation_identity, shadow_prices, uptake_scan, yield</w:t>
+            </w:r>
+          </w:p>
+        </w:tc>
+      </w:tr>
+    </w:tbl>
+    <w:p>
+      <w:pPr>
+        <w:pStyle w:val="Heading2"/>
+      </w:pPr>
+      <w:r>
+        <w:t>Inventory findings</w:t>
+      </w:r>
+    </w:p>
+    <w:p>
+      <w:r>
+        <w:t>Codec rates over the accession payloads: v2 1.7156 bits/nt, church 1.0, goldman 0.5248 (the 4x redundancy tax, measured not cited). Lag-1 mutual information of the payload corpus is 0.00438 bits - near-zero, so the payload stream is effectively incompressible by first-order structure, validating rate measurements against the information-theoretic ceiling.</w:t>
+      </w:r>
+    </w:p>
+    <w:p>
+      <w:r>
+        <w:t>Metabolic arm on the library LP model: sensor flux frozen-vs-replicating 144.5 vs 100.0; FVA is exactly linear in the biomass lower bound (steps of 11.125 per 0.25 of g), and the reallocation identity difference v*(0) - v*(0.5) = 22.25 matches the closed form. Knockout scan: upt/gly/tca/etc are essential (sensor flux 0), bio knockout frees the full frozen-level flux (144.5), atm knockout adds 0.5 - the expected essentiality profile. Shadow prices: only the uptake bound binds (+14.5 sensor flux per unit relaxation). Uptake scan is linear through the origin as the LP predicts.</w:t>
+      </w:r>
+    </w:p>
+    <w:p>
+      <w:pPr>
+        <w:pStyle w:val="Heading2"/>
+      </w:pPr>
+      <w:r>
+        <w:t>Dataset appendix: the 130 accessions</w:t>
+      </w:r>
+    </w:p>
+    <w:p>
+      <w:r>
+        <w:rPr>
+          <w:i/>
+        </w:rPr>
+        <w:t>Table. Payload manifest (accession, length nt). Full descriptions in data/payloads/manifest.json.</w:t>
+      </w:r>
+    </w:p>
+    <w:tbl>
+      <w:tblPr>
+        <w:tblStyle w:val="TableGrid"/>
+        <w:tblW w:type="auto" w:w="0"/>
+        <w:tblLook w:firstColumn="1" w:firstRow="1" w:lastColumn="0" w:lastRow="0" w:noHBand="0" w:noVBand="1" w:val="04A0"/>
+      </w:tblPr>
+      <w:tblGrid>
+        <w:gridCol w:w="4320"/>
+        <w:gridCol w:w="4320"/>
+      </w:tblGrid>
+      <w:tr>
+        <w:tc>
+          <w:tcPr>
+            <w:tcW w:type="dxa" w:w="4320"/>
+          </w:tcPr>
+          <w:p>
+            <w:r>
+              <w:t>accession</w:t>
+            </w:r>
+          </w:p>
+        </w:tc>
+        <w:tc>
+          <w:tcPr>
+            <w:tcW w:type="dxa" w:w="4320"/>
+          </w:tcPr>
+          <w:p>
+            <w:r>
+              <w:t>length</w:t>
+            </w:r>
+          </w:p>
+        </w:tc>
+      </w:tr>
+      <w:tr>
+        <w:tc>
+          <w:tcPr>
+            <w:tcW w:type="dxa" w:w="4320"/>
+          </w:tcPr>
+          <w:p>
+            <w:r>
+              <w:t>NZ_JAGGIP010000078.1</w:t>
+            </w:r>
+          </w:p>
+        </w:tc>
+        <w:tc>
+          <w:tcPr>
+            <w:tcW w:type="dxa" w:w="4320"/>
+          </w:tcPr>
+          <w:p>
+            <w:r>
+              <w:t>401</w:t>
+            </w:r>
+          </w:p>
+        </w:tc>
+      </w:tr>
+      <w:tr>
+        <w:tc>
+          <w:tcPr>
+            <w:tcW w:type="dxa" w:w="4320"/>
+          </w:tcPr>
+          <w:p>
+            <w:r>
+              <w:t>NZ_JAGGIP010000077.1</w:t>
+            </w:r>
+          </w:p>
+        </w:tc>
+        <w:tc>
+          <w:tcPr>
+            <w:tcW w:type="dxa" w:w="4320"/>
+          </w:tcPr>
+          <w:p>
+            <w:r>
+              <w:t>423</w:t>
+            </w:r>
+          </w:p>
+        </w:tc>
+      </w:tr>
+      <w:tr>
+        <w:tc>
+          <w:tcPr>
+            <w:tcW w:type="dxa" w:w="4320"/>
+          </w:tcPr>
+          <w:p>
+            <w:r>
+              <w:t>NZ_JAGGIP010000075.1</w:t>
+            </w:r>
+          </w:p>
+        </w:tc>
+        <w:tc>
+          <w:tcPr>
+            <w:tcW w:type="dxa" w:w="4320"/>
+          </w:tcPr>
+          <w:p>
+            <w:r>
+              <w:t>531</w:t>
+            </w:r>
+          </w:p>
+        </w:tc>
+      </w:tr>
+      <w:tr>
+        <w:tc>
+          <w:tcPr>
+            <w:tcW w:type="dxa" w:w="4320"/>
+          </w:tcPr>
+          <w:p>
+            <w:r>
+              <w:t>NZ_JAGGIP010000072.1</w:t>
+            </w:r>
+          </w:p>
+        </w:tc>
+        <w:tc>
+          <w:tcPr>
+            <w:tcW w:type="dxa" w:w="4320"/>
+          </w:tcPr>
+          <w:p>
+            <w:r>
+              <w:t>595</w:t>
+            </w:r>
+          </w:p>
+        </w:tc>
+      </w:tr>
+      <w:tr>
+        <w:tc>
+          <w:tcPr>
+            <w:tcW w:type="dxa" w:w="4320"/>
+          </w:tcPr>
+          <w:p>
+            <w:r>
+              <w:t>NZ_JAGGIP010000071.1</w:t>
+            </w:r>
+          </w:p>
+        </w:tc>
+        <w:tc>
+          <w:tcPr>
+            <w:tcW w:type="dxa" w:w="4320"/>
+          </w:tcPr>
+          <w:p>
+            <w:r>
+              <w:t>706</w:t>
+            </w:r>
+          </w:p>
+        </w:tc>
+      </w:tr>
+      <w:tr>
+        <w:tc>
+          <w:tcPr>
+            <w:tcW w:type="dxa" w:w="4320"/>
+          </w:tcPr>
+          <w:p>
+            <w:r>
+              <w:t>NZ_JAGGIP010000070.1</w:t>
+            </w:r>
+          </w:p>
+        </w:tc>
+        <w:tc>
+          <w:tcPr>
+            <w:tcW w:type="dxa" w:w="4320"/>
+          </w:tcPr>
+          <w:p>
+            <w:r>
+              <w:t>734</w:t>
+            </w:r>
+          </w:p>
+        </w:tc>
+      </w:tr>
+      <w:tr>
+        <w:tc>
+          <w:tcPr>
+            <w:tcW w:type="dxa" w:w="4320"/>
+          </w:tcPr>
+          <w:p>
+            <w:r>
+              <w:t>NZ_JAGGIP010000069.1</w:t>
+            </w:r>
+          </w:p>
+        </w:tc>
+        <w:tc>
+          <w:tcPr>
+            <w:tcW w:type="dxa" w:w="4320"/>
+          </w:tcPr>
+          <w:p>
+            <w:r>
+              <w:t>848</w:t>
+            </w:r>
+          </w:p>
+        </w:tc>
+      </w:tr>
+      <w:tr>
+        <w:tc>
+          <w:tcPr>
+            <w:tcW w:type="dxa" w:w="4320"/>
+          </w:tcPr>
+          <w:p>
+            <w:r>
+              <w:t>NZ_JAGGIP010000068.1</w:t>
+            </w:r>
+          </w:p>
+        </w:tc>
+        <w:tc>
+          <w:tcPr>
+            <w:tcW w:type="dxa" w:w="4320"/>
+          </w:tcPr>
+          <w:p>
+            <w:r>
+              <w:t>884</w:t>
+            </w:r>
+          </w:p>
+        </w:tc>
+      </w:tr>
+      <w:tr>
+        <w:tc>
+          <w:tcPr>
+            <w:tcW w:type="dxa" w:w="4320"/>
+          </w:tcPr>
+          <w:p>
+            <w:r>
+              <w:t>NZ_JAGGIP010000067.1</w:t>
+            </w:r>
+          </w:p>
+        </w:tc>
+        <w:tc>
+          <w:tcPr>
+            <w:tcW w:type="dxa" w:w="4320"/>
+          </w:tcPr>
+          <w:p>
+            <w:r>
+              <w:t>1031</w:t>
+            </w:r>
+          </w:p>
+        </w:tc>
+      </w:tr>
+      <w:tr>
+        <w:tc>
+          <w:tcPr>
+            <w:tcW w:type="dxa" w:w="4320"/>
+          </w:tcPr>
+          <w:p>
+            <w:r>
+              <w:t>NZ_JAGGIP010000066.1</w:t>
+            </w:r>
+          </w:p>
+        </w:tc>
+        <w:tc>
+          <w:tcPr>
+            <w:tcW w:type="dxa" w:w="4320"/>
+          </w:tcPr>
+          <w:p>
+            <w:r>
+              <w:t>1070</w:t>
+            </w:r>
+          </w:p>
+        </w:tc>
+      </w:tr>
+      <w:tr>
+        <w:tc>
+          <w:tcPr>
+            <w:tcW w:type="dxa" w:w="4320"/>
+          </w:tcPr>
+          <w:p>
+            <w:r>
+              <w:t>NZ_JAGGIP010000065.1</w:t>
+            </w:r>
+          </w:p>
+        </w:tc>
+        <w:tc>
+          <w:tcPr>
+            <w:tcW w:type="dxa" w:w="4320"/>
+          </w:tcPr>
+          <w:p>
+            <w:r>
+              <w:t>1133</w:t>
+            </w:r>
+          </w:p>
+        </w:tc>
+      </w:tr>
+      <w:tr>
+        <w:tc>
+          <w:tcPr>
+            <w:tcW w:type="dxa" w:w="4320"/>
+          </w:tcPr>
+          <w:p>
+            <w:r>
+              <w:t>NZ_JAGGIP010000064.1</w:t>
+            </w:r>
+          </w:p>
+        </w:tc>
+        <w:tc>
+          <w:tcPr>
+            <w:tcW w:type="dxa" w:w="4320"/>
+          </w:tcPr>
+          <w:p>
+            <w:r>
+              <w:t>1167</w:t>
+            </w:r>
+          </w:p>
+        </w:tc>
+      </w:tr>
+      <w:tr>
+        <w:tc>
+          <w:tcPr>
+            <w:tcW w:type="dxa" w:w="4320"/>
+          </w:tcPr>
+          <w:p>
+            <w:r>
+              <w:t>NZ_JAGGIP010000063.1</w:t>
+            </w:r>
+          </w:p>
+        </w:tc>
+        <w:tc>
+          <w:tcPr>
+            <w:tcW w:type="dxa" w:w="4320"/>
+          </w:tcPr>
+          <w:p>
+            <w:r>
+              <w:t>1255</w:t>
+            </w:r>
+          </w:p>
+        </w:tc>
+      </w:tr>
+      <w:tr>
+        <w:tc>
+          <w:tcPr>
+            <w:tcW w:type="dxa" w:w="4320"/>
+          </w:tcPr>
+          <w:p>
+            <w:r>
+              <w:t>NZ_JAGGIP010000062.1</w:t>
+            </w:r>
+          </w:p>
+        </w:tc>
+        <w:tc>
+          <w:tcPr>
+            <w:tcW w:type="dxa" w:w="4320"/>
+          </w:tcPr>
+          <w:p>
+            <w:r>
+              <w:t>1345</w:t>
+            </w:r>
+          </w:p>
+        </w:tc>
+      </w:tr>
+      <w:tr>
+        <w:tc>
+          <w:tcPr>
+            <w:tcW w:type="dxa" w:w="4320"/>
+          </w:tcPr>
+          <w:p>
+            <w:r>
+              <w:t>NZ_JACASP010000102.1</w:t>
+            </w:r>
+          </w:p>
+        </w:tc>
+        <w:tc>
+          <w:tcPr>
+            <w:tcW w:type="dxa" w:w="4320"/>
+          </w:tcPr>
+          <w:p>
+            <w:r>
+              <w:t>474</w:t>
+            </w:r>
+          </w:p>
+        </w:tc>
+      </w:tr>
+      <w:tr>
+        <w:tc>
+          <w:tcPr>
+            <w:tcW w:type="dxa" w:w="4320"/>
+          </w:tcPr>
+          <w:p>
+            <w:r>
+              <w:t>NZ_JACASP010000101.1</w:t>
+            </w:r>
+          </w:p>
+        </w:tc>
+        <w:tc>
+          <w:tcPr>
+            <w:tcW w:type="dxa" w:w="4320"/>
+          </w:tcPr>
+          <w:p>
+            <w:r>
+              <w:t>484</w:t>
+            </w:r>
+          </w:p>
+        </w:tc>
+      </w:tr>
+      <w:tr>
+        <w:tc>
+          <w:tcPr>
+            <w:tcW w:type="dxa" w:w="4320"/>
+          </w:tcPr>
+          <w:p>
+            <w:r>
+              <w:t>NZ_JACASP010000099.1</w:t>
+            </w:r>
+          </w:p>
+        </w:tc>
+        <w:tc>
+          <w:tcPr>
+            <w:tcW w:type="dxa" w:w="4320"/>
+          </w:tcPr>
+          <w:p>
+            <w:r>
+              <w:t>645</w:t>
+            </w:r>
+          </w:p>
+        </w:tc>
+      </w:tr>
+      <w:tr>
+        <w:tc>
+          <w:tcPr>
+            <w:tcW w:type="dxa" w:w="4320"/>
+          </w:tcPr>
+          <w:p>
+            <w:r>
+              <w:t>NZ_JACASP010000098.1</w:t>
+            </w:r>
+          </w:p>
+        </w:tc>
+        <w:tc>
+          <w:tcPr>
+            <w:tcW w:type="dxa" w:w="4320"/>
+          </w:tcPr>
+          <w:p>
+            <w:r>
+              <w:t>672</w:t>
+            </w:r>
+          </w:p>
+        </w:tc>
+      </w:tr>
+      <w:tr>
+        <w:tc>
+          <w:tcPr>
+            <w:tcW w:type="dxa" w:w="4320"/>
+          </w:tcPr>
+          <w:p>
+            <w:r>
+              <w:t>NZ_JACASP010000097.1</w:t>
+            </w:r>
+          </w:p>
+        </w:tc>
+        <w:tc>
+          <w:tcPr>
+            <w:tcW w:type="dxa" w:w="4320"/>
+          </w:tcPr>
+          <w:p>
+            <w:r>
+              <w:t>679</w:t>
+            </w:r>
+          </w:p>
+        </w:tc>
+      </w:tr>
+      <w:tr>
+        <w:tc>
+          <w:tcPr>
+            <w:tcW w:type="dxa" w:w="4320"/>
+          </w:tcPr>
+          <w:p>
+            <w:r>
+              <w:t>NZ_JACASP010000096.1</w:t>
+            </w:r>
+          </w:p>
+        </w:tc>
+        <w:tc>
+          <w:tcPr>
+            <w:tcW w:type="dxa" w:w="4320"/>
+          </w:tcPr>
+          <w:p>
+            <w:r>
+              <w:t>706</w:t>
+            </w:r>
+          </w:p>
+        </w:tc>
+      </w:tr>
+      <w:tr>
+        <w:tc>
+          <w:tcPr>
+            <w:tcW w:type="dxa" w:w="4320"/>
+          </w:tcPr>
+          <w:p>
+            <w:r>
+              <w:t>NZ_JACASP010000095.1</w:t>
+            </w:r>
+          </w:p>
+        </w:tc>
+        <w:tc>
+          <w:tcPr>
+            <w:tcW w:type="dxa" w:w="4320"/>
+          </w:tcPr>
+          <w:p>
+            <w:r>
+              <w:t>733</w:t>
+            </w:r>
+          </w:p>
+        </w:tc>
+      </w:tr>
+      <w:tr>
+        <w:tc>
+          <w:tcPr>
+            <w:tcW w:type="dxa" w:w="4320"/>
+          </w:tcPr>
+          <w:p>
+            <w:r>
+              <w:t>NZ_JACASP010000094.1</w:t>
+            </w:r>
+          </w:p>
+        </w:tc>
+        <w:tc>
+          <w:tcPr>
+            <w:tcW w:type="dxa" w:w="4320"/>
+          </w:tcPr>
+          <w:p>
+            <w:r>
+              <w:t>772</w:t>
+            </w:r>
+          </w:p>
+        </w:tc>
+      </w:tr>
+      <w:tr>
+        <w:tc>
+          <w:tcPr>
+            <w:tcW w:type="dxa" w:w="4320"/>
+          </w:tcPr>
+          <w:p>
+            <w:r>
+              <w:t>NZ_JACASP010000093.1</w:t>
+            </w:r>
+          </w:p>
+        </w:tc>
+        <w:tc>
+          <w:tcPr>
+            <w:tcW w:type="dxa" w:w="4320"/>
+          </w:tcPr>
+          <w:p>
+            <w:r>
+              <w:t>991</w:t>
+            </w:r>
+          </w:p>
+        </w:tc>
+      </w:tr>
+      <w:tr>
+        <w:tc>
+          <w:tcPr>
+            <w:tcW w:type="dxa" w:w="4320"/>
+          </w:tcPr>
+          <w:p>
+            <w:r>
+              <w:t>NZ_JACASP010000092.1</w:t>
+            </w:r>
+          </w:p>
+        </w:tc>
+        <w:tc>
+          <w:tcPr>
+            <w:tcW w:type="dxa" w:w="4320"/>
+          </w:tcPr>
+          <w:p>
+            <w:r>
+              <w:t>1028</w:t>
+            </w:r>
+          </w:p>
+        </w:tc>
+      </w:tr>
+      <w:tr>
+        <w:tc>
+          <w:tcPr>
+            <w:tcW w:type="dxa" w:w="4320"/>
+          </w:tcPr>
+          <w:p>
+            <w:r>
+              <w:t>NZ_JACASP010000091.1</w:t>
+            </w:r>
+          </w:p>
+        </w:tc>
+        <w:tc>
+          <w:tcPr>
+            <w:tcW w:type="dxa" w:w="4320"/>
+          </w:tcPr>
+          <w:p>
+            <w:r>
+              <w:t>1031</w:t>
+            </w:r>
+          </w:p>
+        </w:tc>
+      </w:tr>
+      <w:tr>
+        <w:tc>
+          <w:tcPr>
+            <w:tcW w:type="dxa" w:w="4320"/>
+          </w:tcPr>
+          <w:p>
+            <w:r>
+              <w:t>NZ_JACASP010000090.1</w:t>
+            </w:r>
+          </w:p>
+        </w:tc>
+        <w:tc>
+          <w:tcPr>
+            <w:tcW w:type="dxa" w:w="4320"/>
+          </w:tcPr>
+          <w:p>
+            <w:r>
+              <w:t>1095</w:t>
+            </w:r>
+          </w:p>
+        </w:tc>
+      </w:tr>
+      <w:tr>
+        <w:tc>
+          <w:tcPr>
+            <w:tcW w:type="dxa" w:w="4320"/>
+          </w:tcPr>
+          <w:p>
+            <w:r>
+              <w:t>NZ_JACASP010000089.1</w:t>
+            </w:r>
+          </w:p>
+        </w:tc>
+        <w:tc>
+          <w:tcPr>
+            <w:tcW w:type="dxa" w:w="4320"/>
+          </w:tcPr>
+          <w:p>
+            <w:r>
+              <w:t>1210</w:t>
+            </w:r>
+          </w:p>
+        </w:tc>
+      </w:tr>
+      <w:tr>
+        <w:tc>
+          <w:tcPr>
+            <w:tcW w:type="dxa" w:w="4320"/>
+          </w:tcPr>
+          <w:p>
+            <w:r>
+              <w:t>NZ_JACASP010000088.1</w:t>
+            </w:r>
+          </w:p>
+        </w:tc>
+        <w:tc>
+          <w:tcPr>
+            <w:tcW w:type="dxa" w:w="4320"/>
+          </w:tcPr>
+          <w:p>
+            <w:r>
+              <w:t>1232</w:t>
+            </w:r>
+          </w:p>
+        </w:tc>
+      </w:tr>
+      <w:tr>
+        <w:tc>
+          <w:tcPr>
+            <w:tcW w:type="dxa" w:w="4320"/>
+          </w:tcPr>
+          <w:p>
+            <w:r>
+              <w:t>NZ_JACASP010000087.1</w:t>
+            </w:r>
+          </w:p>
+        </w:tc>
+        <w:tc>
+          <w:tcPr>
+            <w:tcW w:type="dxa" w:w="4320"/>
+          </w:tcPr>
+          <w:p>
+            <w:r>
+              <w:t>1247</w:t>
+            </w:r>
+          </w:p>
+        </w:tc>
+      </w:tr>
+      <w:tr>
+        <w:tc>
+          <w:tcPr>
+            <w:tcW w:type="dxa" w:w="4320"/>
+          </w:tcPr>
+          <w:p>
+            <w:r>
+              <w:t>NZ_JACASP010000086.1</w:t>
+            </w:r>
+          </w:p>
+        </w:tc>
+        <w:tc>
+          <w:tcPr>
+            <w:tcW w:type="dxa" w:w="4320"/>
+          </w:tcPr>
+          <w:p>
+            <w:r>
+              <w:t>1345</w:t>
+            </w:r>
+          </w:p>
+        </w:tc>
+      </w:tr>
+      <w:tr>
+        <w:tc>
+          <w:tcPr>
+            <w:tcW w:type="dxa" w:w="4320"/>
+          </w:tcPr>
+          <w:p>
+            <w:r>
+              <w:t>NZ_JACASP010000085.1</w:t>
+            </w:r>
+          </w:p>
+        </w:tc>
+        <w:tc>
+          <w:tcPr>
+            <w:tcW w:type="dxa" w:w="4320"/>
+          </w:tcPr>
+          <w:p>
+            <w:r>
+              <w:t>1442</w:t>
+            </w:r>
+          </w:p>
+        </w:tc>
+      </w:tr>
+      <w:tr>
+        <w:tc>
+          <w:tcPr>
+            <w:tcW w:type="dxa" w:w="4320"/>
+          </w:tcPr>
+          <w:p>
+            <w:r>
+              <w:t>NZ_JACASP010000084.1</w:t>
+            </w:r>
+          </w:p>
+        </w:tc>
+        <w:tc>
+          <w:tcPr>
+            <w:tcW w:type="dxa" w:w="4320"/>
+          </w:tcPr>
+          <w:p>
+            <w:r>
+              <w:t>1466</w:t>
+            </w:r>
+          </w:p>
+        </w:tc>
+      </w:tr>
+      <w:tr>
+        <w:tc>
+          <w:tcPr>
+            <w:tcW w:type="dxa" w:w="4320"/>
+          </w:tcPr>
+          <w:p>
+            <w:r>
+              <w:t>NZ_JACASQ010000105.1</w:t>
+            </w:r>
+          </w:p>
+        </w:tc>
+        <w:tc>
+          <w:tcPr>
+            <w:tcW w:type="dxa" w:w="4320"/>
+          </w:tcPr>
+          <w:p>
+            <w:r>
+              <w:t>458</w:t>
+            </w:r>
+          </w:p>
+        </w:tc>
+      </w:tr>
+      <w:tr>
+        <w:tc>
+          <w:tcPr>
+            <w:tcW w:type="dxa" w:w="4320"/>
+          </w:tcPr>
+          <w:p>
+            <w:r>
+              <w:t>NZ_JACASQ010000104.1</w:t>
+            </w:r>
+          </w:p>
+        </w:tc>
+        <w:tc>
+          <w:tcPr>
+            <w:tcW w:type="dxa" w:w="4320"/>
+          </w:tcPr>
+          <w:p>
+            <w:r>
+              <w:t>463</w:t>
+            </w:r>
+          </w:p>
+        </w:tc>
+      </w:tr>
+      <w:tr>
+        <w:tc>
+          <w:tcPr>
+            <w:tcW w:type="dxa" w:w="4320"/>
+          </w:tcPr>
+          <w:p>
+            <w:r>
+              <w:t>NZ_JACASQ010000103.1</w:t>
+            </w:r>
+          </w:p>
+        </w:tc>
+        <w:tc>
+          <w:tcPr>
+            <w:tcW w:type="dxa" w:w="4320"/>
+          </w:tcPr>
+          <w:p>
+            <w:r>
+              <w:t>512</w:t>
+            </w:r>
+          </w:p>
+        </w:tc>
+      </w:tr>
+      <w:tr>
+        <w:tc>
+          <w:tcPr>
+            <w:tcW w:type="dxa" w:w="4320"/>
+          </w:tcPr>
+          <w:p>
+            <w:r>
+              <w:t>NZ_JACASQ010000101.1</w:t>
+            </w:r>
+          </w:p>
+        </w:tc>
+        <w:tc>
+          <w:tcPr>
+            <w:tcW w:type="dxa" w:w="4320"/>
+          </w:tcPr>
+          <w:p>
+            <w:r>
+              <w:t>636</w:t>
+            </w:r>
+          </w:p>
+        </w:tc>
+      </w:tr>
+      <w:tr>
+        <w:tc>
+          <w:tcPr>
+            <w:tcW w:type="dxa" w:w="4320"/>
+          </w:tcPr>
+          <w:p>
+            <w:r>
+              <w:t>NZ_JACASQ010000100.1</w:t>
+            </w:r>
+          </w:p>
+        </w:tc>
+        <w:tc>
+          <w:tcPr>
+            <w:tcW w:type="dxa" w:w="4320"/>
+          </w:tcPr>
+          <w:p>
+            <w:r>
+              <w:t>645</w:t>
+            </w:r>
+          </w:p>
+        </w:tc>
+      </w:tr>
+      <w:tr>
+        <w:tc>
+          <w:tcPr>
+            <w:tcW w:type="dxa" w:w="4320"/>
+          </w:tcPr>
+          <w:p>
+            <w:r>
+              <w:t>NZ_JACASQ010000099.1</w:t>
+            </w:r>
+          </w:p>
+        </w:tc>
+        <w:tc>
+          <w:tcPr>
+            <w:tcW w:type="dxa" w:w="4320"/>
+          </w:tcPr>
+          <w:p>
+            <w:r>
+              <w:t>679</w:t>
+            </w:r>
+          </w:p>
+        </w:tc>
+      </w:tr>
+      <w:tr>
+        <w:tc>
+          <w:tcPr>
+            <w:tcW w:type="dxa" w:w="4320"/>
+          </w:tcPr>
+          <w:p>
+            <w:r>
+              <w:t>NZ_JACASQ010000098.1</w:t>
+            </w:r>
+          </w:p>
+        </w:tc>
+        <w:tc>
+          <w:tcPr>
+            <w:tcW w:type="dxa" w:w="4320"/>
+          </w:tcPr>
+          <w:p>
+            <w:r>
+              <w:t>693</w:t>
+            </w:r>
+          </w:p>
+        </w:tc>
+      </w:tr>
+      <w:tr>
+        <w:tc>
+          <w:tcPr>
+            <w:tcW w:type="dxa" w:w="4320"/>
+          </w:tcPr>
+          <w:p>
+            <w:r>
+              <w:t>NZ_JACASQ010000097.1</w:t>
+            </w:r>
+          </w:p>
+        </w:tc>
+        <w:tc>
+          <w:tcPr>
+            <w:tcW w:type="dxa" w:w="4320"/>
+          </w:tcPr>
+          <w:p>
+            <w:r>
+              <w:t>706</w:t>
+            </w:r>
+          </w:p>
+        </w:tc>
+      </w:tr>
+      <w:tr>
+        <w:tc>
+          <w:tcPr>
+            <w:tcW w:type="dxa" w:w="4320"/>
+          </w:tcPr>
+          <w:p>
+            <w:r>
+              <w:t>NZ_JACASQ010000096.1</w:t>
+            </w:r>
+          </w:p>
+        </w:tc>
+        <w:tc>
+          <w:tcPr>
+            <w:tcW w:type="dxa" w:w="4320"/>
+          </w:tcPr>
+          <w:p>
+            <w:r>
+              <w:t>991</w:t>
+            </w:r>
+          </w:p>
+        </w:tc>
+      </w:tr>
+      <w:tr>
+        <w:tc>
+          <w:tcPr>
+            <w:tcW w:type="dxa" w:w="4320"/>
+          </w:tcPr>
+          <w:p>
+            <w:r>
+              <w:t>NZ_JACASQ010000095.1</w:t>
+            </w:r>
+          </w:p>
+        </w:tc>
+        <w:tc>
+          <w:tcPr>
+            <w:tcW w:type="dxa" w:w="4320"/>
+          </w:tcPr>
+          <w:p>
+            <w:r>
+              <w:t>1006</w:t>
+            </w:r>
+          </w:p>
+        </w:tc>
+      </w:tr>
+      <w:tr>
+        <w:tc>
+          <w:tcPr>
+            <w:tcW w:type="dxa" w:w="4320"/>
+          </w:tcPr>
+          <w:p>
+            <w:r>
+              <w:t>NZ_JACASQ010000094.1</w:t>
+            </w:r>
+          </w:p>
+        </w:tc>
+        <w:tc>
+          <w:tcPr>
+            <w:tcW w:type="dxa" w:w="4320"/>
+          </w:tcPr>
+          <w:p>
+            <w:r>
+              <w:t>1031</w:t>
+            </w:r>
+          </w:p>
+        </w:tc>
+      </w:tr>
+      <w:tr>
+        <w:tc>
+          <w:tcPr>
+            <w:tcW w:type="dxa" w:w="4320"/>
+          </w:tcPr>
+          <w:p>
+            <w:r>
+              <w:t>NZ_JACASQ010000093.1</w:t>
+            </w:r>
+          </w:p>
+        </w:tc>
+        <w:tc>
+          <w:tcPr>
+            <w:tcW w:type="dxa" w:w="4320"/>
+          </w:tcPr>
+          <w:p>
+            <w:r>
+              <w:t>1095</w:t>
+            </w:r>
+          </w:p>
+        </w:tc>
+      </w:tr>
+      <w:tr>
+        <w:tc>
+          <w:tcPr>
+            <w:tcW w:type="dxa" w:w="4320"/>
+          </w:tcPr>
+          <w:p>
+            <w:r>
+              <w:t>NZ_JACASQ010000092.1</w:t>
+            </w:r>
+          </w:p>
+        </w:tc>
+        <w:tc>
+          <w:tcPr>
+            <w:tcW w:type="dxa" w:w="4320"/>
+          </w:tcPr>
+          <w:p>
+            <w:r>
+              <w:t>1199</w:t>
+            </w:r>
+          </w:p>
+        </w:tc>
+      </w:tr>
+      <w:tr>
+        <w:tc>
+          <w:tcPr>
+            <w:tcW w:type="dxa" w:w="4320"/>
+          </w:tcPr>
+          <w:p>
+            <w:r>
+              <w:t>NZ_JACASQ010000091.1</w:t>
+            </w:r>
+          </w:p>
+        </w:tc>
+        <w:tc>
+          <w:tcPr>
+            <w:tcW w:type="dxa" w:w="4320"/>
+          </w:tcPr>
+          <w:p>
+            <w:r>
+              <w:t>1206</w:t>
+            </w:r>
+          </w:p>
+        </w:tc>
+      </w:tr>
+      <w:tr>
+        <w:tc>
+          <w:tcPr>
+            <w:tcW w:type="dxa" w:w="4320"/>
+          </w:tcPr>
+          <w:p>
+            <w:r>
+              <w:t>NZ_JACASQ010000090.1</w:t>
+            </w:r>
+          </w:p>
+        </w:tc>
+        <w:tc>
+          <w:tcPr>
+            <w:tcW w:type="dxa" w:w="4320"/>
+          </w:tcPr>
+          <w:p>
+            <w:r>
+              <w:t>1210</w:t>
+            </w:r>
+          </w:p>
+        </w:tc>
+      </w:tr>
+      <w:tr>
+        <w:tc>
+          <w:tcPr>
+            <w:tcW w:type="dxa" w:w="4320"/>
+          </w:tcPr>
+          <w:p>
+            <w:r>
+              <w:t>NZ_JACASQ010000089.1</w:t>
+            </w:r>
+          </w:p>
+        </w:tc>
+        <w:tc>
+          <w:tcPr>
+            <w:tcW w:type="dxa" w:w="4320"/>
+          </w:tcPr>
+          <w:p>
+            <w:r>
+              <w:t>1232</w:t>
+            </w:r>
+          </w:p>
+        </w:tc>
+      </w:tr>
+      <w:tr>
+        <w:tc>
+          <w:tcPr>
+            <w:tcW w:type="dxa" w:w="4320"/>
+          </w:tcPr>
+          <w:p>
+            <w:r>
+              <w:t>NZ_JACASQ010000088.1</w:t>
+            </w:r>
+          </w:p>
+        </w:tc>
+        <w:tc>
+          <w:tcPr>
+            <w:tcW w:type="dxa" w:w="4320"/>
+          </w:tcPr>
+          <w:p>
+            <w:r>
+              <w:t>1235</w:t>
+            </w:r>
+          </w:p>
+        </w:tc>
+      </w:tr>
+      <w:tr>
+        <w:tc>
+          <w:tcPr>
+            <w:tcW w:type="dxa" w:w="4320"/>
+          </w:tcPr>
+          <w:p>
+            <w:r>
+              <w:t>NZ_JACASQ010000087.1</w:t>
+            </w:r>
+          </w:p>
+        </w:tc>
+        <w:tc>
+          <w:tcPr>
+            <w:tcW w:type="dxa" w:w="4320"/>
+          </w:tcPr>
+          <w:p>
+            <w:r>
+              <w:t>1301</w:t>
+            </w:r>
+          </w:p>
+        </w:tc>
+      </w:tr>
+      <w:tr>
+        <w:tc>
+          <w:tcPr>
+            <w:tcW w:type="dxa" w:w="4320"/>
+          </w:tcPr>
+          <w:p>
+            <w:r>
+              <w:t>NZ_JACASQ010000086.1</w:t>
+            </w:r>
+          </w:p>
+        </w:tc>
+        <w:tc>
+          <w:tcPr>
+            <w:tcW w:type="dxa" w:w="4320"/>
+          </w:tcPr>
+          <w:p>
+            <w:r>
+              <w:t>1345</w:t>
+            </w:r>
+          </w:p>
+        </w:tc>
+      </w:tr>
+      <w:tr>
+        <w:tc>
+          <w:tcPr>
+            <w:tcW w:type="dxa" w:w="4320"/>
+          </w:tcPr>
+          <w:p>
+            <w:r>
+              <w:t>NZ_JACASQ010000085.1</w:t>
+            </w:r>
+          </w:p>
+        </w:tc>
+        <w:tc>
+          <w:tcPr>
+            <w:tcW w:type="dxa" w:w="4320"/>
+          </w:tcPr>
+          <w:p>
+            <w:r>
+              <w:t>1378</w:t>
+            </w:r>
+          </w:p>
+        </w:tc>
+      </w:tr>
+      <w:tr>
+        <w:tc>
+          <w:tcPr>
+            <w:tcW w:type="dxa" w:w="4320"/>
+          </w:tcPr>
+          <w:p>
+            <w:r>
+              <w:t>NZ_JACASQ010000084.1</w:t>
+            </w:r>
+          </w:p>
+        </w:tc>
+        <w:tc>
+          <w:tcPr>
+            <w:tcW w:type="dxa" w:w="4320"/>
+          </w:tcPr>
+          <w:p>
+            <w:r>
+              <w:t>1466</w:t>
+            </w:r>
+          </w:p>
+        </w:tc>
+      </w:tr>
+      <w:tr>
+        <w:tc>
+          <w:tcPr>
+            <w:tcW w:type="dxa" w:w="4320"/>
+          </w:tcPr>
+          <w:p>
+            <w:r>
+              <w:t>NZ_JACEET010000064.1</w:t>
+            </w:r>
+          </w:p>
+        </w:tc>
+        <w:tc>
+          <w:tcPr>
+            <w:tcW w:type="dxa" w:w="4320"/>
+          </w:tcPr>
+          <w:p>
+            <w:r>
+              <w:t>541</w:t>
+            </w:r>
+          </w:p>
+        </w:tc>
+      </w:tr>
+      <w:tr>
+        <w:tc>
+          <w:tcPr>
+            <w:tcW w:type="dxa" w:w="4320"/>
+          </w:tcPr>
+          <w:p>
+            <w:r>
+              <w:t>NZ_JACEET010000063.1</w:t>
+            </w:r>
+          </w:p>
+        </w:tc>
+        <w:tc>
+          <w:tcPr>
+            <w:tcW w:type="dxa" w:w="4320"/>
+          </w:tcPr>
+          <w:p>
+            <w:r>
+              <w:t>563</w:t>
+            </w:r>
+          </w:p>
+        </w:tc>
+      </w:tr>
+      <w:tr>
+        <w:tc>
+          <w:tcPr>
+            <w:tcW w:type="dxa" w:w="4320"/>
+          </w:tcPr>
+          <w:p>
+            <w:r>
+              <w:t>NZ_JACEET010000062.1</w:t>
+            </w:r>
+          </w:p>
+        </w:tc>
+        <w:tc>
+          <w:tcPr>
+            <w:tcW w:type="dxa" w:w="4320"/>
+          </w:tcPr>
+          <w:p>
+            <w:r>
+              <w:t>597</w:t>
+            </w:r>
+          </w:p>
+        </w:tc>
+      </w:tr>
+      <w:tr>
+        <w:tc>
+          <w:tcPr>
+            <w:tcW w:type="dxa" w:w="4320"/>
+          </w:tcPr>
+          <w:p>
+            <w:r>
+              <w:t>NZ_JACEET010000060.1</w:t>
+            </w:r>
+          </w:p>
+        </w:tc>
+        <w:tc>
+          <w:tcPr>
+            <w:tcW w:type="dxa" w:w="4320"/>
+          </w:tcPr>
+          <w:p>
+            <w:r>
+              <w:t>706</w:t>
+            </w:r>
+          </w:p>
+        </w:tc>
+      </w:tr>
+      <w:tr>
+        <w:tc>
+          <w:tcPr>
+            <w:tcW w:type="dxa" w:w="4320"/>
+          </w:tcPr>
+          <w:p>
+            <w:r>
+              <w:t>NZ_JACEET010000059.1</w:t>
+            </w:r>
+          </w:p>
+        </w:tc>
+        <w:tc>
+          <w:tcPr>
+            <w:tcW w:type="dxa" w:w="4320"/>
+          </w:tcPr>
+          <w:p>
+            <w:r>
+              <w:t>754</w:t>
+            </w:r>
+          </w:p>
+        </w:tc>
+      </w:tr>
+      <w:tr>
+        <w:tc>
+          <w:tcPr>
+            <w:tcW w:type="dxa" w:w="4320"/>
+          </w:tcPr>
+          <w:p>
+            <w:r>
+              <w:t>NZ_JACEET010000058.1</w:t>
+            </w:r>
+          </w:p>
+        </w:tc>
+        <w:tc>
+          <w:tcPr>
+            <w:tcW w:type="dxa" w:w="4320"/>
+          </w:tcPr>
+          <w:p>
+            <w:r>
+              <w:t>848</w:t>
+            </w:r>
+          </w:p>
+        </w:tc>
+      </w:tr>
+      <w:tr>
+        <w:tc>
+          <w:tcPr>
+            <w:tcW w:type="dxa" w:w="4320"/>
+          </w:tcPr>
+          <w:p>
+            <w:r>
+              <w:t>NZ_JACEET010000056.1</w:t>
+            </w:r>
+          </w:p>
+        </w:tc>
+        <w:tc>
+          <w:tcPr>
+            <w:tcW w:type="dxa" w:w="4320"/>
+          </w:tcPr>
+          <w:p>
+            <w:r>
+              <w:t>1255</w:t>
+            </w:r>
+          </w:p>
+        </w:tc>
+      </w:tr>
+      <w:tr>
+        <w:tc>
+          <w:tcPr>
+            <w:tcW w:type="dxa" w:w="4320"/>
+          </w:tcPr>
+          <w:p>
+            <w:r>
+              <w:t>NZ_JACEET010000054.1</w:t>
+            </w:r>
+          </w:p>
+        </w:tc>
+        <w:tc>
+          <w:tcPr>
+            <w:tcW w:type="dxa" w:w="4320"/>
+          </w:tcPr>
+          <w:p>
+            <w:r>
+              <w:t>1345</w:t>
+            </w:r>
+          </w:p>
+        </w:tc>
+      </w:tr>
+      <w:tr>
+        <w:tc>
+          <w:tcPr>
+            <w:tcW w:type="dxa" w:w="4320"/>
+          </w:tcPr>
+          <w:p>
+            <w:r>
+              <w:t>NZ_WSNT01000025.1</w:t>
+            </w:r>
+          </w:p>
+        </w:tc>
+        <w:tc>
+          <w:tcPr>
+            <w:tcW w:type="dxa" w:w="4320"/>
+          </w:tcPr>
+          <w:p>
+            <w:r>
+              <w:t>1045</w:t>
+            </w:r>
+          </w:p>
+        </w:tc>
+      </w:tr>
+      <w:tr>
+        <w:tc>
+          <w:tcPr>
+            <w:tcW w:type="dxa" w:w="4320"/>
+          </w:tcPr>
+          <w:p>
+            <w:r>
+              <w:t>NZ_WSNT01000021.1</w:t>
+            </w:r>
+          </w:p>
+        </w:tc>
+        <w:tc>
+          <w:tcPr>
+            <w:tcW w:type="dxa" w:w="4320"/>
+          </w:tcPr>
+          <w:p>
+            <w:r>
+              <w:t>1128</w:t>
+            </w:r>
+          </w:p>
+        </w:tc>
+      </w:tr>
+      <w:tr>
+        <w:tc>
+          <w:tcPr>
+            <w:tcW w:type="dxa" w:w="4320"/>
+          </w:tcPr>
+          <w:p>
+            <w:r>
+              <w:t>NZ_WSNT01000020.1</w:t>
+            </w:r>
+          </w:p>
+        </w:tc>
+        <w:tc>
+          <w:tcPr>
+            <w:tcW w:type="dxa" w:w="4320"/>
+          </w:tcPr>
+          <w:p>
+            <w:r>
+              <w:t>1133</w:t>
+            </w:r>
+          </w:p>
+        </w:tc>
+      </w:tr>
+      <w:tr>
+        <w:tc>
+          <w:tcPr>
+            <w:tcW w:type="dxa" w:w="4320"/>
+          </w:tcPr>
+          <w:p>
+            <w:r>
+              <w:t>NZ_WSNT01000017.1</w:t>
+            </w:r>
+          </w:p>
+        </w:tc>
+        <w:tc>
+          <w:tcPr>
+            <w:tcW w:type="dxa" w:w="4320"/>
+          </w:tcPr>
+          <w:p>
+            <w:r>
+              <w:t>1031</w:t>
+            </w:r>
+          </w:p>
+        </w:tc>
+      </w:tr>
+      <w:tr>
+        <w:tc>
+          <w:tcPr>
+            <w:tcW w:type="dxa" w:w="4320"/>
+          </w:tcPr>
+          <w:p>
+            <w:r>
+              <w:t>NZ_WSNT01000013.1</w:t>
+            </w:r>
+          </w:p>
+        </w:tc>
+        <w:tc>
+          <w:tcPr>
+            <w:tcW w:type="dxa" w:w="4320"/>
+          </w:tcPr>
+          <w:p>
+            <w:r>
+              <w:t>1026</w:t>
+            </w:r>
+          </w:p>
+        </w:tc>
+      </w:tr>
+      <w:tr>
+        <w:tc>
+          <w:tcPr>
+            <w:tcW w:type="dxa" w:w="4320"/>
+          </w:tcPr>
+          <w:p>
+            <w:r>
+              <w:t>NZ_WSNT01000012.1</w:t>
+            </w:r>
+          </w:p>
+        </w:tc>
+        <w:tc>
+          <w:tcPr>
+            <w:tcW w:type="dxa" w:w="4320"/>
+          </w:tcPr>
+          <w:p>
+            <w:r>
+              <w:t>1255</w:t>
+            </w:r>
+          </w:p>
+        </w:tc>
+      </w:tr>
+      <w:tr>
+        <w:tc>
+          <w:tcPr>
+            <w:tcW w:type="dxa" w:w="4320"/>
+          </w:tcPr>
+          <w:p>
+            <w:r>
+              <w:t>NZ_WSNT01000011.1</w:t>
+            </w:r>
+          </w:p>
+        </w:tc>
+        <w:tc>
+          <w:tcPr>
+            <w:tcW w:type="dxa" w:w="4320"/>
+          </w:tcPr>
+          <w:p>
+            <w:r>
+              <w:t>1263</w:t>
+            </w:r>
+          </w:p>
+        </w:tc>
+      </w:tr>
+      <w:tr>
+        <w:tc>
+          <w:tcPr>
+            <w:tcW w:type="dxa" w:w="4320"/>
+          </w:tcPr>
+          <w:p>
+            <w:r>
+              <w:t>NZ_WSNT01000002.1</w:t>
+            </w:r>
+          </w:p>
+        </w:tc>
+        <w:tc>
+          <w:tcPr>
+            <w:tcW w:type="dxa" w:w="4320"/>
+          </w:tcPr>
+          <w:p>
+            <w:r>
+              <w:t>1345</w:t>
+            </w:r>
+          </w:p>
+        </w:tc>
+      </w:tr>
+      <w:tr>
+        <w:tc>
+          <w:tcPr>
+            <w:tcW w:type="dxa" w:w="4320"/>
+          </w:tcPr>
+          <w:p>
+            <w:r>
+              <w:t>NZ_JCBAAR010000066.1</w:t>
+            </w:r>
+          </w:p>
+        </w:tc>
+        <w:tc>
+          <w:tcPr>
+            <w:tcW w:type="dxa" w:w="4320"/>
+          </w:tcPr>
+          <w:p>
+            <w:r>
+              <w:t>513</w:t>
+            </w:r>
+          </w:p>
+        </w:tc>
+      </w:tr>
+      <w:tr>
+        <w:tc>
+          <w:tcPr>
+            <w:tcW w:type="dxa" w:w="4320"/>
+          </w:tcPr>
+          <w:p>
+            <w:r>
+              <w:t>NZ_JCBAAR010000065.1</w:t>
+            </w:r>
+          </w:p>
+        </w:tc>
+        <w:tc>
+          <w:tcPr>
+            <w:tcW w:type="dxa" w:w="4320"/>
+          </w:tcPr>
+          <w:p>
+            <w:r>
+              <w:t>533</w:t>
+            </w:r>
+          </w:p>
+        </w:tc>
+      </w:tr>
+      <w:tr>
+        <w:tc>
+          <w:tcPr>
+            <w:tcW w:type="dxa" w:w="4320"/>
+          </w:tcPr>
+          <w:p>
+            <w:r>
+              <w:t>NZ_JCBAAR010000064.1</w:t>
+            </w:r>
+          </w:p>
+        </w:tc>
+        <w:tc>
+          <w:tcPr>
+            <w:tcW w:type="dxa" w:w="4320"/>
+          </w:tcPr>
+          <w:p>
+            <w:r>
+              <w:t>569</w:t>
+            </w:r>
+          </w:p>
+        </w:tc>
+      </w:tr>
+      <w:tr>
+        <w:tc>
+          <w:tcPr>
+            <w:tcW w:type="dxa" w:w="4320"/>
+          </w:tcPr>
+          <w:p>
+            <w:r>
+              <w:t>NZ_JCBAAR010000062.1</w:t>
+            </w:r>
+          </w:p>
+        </w:tc>
+        <w:tc>
+          <w:tcPr>
+            <w:tcW w:type="dxa" w:w="4320"/>
+          </w:tcPr>
+          <w:p>
+            <w:r>
+              <w:t>601</w:t>
+            </w:r>
+          </w:p>
+        </w:tc>
+      </w:tr>
+      <w:tr>
+        <w:tc>
+          <w:tcPr>
+            <w:tcW w:type="dxa" w:w="4320"/>
+          </w:tcPr>
+          <w:p>
+            <w:r>
+              <w:t>NZ_JCBAAR010000061.1</w:t>
+            </w:r>
+          </w:p>
+        </w:tc>
+        <w:tc>
+          <w:tcPr>
+            <w:tcW w:type="dxa" w:w="4320"/>
+          </w:tcPr>
+          <w:p>
+            <w:r>
+              <w:t>676</w:t>
+            </w:r>
+          </w:p>
+        </w:tc>
+      </w:tr>
+      <w:tr>
+        <w:tc>
+          <w:tcPr>
+            <w:tcW w:type="dxa" w:w="4320"/>
+          </w:tcPr>
+          <w:p>
+            <w:r>
+              <w:t>NZ_JCBAAR010000060.1</w:t>
+            </w:r>
+          </w:p>
+        </w:tc>
+        <w:tc>
+          <w:tcPr>
+            <w:tcW w:type="dxa" w:w="4320"/>
+          </w:tcPr>
+          <w:p>
+            <w:r>
+              <w:t>706</w:t>
+            </w:r>
+          </w:p>
+        </w:tc>
+      </w:tr>
+      <w:tr>
+        <w:tc>
+          <w:tcPr>
+            <w:tcW w:type="dxa" w:w="4320"/>
+          </w:tcPr>
+          <w:p>
+            <w:r>
+              <w:t>NZ_JCBAAR010000059.1</w:t>
+            </w:r>
+          </w:p>
+        </w:tc>
+        <w:tc>
+          <w:tcPr>
+            <w:tcW w:type="dxa" w:w="4320"/>
+          </w:tcPr>
+          <w:p>
+            <w:r>
+              <w:t>734</w:t>
+            </w:r>
+          </w:p>
+        </w:tc>
+      </w:tr>
+      <w:tr>
+        <w:tc>
+          <w:tcPr>
+            <w:tcW w:type="dxa" w:w="4320"/>
+          </w:tcPr>
+          <w:p>
+            <w:r>
+              <w:t>NZ_JCBAAR010000058.1</w:t>
+            </w:r>
+          </w:p>
+        </w:tc>
+        <w:tc>
+          <w:tcPr>
+            <w:tcW w:type="dxa" w:w="4320"/>
+          </w:tcPr>
+          <w:p>
+            <w:r>
+              <w:t>754</w:t>
+            </w:r>
+          </w:p>
+        </w:tc>
+      </w:tr>
+      <w:tr>
+        <w:tc>
+          <w:tcPr>
+            <w:tcW w:type="dxa" w:w="4320"/>
+          </w:tcPr>
+          <w:p>
+            <w:r>
+              <w:t>NZ_JCBAAR010000057.1</w:t>
+            </w:r>
+          </w:p>
+        </w:tc>
+        <w:tc>
+          <w:tcPr>
+            <w:tcW w:type="dxa" w:w="4320"/>
+          </w:tcPr>
+          <w:p>
+            <w:r>
+              <w:t>848</w:t>
+            </w:r>
+          </w:p>
+        </w:tc>
+      </w:tr>
+      <w:tr>
+        <w:tc>
+          <w:tcPr>
+            <w:tcW w:type="dxa" w:w="4320"/>
+          </w:tcPr>
+          <w:p>
+            <w:r>
+              <w:t>NZ_JCBAAR010000055.1</w:t>
+            </w:r>
+          </w:p>
+        </w:tc>
+        <w:tc>
+          <w:tcPr>
+            <w:tcW w:type="dxa" w:w="4320"/>
+          </w:tcPr>
+          <w:p>
+            <w:r>
+              <w:t>1255</w:t>
+            </w:r>
+          </w:p>
+        </w:tc>
+      </w:tr>
+      <w:tr>
+        <w:tc>
+          <w:tcPr>
+            <w:tcW w:type="dxa" w:w="4320"/>
+          </w:tcPr>
+          <w:p>
+            <w:r>
+              <w:t>NZ_JCBAAR010000054.1</w:t>
+            </w:r>
+          </w:p>
+        </w:tc>
+        <w:tc>
+          <w:tcPr>
+            <w:tcW w:type="dxa" w:w="4320"/>
+          </w:tcPr>
+          <w:p>
+            <w:r>
+              <w:t>1345</w:t>
+            </w:r>
+          </w:p>
+        </w:tc>
+      </w:tr>
+      <w:tr>
+        <w:tc>
+          <w:tcPr>
+            <w:tcW w:type="dxa" w:w="4320"/>
+          </w:tcPr>
+          <w:p>
+            <w:r>
+              <w:t>NZ_JACASS010000103.1</w:t>
+            </w:r>
+          </w:p>
+        </w:tc>
+        <w:tc>
+          <w:tcPr>
+            <w:tcW w:type="dxa" w:w="4320"/>
+          </w:tcPr>
+          <w:p>
+            <w:r>
+              <w:t>587</w:t>
+            </w:r>
+          </w:p>
+        </w:tc>
+      </w:tr>
+      <w:tr>
+        <w:tc>
+          <w:tcPr>
+            <w:tcW w:type="dxa" w:w="4320"/>
+          </w:tcPr>
+          <w:p>
+            <w:r>
+              <w:t>NZ_JACASS010000102.1</w:t>
+            </w:r>
+          </w:p>
+        </w:tc>
+        <w:tc>
+          <w:tcPr>
+            <w:tcW w:type="dxa" w:w="4320"/>
+          </w:tcPr>
+          <w:p>
+            <w:r>
+              <w:t>636</w:t>
+            </w:r>
+          </w:p>
+        </w:tc>
+      </w:tr>
+      <w:tr>
+        <w:tc>
+          <w:tcPr>
+            <w:tcW w:type="dxa" w:w="4320"/>
+          </w:tcPr>
+          <w:p>
+            <w:r>
+              <w:t>NZ_JACASS010000101.1</w:t>
+            </w:r>
+          </w:p>
+        </w:tc>
+        <w:tc>
+          <w:tcPr>
+            <w:tcW w:type="dxa" w:w="4320"/>
+          </w:tcPr>
+          <w:p>
+            <w:r>
+              <w:t>645</w:t>
+            </w:r>
+          </w:p>
+        </w:tc>
+      </w:tr>
+      <w:tr>
+        <w:tc>
+          <w:tcPr>
+            <w:tcW w:type="dxa" w:w="4320"/>
+          </w:tcPr>
+          <w:p>
+            <w:r>
+              <w:t>NZ_JACASS010000100.1</w:t>
+            </w:r>
+          </w:p>
+        </w:tc>
+        <w:tc>
+          <w:tcPr>
+            <w:tcW w:type="dxa" w:w="4320"/>
+          </w:tcPr>
+          <w:p>
+            <w:r>
+              <w:t>679</w:t>
+            </w:r>
+          </w:p>
+        </w:tc>
+      </w:tr>
+      <w:tr>
+        <w:tc>
+          <w:tcPr>
+            <w:tcW w:type="dxa" w:w="4320"/>
+          </w:tcPr>
+          <w:p>
+            <w:r>
+              <w:t>NZ_JACASS010000099.1</w:t>
+            </w:r>
+          </w:p>
+        </w:tc>
+        <w:tc>
+          <w:tcPr>
+            <w:tcW w:type="dxa" w:w="4320"/>
+          </w:tcPr>
+          <w:p>
+            <w:r>
+              <w:t>706</w:t>
+            </w:r>
+          </w:p>
+        </w:tc>
+      </w:tr>
+      <w:tr>
+        <w:tc>
+          <w:tcPr>
+            <w:tcW w:type="dxa" w:w="4320"/>
+          </w:tcPr>
+          <w:p>
+            <w:r>
+              <w:t>NZ_JACASS010000098.1</w:t>
+            </w:r>
+          </w:p>
+        </w:tc>
+        <w:tc>
+          <w:tcPr>
+            <w:tcW w:type="dxa" w:w="4320"/>
+          </w:tcPr>
+          <w:p>
+            <w:r>
+              <w:t>926</w:t>
+            </w:r>
+          </w:p>
+        </w:tc>
+      </w:tr>
+      <w:tr>
+        <w:tc>
+          <w:tcPr>
+            <w:tcW w:type="dxa" w:w="4320"/>
+          </w:tcPr>
+          <w:p>
+            <w:r>
+              <w:t>NZ_JACASS010000097.1</w:t>
+            </w:r>
+          </w:p>
+        </w:tc>
+        <w:tc>
+          <w:tcPr>
+            <w:tcW w:type="dxa" w:w="4320"/>
+          </w:tcPr>
+          <w:p>
+            <w:r>
+              <w:t>991</w:t>
+            </w:r>
+          </w:p>
+        </w:tc>
+      </w:tr>
+      <w:tr>
+        <w:tc>
+          <w:tcPr>
+            <w:tcW w:type="dxa" w:w="4320"/>
+          </w:tcPr>
+          <w:p>
+            <w:r>
+              <w:t>NZ_JACASS010000096.1</w:t>
+            </w:r>
+          </w:p>
+        </w:tc>
+        <w:tc>
+          <w:tcPr>
+            <w:tcW w:type="dxa" w:w="4320"/>
+          </w:tcPr>
+          <w:p>
+            <w:r>
+              <w:t>1031</w:t>
+            </w:r>
+          </w:p>
+        </w:tc>
+      </w:tr>
+      <w:tr>
+        <w:tc>
+          <w:tcPr>
+            <w:tcW w:type="dxa" w:w="4320"/>
+          </w:tcPr>
+          <w:p>
+            <w:r>
+              <w:t>NZ_JACASS010000095.1</w:t>
+            </w:r>
+          </w:p>
+        </w:tc>
+        <w:tc>
+          <w:tcPr>
+            <w:tcW w:type="dxa" w:w="4320"/>
+          </w:tcPr>
+          <w:p>
+            <w:r>
+              <w:t>1054</w:t>
+            </w:r>
+          </w:p>
+        </w:tc>
+      </w:tr>
+      <w:tr>
+        <w:tc>
+          <w:tcPr>
+            <w:tcW w:type="dxa" w:w="4320"/>
+          </w:tcPr>
+          <w:p>
+            <w:r>
+              <w:t>NZ_JACASS010000094.1</w:t>
+            </w:r>
+          </w:p>
+        </w:tc>
+        <w:tc>
+          <w:tcPr>
+            <w:tcW w:type="dxa" w:w="4320"/>
+          </w:tcPr>
+          <w:p>
+            <w:r>
+              <w:t>1095</w:t>
+            </w:r>
+          </w:p>
+        </w:tc>
+      </w:tr>
+      <w:tr>
+        <w:tc>
+          <w:tcPr>
+            <w:tcW w:type="dxa" w:w="4320"/>
+          </w:tcPr>
+          <w:p>
+            <w:r>
+              <w:t>NZ_JACASS010000093.1</w:t>
+            </w:r>
+          </w:p>
+        </w:tc>
+        <w:tc>
+          <w:tcPr>
+            <w:tcW w:type="dxa" w:w="4320"/>
+          </w:tcPr>
+          <w:p>
+            <w:r>
+              <w:t>1206</w:t>
+            </w:r>
+          </w:p>
+        </w:tc>
+      </w:tr>
+      <w:tr>
+        <w:tc>
+          <w:tcPr>
+            <w:tcW w:type="dxa" w:w="4320"/>
+          </w:tcPr>
+          <w:p>
+            <w:r>
+              <w:t>NZ_JACASS010000092.1</w:t>
+            </w:r>
+          </w:p>
+        </w:tc>
+        <w:tc>
+          <w:tcPr>
+            <w:tcW w:type="dxa" w:w="4320"/>
+          </w:tcPr>
+          <w:p>
+            <w:r>
+              <w:t>1210</w:t>
+            </w:r>
+          </w:p>
+        </w:tc>
+      </w:tr>
+      <w:tr>
+        <w:tc>
+          <w:tcPr>
+            <w:tcW w:type="dxa" w:w="4320"/>
+          </w:tcPr>
+          <w:p>
+            <w:r>
+              <w:t>NZ_JACASS010000091.1</w:t>
+            </w:r>
+          </w:p>
+        </w:tc>
+        <w:tc>
+          <w:tcPr>
+            <w:tcW w:type="dxa" w:w="4320"/>
+          </w:tcPr>
+          <w:p>
+            <w:r>
+              <w:t>1232</w:t>
+            </w:r>
+          </w:p>
+        </w:tc>
+      </w:tr>
+      <w:tr>
+        <w:tc>
+          <w:tcPr>
+            <w:tcW w:type="dxa" w:w="4320"/>
+          </w:tcPr>
+          <w:p>
+            <w:r>
+              <w:t>NZ_JACASS010000090.1</w:t>
+            </w:r>
+          </w:p>
+        </w:tc>
+        <w:tc>
+          <w:tcPr>
+            <w:tcW w:type="dxa" w:w="4320"/>
+          </w:tcPr>
+          <w:p>
+            <w:r>
+              <w:t>1301</w:t>
+            </w:r>
+          </w:p>
+        </w:tc>
+      </w:tr>
+      <w:tr>
+        <w:tc>
+          <w:tcPr>
+            <w:tcW w:type="dxa" w:w="4320"/>
+          </w:tcPr>
+          <w:p>
+            <w:r>
+              <w:t>NZ_JACASS010000089.1</w:t>
+            </w:r>
+          </w:p>
+        </w:tc>
+        <w:tc>
+          <w:tcPr>
+            <w:tcW w:type="dxa" w:w="4320"/>
+          </w:tcPr>
+          <w:p>
+            <w:r>
+              <w:t>1345</w:t>
+            </w:r>
+          </w:p>
+        </w:tc>
+      </w:tr>
+      <w:tr>
+        <w:tc>
+          <w:tcPr>
+            <w:tcW w:type="dxa" w:w="4320"/>
+          </w:tcPr>
+          <w:p>
+            <w:r>
+              <w:t>NZ_JACASS010000088.1</w:t>
+            </w:r>
+          </w:p>
+        </w:tc>
+        <w:tc>
+          <w:tcPr>
+            <w:tcW w:type="dxa" w:w="4320"/>
+          </w:tcPr>
+          <w:p>
+            <w:r>
+              <w:t>1378</w:t>
+            </w:r>
+          </w:p>
+        </w:tc>
+      </w:tr>
+      <w:tr>
+        <w:tc>
+          <w:tcPr>
+            <w:tcW w:type="dxa" w:w="4320"/>
+          </w:tcPr>
+          <w:p>
+            <w:r>
+              <w:t>NZ_JACASS010000087.1</w:t>
+            </w:r>
+          </w:p>
+        </w:tc>
+        <w:tc>
+          <w:tcPr>
+            <w:tcW w:type="dxa" w:w="4320"/>
+          </w:tcPr>
+          <w:p>
+            <w:r>
+              <w:t>1466</w:t>
+            </w:r>
+          </w:p>
+        </w:tc>
+      </w:tr>
+      <w:tr>
+        <w:tc>
+          <w:tcPr>
+            <w:tcW w:type="dxa" w:w="4320"/>
+          </w:tcPr>
+          <w:p>
+            <w:r>
+              <w:t>PQ790158.1</w:t>
+            </w:r>
+          </w:p>
+        </w:tc>
+        <w:tc>
+          <w:tcPr>
+            <w:tcW w:type="dxa" w:w="4320"/>
+          </w:tcPr>
+          <w:p>
+            <w:r>
+              <w:t>909</w:t>
+            </w:r>
+          </w:p>
+        </w:tc>
+      </w:tr>
+      <w:tr>
+        <w:tc>
+          <w:tcPr>
+            <w:tcW w:type="dxa" w:w="4320"/>
+          </w:tcPr>
+          <w:p>
+            <w:r>
+              <w:t>NZ_JACASR010000111.1</w:t>
+            </w:r>
+          </w:p>
+        </w:tc>
+        <w:tc>
+          <w:tcPr>
+            <w:tcW w:type="dxa" w:w="4320"/>
+          </w:tcPr>
+          <w:p>
+            <w:r>
+              <w:t>404</w:t>
+            </w:r>
+          </w:p>
+        </w:tc>
+      </w:tr>
+      <w:tr>
+        <w:tc>
+          <w:tcPr>
+            <w:tcW w:type="dxa" w:w="4320"/>
+          </w:tcPr>
+          <w:p>
+            <w:r>
+              <w:t>NZ_JACASR010000110.1</w:t>
+            </w:r>
+          </w:p>
+        </w:tc>
+        <w:tc>
+          <w:tcPr>
+            <w:tcW w:type="dxa" w:w="4320"/>
+          </w:tcPr>
+          <w:p>
+            <w:r>
+              <w:t>412</w:t>
+            </w:r>
+          </w:p>
+        </w:tc>
+      </w:tr>
+      <w:tr>
+        <w:tc>
+          <w:tcPr>
+            <w:tcW w:type="dxa" w:w="4320"/>
+          </w:tcPr>
+          <w:p>
+            <w:r>
+              <w:t>NZ_JACASR010000109.1</w:t>
+            </w:r>
+          </w:p>
+        </w:tc>
+        <w:tc>
+          <w:tcPr>
+            <w:tcW w:type="dxa" w:w="4320"/>
+          </w:tcPr>
+          <w:p>
+            <w:r>
+              <w:t>439</w:t>
+            </w:r>
+          </w:p>
+        </w:tc>
+      </w:tr>
+      <w:tr>
+        <w:tc>
+          <w:tcPr>
+            <w:tcW w:type="dxa" w:w="4320"/>
+          </w:tcPr>
+          <w:p>
+            <w:r>
+              <w:t>NZ_JACASR010000108.1</w:t>
+            </w:r>
+          </w:p>
+        </w:tc>
+        <w:tc>
+          <w:tcPr>
+            <w:tcW w:type="dxa" w:w="4320"/>
+          </w:tcPr>
+          <w:p>
+            <w:r>
+              <w:t>458</w:t>
+            </w:r>
+          </w:p>
+        </w:tc>
+      </w:tr>
+      <w:tr>
+        <w:tc>
+          <w:tcPr>
+            <w:tcW w:type="dxa" w:w="4320"/>
+          </w:tcPr>
+          <w:p>
+            <w:r>
+              <w:t>NZ_JACASR010000107.1</w:t>
+            </w:r>
+          </w:p>
+        </w:tc>
+        <w:tc>
+          <w:tcPr>
+            <w:tcW w:type="dxa" w:w="4320"/>
+          </w:tcPr>
+          <w:p>
+            <w:r>
+              <w:t>474</w:t>
+            </w:r>
+          </w:p>
+        </w:tc>
+      </w:tr>
+      <w:tr>
+        <w:tc>
+          <w:tcPr>
+            <w:tcW w:type="dxa" w:w="4320"/>
+          </w:tcPr>
+          <w:p>
+            <w:r>
+              <w:t>NZ_JACASR010000105.1</w:t>
+            </w:r>
+          </w:p>
+        </w:tc>
+        <w:tc>
+          <w:tcPr>
+            <w:tcW w:type="dxa" w:w="4320"/>
+          </w:tcPr>
+          <w:p>
+            <w:r>
+              <w:t>531</w:t>
+            </w:r>
+          </w:p>
+        </w:tc>
+      </w:tr>
+      <w:tr>
+        <w:tc>
+          <w:tcPr>
+            <w:tcW w:type="dxa" w:w="4320"/>
+          </w:tcPr>
+          <w:p>
+            <w:r>
+              <w:t>NZ_JACASR010000104.1</w:t>
+            </w:r>
+          </w:p>
+        </w:tc>
+        <w:tc>
+          <w:tcPr>
+            <w:tcW w:type="dxa" w:w="4320"/>
+          </w:tcPr>
+          <w:p>
+            <w:r>
+              <w:t>555</w:t>
+            </w:r>
+          </w:p>
+        </w:tc>
+      </w:tr>
+      <w:tr>
+        <w:tc>
+          <w:tcPr>
+            <w:tcW w:type="dxa" w:w="4320"/>
+          </w:tcPr>
+          <w:p>
+            <w:r>
+              <w:t>NZ_JACASR010000103.1</w:t>
+            </w:r>
+          </w:p>
+        </w:tc>
+        <w:tc>
+          <w:tcPr>
+            <w:tcW w:type="dxa" w:w="4320"/>
+          </w:tcPr>
+          <w:p>
+            <w:r>
+              <w:t>657</w:t>
+            </w:r>
+          </w:p>
+        </w:tc>
+      </w:tr>
+      <w:tr>
+        <w:tc>
+          <w:tcPr>
+            <w:tcW w:type="dxa" w:w="4320"/>
+          </w:tcPr>
+          <w:p>
+            <w:r>
+              <w:t>NZ_JACASR010000100.1</w:t>
+            </w:r>
+          </w:p>
+        </w:tc>
+        <w:tc>
+          <w:tcPr>
+            <w:tcW w:type="dxa" w:w="4320"/>
+          </w:tcPr>
+          <w:p>
+            <w:r>
+              <w:t>706</w:t>
+            </w:r>
+          </w:p>
+        </w:tc>
+      </w:tr>
+      <w:tr>
+        <w:tc>
+          <w:tcPr>
+            <w:tcW w:type="dxa" w:w="4320"/>
+          </w:tcPr>
+          <w:p>
+            <w:r>
+              <w:t>NZ_JACASR010000099.1</w:t>
+            </w:r>
+          </w:p>
+        </w:tc>
+        <w:tc>
+          <w:tcPr>
+            <w:tcW w:type="dxa" w:w="4320"/>
+          </w:tcPr>
+          <w:p>
+            <w:r>
+              <w:t>769</w:t>
+            </w:r>
+          </w:p>
+        </w:tc>
+      </w:tr>
+      <w:tr>
+        <w:tc>
+          <w:tcPr>
+            <w:tcW w:type="dxa" w:w="4320"/>
+          </w:tcPr>
+          <w:p>
+            <w:r>
+              <w:t>NZ_JACASR010000098.1</w:t>
+            </w:r>
+          </w:p>
+        </w:tc>
+        <w:tc>
+          <w:tcPr>
+            <w:tcW w:type="dxa" w:w="4320"/>
+          </w:tcPr>
+          <w:p>
+            <w:r>
+              <w:t>926</w:t>
+            </w:r>
+          </w:p>
+        </w:tc>
+      </w:tr>
+      <w:tr>
+        <w:tc>
+          <w:tcPr>
+            <w:tcW w:type="dxa" w:w="4320"/>
+          </w:tcPr>
+          <w:p>
+            <w:r>
+              <w:t>NZ_JACASR010000097.1</w:t>
+            </w:r>
+          </w:p>
+        </w:tc>
+        <w:tc>
+          <w:tcPr>
+            <w:tcW w:type="dxa" w:w="4320"/>
+          </w:tcPr>
+          <w:p>
+            <w:r>
+              <w:t>991</w:t>
+            </w:r>
+          </w:p>
+        </w:tc>
+      </w:tr>
+      <w:tr>
+        <w:tc>
+          <w:tcPr>
+            <w:tcW w:type="dxa" w:w="4320"/>
+          </w:tcPr>
+          <w:p>
+            <w:r>
+              <w:t>NZ_JACASR010000096.1</w:t>
+            </w:r>
+          </w:p>
+        </w:tc>
+        <w:tc>
+          <w:tcPr>
+            <w:tcW w:type="dxa" w:w="4320"/>
+          </w:tcPr>
+          <w:p>
+            <w:r>
+              <w:t>1028</w:t>
+            </w:r>
+          </w:p>
+        </w:tc>
+      </w:tr>
+      <w:tr>
+        <w:tc>
+          <w:tcPr>
+            <w:tcW w:type="dxa" w:w="4320"/>
+          </w:tcPr>
+          <w:p>
+            <w:r>
+              <w:t>NZ_JACASR010000095.1</w:t>
+            </w:r>
+          </w:p>
+        </w:tc>
+        <w:tc>
+          <w:tcPr>
+            <w:tcW w:type="dxa" w:w="4320"/>
+          </w:tcPr>
+          <w:p>
+            <w:r>
+              <w:t>1067</w:t>
+            </w:r>
+          </w:p>
+        </w:tc>
+      </w:tr>
+      <w:tr>
+        <w:tc>
+          <w:tcPr>
+            <w:tcW w:type="dxa" w:w="4320"/>
+          </w:tcPr>
+          <w:p>
+            <w:r>
+              <w:t>NZ_JACASR010000094.1</w:t>
+            </w:r>
+          </w:p>
+        </w:tc>
+        <w:tc>
+          <w:tcPr>
+            <w:tcW w:type="dxa" w:w="4320"/>
+          </w:tcPr>
+          <w:p>
+            <w:r>
+              <w:t>1095</w:t>
+            </w:r>
+          </w:p>
+        </w:tc>
+      </w:tr>
+      <w:tr>
+        <w:tc>
+          <w:tcPr>
+            <w:tcW w:type="dxa" w:w="4320"/>
+          </w:tcPr>
+          <w:p>
+            <w:r>
+              <w:t>NZ_JACASR010000093.1</w:t>
+            </w:r>
+          </w:p>
+        </w:tc>
+        <w:tc>
+          <w:tcPr>
+            <w:tcW w:type="dxa" w:w="4320"/>
+          </w:tcPr>
+          <w:p>
+            <w:r>
+              <w:t>1127</w:t>
+            </w:r>
+          </w:p>
+        </w:tc>
+      </w:tr>
+      <w:tr>
+        <w:tc>
+          <w:tcPr>
+            <w:tcW w:type="dxa" w:w="4320"/>
+          </w:tcPr>
+          <w:p>
+            <w:r>
+              <w:t>NZ_JACASR010000092.1</w:t>
+            </w:r>
+          </w:p>
+        </w:tc>
+        <w:tc>
+          <w:tcPr>
+            <w:tcW w:type="dxa" w:w="4320"/>
+          </w:tcPr>
+          <w:p>
+            <w:r>
+              <w:t>1159</w:t>
+            </w:r>
+          </w:p>
+        </w:tc>
+      </w:tr>
+      <w:tr>
+        <w:tc>
+          <w:tcPr>
+            <w:tcW w:type="dxa" w:w="4320"/>
+          </w:tcPr>
+          <w:p>
+            <w:r>
+              <w:t>NZ_JACASR010000091.1</w:t>
+            </w:r>
+          </w:p>
+        </w:tc>
+        <w:tc>
+          <w:tcPr>
+            <w:tcW w:type="dxa" w:w="4320"/>
+          </w:tcPr>
+          <w:p>
+            <w:r>
+              <w:t>1210</w:t>
+            </w:r>
+          </w:p>
+        </w:tc>
+      </w:tr>
+      <w:tr>
+        <w:tc>
+          <w:tcPr>
+            <w:tcW w:type="dxa" w:w="4320"/>
+          </w:tcPr>
+          <w:p>
+            <w:r>
+              <w:t>NZ_JACASR010000090.1</w:t>
+            </w:r>
+          </w:p>
+        </w:tc>
+        <w:tc>
+          <w:tcPr>
+            <w:tcW w:type="dxa" w:w="4320"/>
+          </w:tcPr>
+          <w:p>
+            <w:r>
+              <w:t>1232</w:t>
+            </w:r>
+          </w:p>
+        </w:tc>
+      </w:tr>
+      <w:tr>
+        <w:tc>
+          <w:tcPr>
+            <w:tcW w:type="dxa" w:w="4320"/>
+          </w:tcPr>
+          <w:p>
+            <w:r>
+              <w:t>NZ_JACASR010000089.1</w:t>
+            </w:r>
+          </w:p>
+        </w:tc>
+        <w:tc>
+          <w:tcPr>
+            <w:tcW w:type="dxa" w:w="4320"/>
+          </w:tcPr>
+          <w:p>
+            <w:r>
+              <w:t>1345</w:t>
+            </w:r>
+          </w:p>
+        </w:tc>
+      </w:tr>
+      <w:tr>
+        <w:tc>
+          <w:tcPr>
+            <w:tcW w:type="dxa" w:w="4320"/>
+          </w:tcPr>
+          <w:p>
+            <w:r>
+              <w:t>NZ_JACASR010000088.1</w:t>
+            </w:r>
+          </w:p>
+        </w:tc>
+        <w:tc>
+          <w:tcPr>
+            <w:tcW w:type="dxa" w:w="4320"/>
+          </w:tcPr>
+          <w:p>
+            <w:r>
+              <w:t>1466</w:t>
+            </w:r>
+          </w:p>
+        </w:tc>
+      </w:tr>
+      <w:tr>
+        <w:tc>
+          <w:tcPr>
+            <w:tcW w:type="dxa" w:w="4320"/>
+          </w:tcPr>
+          <w:p>
+            <w:r>
+              <w:t>NZ_JAIXNY010000095.1</w:t>
+            </w:r>
+          </w:p>
+        </w:tc>
+        <w:tc>
+          <w:tcPr>
+            <w:tcW w:type="dxa" w:w="4320"/>
+          </w:tcPr>
+          <w:p>
+            <w:r>
+              <w:t>405</w:t>
+            </w:r>
+          </w:p>
+        </w:tc>
+      </w:tr>
+      <w:tr>
+        <w:tc>
+          <w:tcPr>
+            <w:tcW w:type="dxa" w:w="4320"/>
+          </w:tcPr>
+          <w:p>
+            <w:r>
+              <w:t>NZ_JAIXNY010000094.1</w:t>
+            </w:r>
+          </w:p>
+        </w:tc>
+        <w:tc>
+          <w:tcPr>
+            <w:tcW w:type="dxa" w:w="4320"/>
+          </w:tcPr>
+          <w:p>
+            <w:r>
+              <w:t>429</w:t>
+            </w:r>
+          </w:p>
+        </w:tc>
+      </w:tr>
+      <w:tr>
+        <w:tc>
+          <w:tcPr>
+            <w:tcW w:type="dxa" w:w="4320"/>
+          </w:tcPr>
+          <w:p>
+            <w:r>
+              <w:t>NZ_JAIXNY010000089.1</w:t>
+            </w:r>
+          </w:p>
+        </w:tc>
+        <w:tc>
+          <w:tcPr>
+            <w:tcW w:type="dxa" w:w="4320"/>
+          </w:tcPr>
+          <w:p>
+            <w:r>
+              <w:t>511</w:t>
+            </w:r>
+          </w:p>
+        </w:tc>
+      </w:tr>
+      <w:tr>
+        <w:tc>
+          <w:tcPr>
+            <w:tcW w:type="dxa" w:w="4320"/>
+          </w:tcPr>
+          <w:p>
+            <w:r>
+              <w:t>NZ_JAIXNY010000087.1</w:t>
+            </w:r>
+          </w:p>
+        </w:tc>
+        <w:tc>
+          <w:tcPr>
+            <w:tcW w:type="dxa" w:w="4320"/>
+          </w:tcPr>
+          <w:p>
+            <w:r>
+              <w:t>551</w:t>
+            </w:r>
+          </w:p>
+        </w:tc>
+      </w:tr>
+      <w:tr>
+        <w:tc>
+          <w:tcPr>
+            <w:tcW w:type="dxa" w:w="4320"/>
+          </w:tcPr>
+          <w:p>
+            <w:r>
+              <w:t>NZ_JAIXNY010000086.1</w:t>
+            </w:r>
+          </w:p>
+        </w:tc>
+        <w:tc>
+          <w:tcPr>
+            <w:tcW w:type="dxa" w:w="4320"/>
+          </w:tcPr>
+          <w:p>
+            <w:r>
+              <w:t>569</w:t>
+            </w:r>
+          </w:p>
+        </w:tc>
+      </w:tr>
+      <w:tr>
+        <w:tc>
+          <w:tcPr>
+            <w:tcW w:type="dxa" w:w="4320"/>
+          </w:tcPr>
+          <w:p>
+            <w:r>
+              <w:t>NZ_JAIXNY010000085.1</w:t>
+            </w:r>
+          </w:p>
+        </w:tc>
+        <w:tc>
+          <w:tcPr>
+            <w:tcW w:type="dxa" w:w="4320"/>
+          </w:tcPr>
+          <w:p>
+            <w:r>
+              <w:t>570</w:t>
+            </w:r>
+          </w:p>
+        </w:tc>
+      </w:tr>
+      <w:tr>
+        <w:tc>
+          <w:tcPr>
+            <w:tcW w:type="dxa" w:w="4320"/>
+          </w:tcPr>
+          <w:p>
+            <w:r>
+              <w:t>NZ_JAIXNY010000084.1</w:t>
+            </w:r>
+          </w:p>
+        </w:tc>
+        <w:tc>
+          <w:tcPr>
+            <w:tcW w:type="dxa" w:w="4320"/>
+          </w:tcPr>
+          <w:p>
+            <w:r>
+              <w:t>706</w:t>
+            </w:r>
+          </w:p>
+        </w:tc>
+      </w:tr>
+      <w:tr>
+        <w:tc>
+          <w:tcPr>
+            <w:tcW w:type="dxa" w:w="4320"/>
+          </w:tcPr>
+          <w:p>
+            <w:r>
+              <w:t>NZ_JAIXNY010000083.1</w:t>
+            </w:r>
+          </w:p>
+        </w:tc>
+        <w:tc>
+          <w:tcPr>
+            <w:tcW w:type="dxa" w:w="4320"/>
+          </w:tcPr>
+          <w:p>
+            <w:r>
+              <w:t>718</w:t>
+            </w:r>
+          </w:p>
+        </w:tc>
+      </w:tr>
+      <w:tr>
+        <w:tc>
+          <w:tcPr>
+            <w:tcW w:type="dxa" w:w="4320"/>
+          </w:tcPr>
+          <w:p>
+            <w:r>
+              <w:t>NZ_JAIXNY010000081.1</w:t>
+            </w:r>
+          </w:p>
+        </w:tc>
+        <w:tc>
+          <w:tcPr>
+            <w:tcW w:type="dxa" w:w="4320"/>
+          </w:tcPr>
+          <w:p>
+            <w:r>
+              <w:t>823</w:t>
+            </w:r>
+          </w:p>
+        </w:tc>
+      </w:tr>
+      <w:tr>
+        <w:tc>
+          <w:tcPr>
+            <w:tcW w:type="dxa" w:w="4320"/>
+          </w:tcPr>
+          <w:p>
+            <w:r>
+              <w:t>NZ_JAIXNY010000080.1</w:t>
+            </w:r>
+          </w:p>
+        </w:tc>
+        <w:tc>
+          <w:tcPr>
+            <w:tcW w:type="dxa" w:w="4320"/>
+          </w:tcPr>
+          <w:p>
+            <w:r>
+              <w:t>848</w:t>
+            </w:r>
+          </w:p>
+        </w:tc>
+      </w:tr>
+      <w:tr>
+        <w:tc>
+          <w:tcPr>
+            <w:tcW w:type="dxa" w:w="4320"/>
+          </w:tcPr>
+          <w:p>
+            <w:r>
+              <w:t>NZ_JAIXNY010000079.1</w:t>
+            </w:r>
+          </w:p>
+        </w:tc>
+        <w:tc>
+          <w:tcPr>
+            <w:tcW w:type="dxa" w:w="4320"/>
+          </w:tcPr>
+          <w:p>
+            <w:r>
+              <w:t>1004</w:t>
+            </w:r>
+          </w:p>
+        </w:tc>
+      </w:tr>
+    </w:tbl>
+    <w:p>
+      <w:pPr>
+        <w:pStyle w:val="Heading1"/>
+      </w:pPr>
+      <w:r>
         <w:t>References</w:t>
       </w:r>
     </w:p>
